--- a/Output/REDI Report Draft 2.docx
+++ b/Output/REDI Report Draft 2.docx
@@ -123,7 +123,7 @@
                         <a:ln/>
                         <a:extLst>
                           <a:ext uri="{C572A759-6A51-4108-AA02-DFA0A04FC94B}">
-                            <ma14:wrappingTextBoxFlag xmlns="" xmlns:mo="http://schemas.microsoft.com/office/mac/office/2008/main" xmlns:mv="urn:schemas-microsoft-com:mac:vml" xmlns:o="urn:schemas-microsoft-com:office:office" xmlns:v="urn:schemas-microsoft-com:vml" xmlns:w10="urn:schemas-microsoft-com:office:word" xmlns:w="http://schemas.openxmlformats.org/wordprocessingml/2006/main" xmlns:ma14="http://schemas.microsoft.com/office/mac/drawingml/2011/main"/>
+                            <ma14:wrappingTextBoxFlag xmlns:ma14="http://schemas.microsoft.com/office/mac/drawingml/2011/main" xmlns:w="http://schemas.openxmlformats.org/wordprocessingml/2006/main" xmlns:w10="urn:schemas-microsoft-com:office:word" xmlns:v="urn:schemas-microsoft-com:vml" xmlns:o="urn:schemas-microsoft-com:office:office" xmlns:mv="urn:schemas-microsoft-com:mac:vml" xmlns:mo="http://schemas.microsoft.com/office/mac/office/2008/main" xmlns=""/>
                           </a:ext>
                         </a:extLst>
                       </wps:spPr>
@@ -1227,10 +1227,10 @@
           <w:noProof/>
         </w:rPr>
         <w:drawing>
-          <wp:inline distT="0" distB="0" distL="0" distR="0" wp14:anchorId="62FA5CB5" wp14:editId="10BC7A42">
-            <wp:extent cx="5800725" cy="1495425"/>
-            <wp:effectExtent l="9525" t="9525" r="9525" b="9525"/>
-            <wp:docPr id="884345511" name="Picture 884345511" descr="A screenshot of a graph&#10;&#10;AI-generated content may be incorrect."/>
+          <wp:inline distT="0" distB="0" distL="0" distR="0" wp14:anchorId="62FA5CB5" wp14:editId="2D2C92CE">
+            <wp:extent cx="3854518" cy="1495425"/>
+            <wp:effectExtent l="19050" t="19050" r="12700" b="9525"/>
+            <wp:docPr id="884345511" name="Picture 884345511"/>
             <wp:cNvGraphicFramePr>
               <a:graphicFrameLocks xmlns:a="http://schemas.openxmlformats.org/drawingml/2006/main" noChangeAspect="1"/>
             </wp:cNvGraphicFramePr>
@@ -1238,7 +1238,7 @@
               <a:graphicData uri="http://schemas.openxmlformats.org/drawingml/2006/picture">
                 <pic:pic xmlns:pic="http://schemas.openxmlformats.org/drawingml/2006/picture">
                   <pic:nvPicPr>
-                    <pic:cNvPr id="884345511" name="Picture 884345511" descr="A screenshot of a graph&#10;&#10;AI-generated content may be incorrect."/>
+                    <pic:cNvPr id="884345511" name="Picture 884345511"/>
                     <pic:cNvPicPr/>
                   </pic:nvPicPr>
                   <pic:blipFill>
@@ -1256,7 +1256,7 @@
                   <pic:spPr>
                     <a:xfrm>
                       <a:off x="0" y="0"/>
-                      <a:ext cx="5800725" cy="1495425"/>
+                      <a:ext cx="3854518" cy="1495425"/>
                     </a:xfrm>
                     <a:prstGeom prst="rect">
                       <a:avLst/>
@@ -1709,6 +1709,7 @@
       <w:r>
         <w:rPr>
           <w:rFonts w:ascii="Times New Roman" w:eastAsia="Times New Roman" w:hAnsi="Times New Roman" w:cs="Times New Roman"/>
+          <w:noProof/>
           <w:color w:val="000000" w:themeColor="text1"/>
         </w:rPr>
         <w:drawing>

--- a/Output/REDI Report Draft 2.docx
+++ b/Output/REDI Report Draft 2.docx
@@ -1144,7 +1144,42 @@
           <w:rFonts w:ascii="Times New Roman" w:eastAsia="Times New Roman" w:hAnsi="Times New Roman" w:cs="Times New Roman"/>
           <w:color w:val="000000" w:themeColor="text1"/>
         </w:rPr>
-        <w:t xml:space="preserve">When we compare where migrant farm workers live to where migrant health centers are located, the connection is weak. Statistically, the correlation is just 0.143 on a scale </w:t>
+        <w:t>When we compare where migrant farm workers live to where migrant health centers are located, the connection is weak. Statistically, the correlation is just 0.</w:t>
+      </w:r>
+      <w:r>
+        <w:rPr>
+          <w:rFonts w:ascii="Times New Roman" w:eastAsia="Times New Roman" w:hAnsi="Times New Roman" w:cs="Times New Roman"/>
+          <w:color w:val="000000" w:themeColor="text1"/>
+        </w:rPr>
+        <w:t>289</w:t>
+      </w:r>
+      <w:r>
+        <w:rPr>
+          <w:rFonts w:ascii="Times New Roman" w:eastAsia="Times New Roman" w:hAnsi="Times New Roman" w:cs="Times New Roman"/>
+          <w:color w:val="000000" w:themeColor="text1"/>
+        </w:rPr>
+        <w:t xml:space="preserve">, and 0.274 when </w:t>
+      </w:r>
+      <w:r>
+        <w:rPr>
+          <w:rFonts w:ascii="Times New Roman" w:eastAsia="Times New Roman" w:hAnsi="Times New Roman" w:cs="Times New Roman"/>
+          <w:color w:val="000000" w:themeColor="text1"/>
+        </w:rPr>
+        <w:t xml:space="preserve">adjusted for </w:t>
+      </w:r>
+      <w:r>
+        <w:rPr>
+          <w:rFonts w:ascii="Times New Roman" w:eastAsia="Times New Roman" w:hAnsi="Times New Roman" w:cs="Times New Roman"/>
+          <w:color w:val="000000" w:themeColor="text1"/>
+        </w:rPr>
+        <w:t>square miles,</w:t>
+      </w:r>
+      <w:r>
+        <w:rPr>
+          <w:rFonts w:ascii="Times New Roman" w:eastAsia="Times New Roman" w:hAnsi="Times New Roman" w:cs="Times New Roman"/>
+          <w:color w:val="000000" w:themeColor="text1"/>
+        </w:rPr>
+        <w:t xml:space="preserve"> on a scale </w:t>
       </w:r>
       <w:commentRangeEnd w:id="0"/>
       <w:r>
@@ -1165,21 +1200,7 @@
           <w:rFonts w:ascii="Times New Roman" w:eastAsia="Times New Roman" w:hAnsi="Times New Roman" w:cs="Times New Roman"/>
           <w:color w:val="000000" w:themeColor="text1"/>
         </w:rPr>
-        <w:t xml:space="preserve">from -1 to 1—close to zero. </w:t>
-      </w:r>
-      <w:r>
-        <w:rPr>
-          <w:rFonts w:ascii="Times New Roman" w:eastAsia="Times New Roman" w:hAnsi="Times New Roman" w:cs="Times New Roman"/>
-          <w:color w:val="000000" w:themeColor="text1"/>
-        </w:rPr>
-        <w:t>[</w:t>
-      </w:r>
-      <w:r>
-        <w:rPr>
-          <w:rFonts w:ascii="Times New Roman" w:eastAsia="Times New Roman" w:hAnsi="Times New Roman" w:cs="Times New Roman"/>
-          <w:color w:val="000000" w:themeColor="text1"/>
-        </w:rPr>
-        <w:t xml:space="preserve">On an </w:t>
+        <w:t xml:space="preserve">from -1 to 1. On an </w:t>
       </w:r>
       <w:commentRangeStart w:id="2"/>
       <w:r>
@@ -1201,21 +1222,7 @@
           <w:rFonts w:ascii="Times New Roman" w:eastAsia="Times New Roman" w:hAnsi="Times New Roman" w:cs="Times New Roman"/>
           <w:color w:val="000000" w:themeColor="text1"/>
         </w:rPr>
-        <w:t xml:space="preserve">scale by state, </w:t>
-      </w:r>
-      <w:r>
-        <w:rPr>
-          <w:rFonts w:ascii="Times New Roman" w:eastAsia="Times New Roman" w:hAnsi="Times New Roman" w:cs="Times New Roman"/>
-          <w:color w:val="FF0000"/>
-        </w:rPr>
-        <w:t xml:space="preserve">On the state level,] </w:t>
-      </w:r>
-      <w:r>
-        <w:rPr>
-          <w:rFonts w:ascii="Times New Roman" w:eastAsia="Times New Roman" w:hAnsi="Times New Roman" w:cs="Times New Roman"/>
-          <w:color w:val="000000" w:themeColor="text1"/>
-        </w:rPr>
-        <w:t>we see the following correlations (Wyoming and South Dakota are empty because they have zero MHCs), which are better, but only slightly.</w:t>
+        <w:t>scale by state, we see the following correlations (Wyoming and South Dakota are empty because they have zero MHCs), which are better, but only slightly.</w:t>
       </w:r>
     </w:p>
     <w:p>
@@ -1227,10 +1234,10 @@
           <w:noProof/>
         </w:rPr>
         <w:drawing>
-          <wp:inline distT="0" distB="0" distL="0" distR="0" wp14:anchorId="62FA5CB5" wp14:editId="2D2C92CE">
-            <wp:extent cx="3854518" cy="1495425"/>
-            <wp:effectExtent l="19050" t="19050" r="12700" b="9525"/>
-            <wp:docPr id="884345511" name="Picture 884345511"/>
+          <wp:inline distT="0" distB="0" distL="0" distR="0" wp14:anchorId="3CE18DB5" wp14:editId="32D25C2A">
+            <wp:extent cx="3711262" cy="1463167"/>
+            <wp:effectExtent l="0" t="0" r="3810" b="3810"/>
+            <wp:docPr id="1972342124" name="Picture 2" descr="A table with numbers and letters&#10;&#10;AI-generated content may be incorrect."/>
             <wp:cNvGraphicFramePr>
               <a:graphicFrameLocks xmlns:a="http://schemas.openxmlformats.org/drawingml/2006/main" noChangeAspect="1"/>
             </wp:cNvGraphicFramePr>
@@ -1238,7 +1245,7 @@
               <a:graphicData uri="http://schemas.openxmlformats.org/drawingml/2006/picture">
                 <pic:pic xmlns:pic="http://schemas.openxmlformats.org/drawingml/2006/picture">
                   <pic:nvPicPr>
-                    <pic:cNvPr id="884345511" name="Picture 884345511"/>
+                    <pic:cNvPr id="1972342124" name="Picture 2" descr="A table with numbers and letters&#10;&#10;AI-generated content may be incorrect."/>
                     <pic:cNvPicPr/>
                   </pic:nvPicPr>
                   <pic:blipFill>
@@ -1256,17 +1263,11 @@
                   <pic:spPr>
                     <a:xfrm>
                       <a:off x="0" y="0"/>
-                      <a:ext cx="3854518" cy="1495425"/>
+                      <a:ext cx="3711262" cy="1463167"/>
                     </a:xfrm>
                     <a:prstGeom prst="rect">
                       <a:avLst/>
                     </a:prstGeom>
-                    <a:ln w="9525">
-                      <a:solidFill>
-                        <a:schemeClr val="tx1"/>
-                      </a:solidFill>
-                      <a:prstDash val="solid"/>
-                    </a:ln>
                   </pic:spPr>
                 </pic:pic>
               </a:graphicData>
@@ -1334,6 +1335,9 @@
     <w:p>
       <w:pPr>
         <w:ind w:firstLine="720"/>
+        <w:rPr>
+          <w:color w:val="FF0000"/>
+        </w:rPr>
       </w:pPr>
       <w:r>
         <w:rPr>
@@ -1424,6 +1428,27 @@
           <w:color w:val="000000" w:themeColor="text1"/>
         </w:rPr>
         <w:t>with no MHCs at all.</w:t>
+      </w:r>
+      <w:r>
+        <w:rPr>
+          <w:rFonts w:ascii="Times New Roman" w:eastAsia="Times New Roman" w:hAnsi="Times New Roman" w:cs="Times New Roman"/>
+          <w:color w:val="000000" w:themeColor="text1"/>
+        </w:rPr>
+        <w:t xml:space="preserve"> </w:t>
+      </w:r>
+      <w:r>
+        <w:rPr>
+          <w:rFonts w:ascii="Times New Roman" w:eastAsia="Times New Roman" w:hAnsi="Times New Roman" w:cs="Times New Roman"/>
+          <w:color w:val="FF0000"/>
+        </w:rPr>
+        <w:t>Mesa County</w:t>
+      </w:r>
+      <w:r>
+        <w:rPr>
+          <w:rFonts w:ascii="Times New Roman" w:eastAsia="Times New Roman" w:hAnsi="Times New Roman" w:cs="Times New Roman"/>
+          <w:color w:val="FF0000"/>
+        </w:rPr>
+        <w:t xml:space="preserve"> has the second-most H-2A workers with no MHCs at all.</w:t>
       </w:r>
     </w:p>
     <w:p>
@@ -1488,15 +1513,13 @@
         </w:rPr>
         <w:t xml:space="preserve">Many migrant workers live and work in areas with the looming risk of wildfires, heat waves, and droughts. Yet, those same areas often have no MHCs at all. In other words, the people most exposed to climate threats have the least access to care. There are more workers where exposure is higher and </w:t>
       </w:r>
-      <w:proofErr w:type="gramStart"/>
-      <w:r>
-        <w:rPr>
-          <w:rFonts w:ascii="Times New Roman" w:eastAsia="Times New Roman" w:hAnsi="Times New Roman" w:cs="Times New Roman"/>
-          <w:color w:val="000000" w:themeColor="text1"/>
-        </w:rPr>
-        <w:t>limited</w:t>
-      </w:r>
-      <w:proofErr w:type="gramEnd"/>
+      <w:r>
+        <w:rPr>
+          <w:rFonts w:ascii="Times New Roman" w:eastAsia="Times New Roman" w:hAnsi="Times New Roman" w:cs="Times New Roman"/>
+          <w:color w:val="000000" w:themeColor="text1"/>
+        </w:rPr>
+        <w:t>there are limited</w:t>
+      </w:r>
       <w:r>
         <w:rPr>
           <w:rFonts w:ascii="Times New Roman" w:eastAsia="Times New Roman" w:hAnsi="Times New Roman" w:cs="Times New Roman"/>
@@ -1555,7 +1578,6 @@
           <w:rFonts w:ascii="Times New Roman" w:eastAsia="Times New Roman" w:hAnsi="Times New Roman" w:cs="Times New Roman"/>
           <w:color w:val="000000" w:themeColor="text1"/>
         </w:rPr>
-        <w:lastRenderedPageBreak/>
         <w:t xml:space="preserve">Table 2: Correlations between H-2A workers, MHCs with environmental </w:t>
       </w:r>
       <w:commentRangeStart w:id="7"/>

--- a/Output/REDI Report Draft 2.docx
+++ b/Output/REDI Report Draft 2.docx
@@ -557,21 +557,7 @@
           <w:rFonts w:ascii="Times New Roman" w:eastAsia="Times New Roman" w:hAnsi="Times New Roman" w:cs="Times New Roman"/>
           <w:color w:val="FF0000"/>
         </w:rPr>
-        <w:t>XX</w:t>
-      </w:r>
-      <w:r>
-        <w:rPr>
-          <w:rFonts w:ascii="Times New Roman" w:eastAsia="Times New Roman" w:hAnsi="Times New Roman" w:cs="Times New Roman"/>
-          <w:color w:val="FF0000"/>
-        </w:rPr>
-        <w:t>X</w:t>
-      </w:r>
-      <w:r>
-        <w:rPr>
-          <w:rFonts w:ascii="Times New Roman" w:eastAsia="Times New Roman" w:hAnsi="Times New Roman" w:cs="Times New Roman"/>
-          <w:color w:val="FF0000"/>
-        </w:rPr>
-        <w:t xml:space="preserve"> </w:t>
+        <w:t>378,513 </w:t>
       </w:r>
       <w:r>
         <w:rPr>
@@ -923,9 +909,16 @@
       <w:r>
         <w:rPr>
           <w:rFonts w:ascii="Times New Roman" w:eastAsia="Times New Roman" w:hAnsi="Times New Roman" w:cs="Times New Roman"/>
-          <w:color w:val="FF0000"/>
-        </w:rPr>
-        <w:t>2023</w:t>
+          <w:color w:val="C00000"/>
+        </w:rPr>
+        <w:t>202</w:t>
+      </w:r>
+      <w:r>
+        <w:rPr>
+          <w:rFonts w:ascii="Times New Roman" w:eastAsia="Times New Roman" w:hAnsi="Times New Roman" w:cs="Times New Roman"/>
+          <w:color w:val="C00000"/>
+        </w:rPr>
+        <w:t>2</w:t>
       </w:r>
       <w:r>
         <w:rPr>
@@ -1151,14 +1144,28 @@
           <w:rFonts w:ascii="Times New Roman" w:eastAsia="Times New Roman" w:hAnsi="Times New Roman" w:cs="Times New Roman"/>
           <w:color w:val="000000" w:themeColor="text1"/>
         </w:rPr>
-        <w:t>289</w:t>
-      </w:r>
-      <w:r>
-        <w:rPr>
-          <w:rFonts w:ascii="Times New Roman" w:eastAsia="Times New Roman" w:hAnsi="Times New Roman" w:cs="Times New Roman"/>
-          <w:color w:val="000000" w:themeColor="text1"/>
-        </w:rPr>
-        <w:t xml:space="preserve">, and 0.274 when </w:t>
+        <w:t>113</w:t>
+      </w:r>
+      <w:r>
+        <w:rPr>
+          <w:rFonts w:ascii="Times New Roman" w:eastAsia="Times New Roman" w:hAnsi="Times New Roman" w:cs="Times New Roman"/>
+          <w:color w:val="000000" w:themeColor="text1"/>
+        </w:rPr>
+        <w:t xml:space="preserve"> and 0.</w:t>
+      </w:r>
+      <w:r>
+        <w:rPr>
+          <w:rFonts w:ascii="Times New Roman" w:eastAsia="Times New Roman" w:hAnsi="Times New Roman" w:cs="Times New Roman"/>
+          <w:color w:val="000000" w:themeColor="text1"/>
+        </w:rPr>
+        <w:t>055</w:t>
+      </w:r>
+      <w:r>
+        <w:rPr>
+          <w:rFonts w:ascii="Times New Roman" w:eastAsia="Times New Roman" w:hAnsi="Times New Roman" w:cs="Times New Roman"/>
+          <w:color w:val="000000" w:themeColor="text1"/>
+        </w:rPr>
+        <w:t xml:space="preserve"> when </w:t>
       </w:r>
       <w:r>
         <w:rPr>
@@ -1200,29 +1207,70 @@
           <w:rFonts w:ascii="Times New Roman" w:eastAsia="Times New Roman" w:hAnsi="Times New Roman" w:cs="Times New Roman"/>
           <w:color w:val="000000" w:themeColor="text1"/>
         </w:rPr>
-        <w:t xml:space="preserve">from -1 to 1. On an </w:t>
-      </w:r>
-      <w:commentRangeStart w:id="2"/>
-      <w:r>
-        <w:rPr>
-          <w:rFonts w:ascii="Times New Roman" w:eastAsia="Times New Roman" w:hAnsi="Times New Roman" w:cs="Times New Roman"/>
-          <w:color w:val="000000" w:themeColor="text1"/>
-        </w:rPr>
-        <w:t xml:space="preserve">individual </w:t>
-      </w:r>
-      <w:commentRangeEnd w:id="2"/>
-      <w:r>
-        <w:rPr>
-          <w:rStyle w:val="CommentReference"/>
-        </w:rPr>
-        <w:commentReference w:id="2"/>
-      </w:r>
-      <w:r>
-        <w:rPr>
-          <w:rFonts w:ascii="Times New Roman" w:eastAsia="Times New Roman" w:hAnsi="Times New Roman" w:cs="Times New Roman"/>
-          <w:color w:val="000000" w:themeColor="text1"/>
-        </w:rPr>
-        <w:t>scale by state, we see the following correlations (Wyoming and South Dakota are empty because they have zero MHCs), which are better, but only slightly.</w:t>
+        <w:t xml:space="preserve">from -1 to 1. </w:t>
+      </w:r>
+      <w:r>
+        <w:rPr>
+          <w:rFonts w:ascii="Times New Roman" w:eastAsia="Times New Roman" w:hAnsi="Times New Roman" w:cs="Times New Roman"/>
+          <w:color w:val="000000" w:themeColor="text1"/>
+        </w:rPr>
+        <w:t>In Table 1 below</w:t>
+      </w:r>
+      <w:r>
+        <w:rPr>
+          <w:rFonts w:ascii="Times New Roman" w:eastAsia="Times New Roman" w:hAnsi="Times New Roman" w:cs="Times New Roman"/>
+          <w:color w:val="000000" w:themeColor="text1"/>
+        </w:rPr>
+        <w:t>, we see the following correlations</w:t>
+      </w:r>
+      <w:r>
+        <w:rPr>
+          <w:rFonts w:ascii="Times New Roman" w:eastAsia="Times New Roman" w:hAnsi="Times New Roman" w:cs="Times New Roman"/>
+          <w:color w:val="000000" w:themeColor="text1"/>
+        </w:rPr>
+        <w:t xml:space="preserve"> by state</w:t>
+      </w:r>
+      <w:r>
+        <w:rPr>
+          <w:rFonts w:ascii="Times New Roman" w:eastAsia="Times New Roman" w:hAnsi="Times New Roman" w:cs="Times New Roman"/>
+          <w:color w:val="000000" w:themeColor="text1"/>
+        </w:rPr>
+        <w:t xml:space="preserve">. </w:t>
+      </w:r>
+      <w:r>
+        <w:rPr>
+          <w:rFonts w:ascii="Times New Roman" w:eastAsia="Times New Roman" w:hAnsi="Times New Roman" w:cs="Times New Roman"/>
+          <w:color w:val="000000" w:themeColor="text1"/>
+        </w:rPr>
+        <w:t xml:space="preserve">Wyoming and South Dakota are </w:t>
+      </w:r>
+      <w:r>
+        <w:rPr>
+          <w:rFonts w:ascii="Times New Roman" w:eastAsia="Times New Roman" w:hAnsi="Times New Roman" w:cs="Times New Roman"/>
+          <w:color w:val="000000" w:themeColor="text1"/>
+        </w:rPr>
+        <w:t>not present</w:t>
+      </w:r>
+      <w:r>
+        <w:rPr>
+          <w:rFonts w:ascii="Times New Roman" w:eastAsia="Times New Roman" w:hAnsi="Times New Roman" w:cs="Times New Roman"/>
+          <w:color w:val="000000" w:themeColor="text1"/>
+        </w:rPr>
+        <w:t xml:space="preserve"> because they have </w:t>
+      </w:r>
+      <w:r>
+        <w:rPr>
+          <w:rFonts w:ascii="Times New Roman" w:eastAsia="Times New Roman" w:hAnsi="Times New Roman" w:cs="Times New Roman"/>
+          <w:color w:val="000000" w:themeColor="text1"/>
+        </w:rPr>
+        <w:t>no</w:t>
+      </w:r>
+      <w:r>
+        <w:rPr>
+          <w:rFonts w:ascii="Times New Roman" w:eastAsia="Times New Roman" w:hAnsi="Times New Roman" w:cs="Times New Roman"/>
+          <w:color w:val="000000" w:themeColor="text1"/>
+        </w:rPr>
+        <w:t xml:space="preserve"> MHCs.</w:t>
       </w:r>
     </w:p>
     <w:p>
@@ -1234,10 +1282,10 @@
           <w:noProof/>
         </w:rPr>
         <w:drawing>
-          <wp:inline distT="0" distB="0" distL="0" distR="0" wp14:anchorId="3CE18DB5" wp14:editId="32D25C2A">
-            <wp:extent cx="3711262" cy="1463167"/>
-            <wp:effectExtent l="0" t="0" r="3810" b="3810"/>
-            <wp:docPr id="1972342124" name="Picture 2" descr="A table with numbers and letters&#10;&#10;AI-generated content may be incorrect."/>
+          <wp:inline distT="0" distB="0" distL="0" distR="0" wp14:anchorId="3CE18DB5" wp14:editId="117C1944">
+            <wp:extent cx="3721161" cy="1310640"/>
+            <wp:effectExtent l="19050" t="19050" r="12700" b="22860"/>
+            <wp:docPr id="1972342124" name="Picture 2"/>
             <wp:cNvGraphicFramePr>
               <a:graphicFrameLocks xmlns:a="http://schemas.openxmlformats.org/drawingml/2006/main" noChangeAspect="1"/>
             </wp:cNvGraphicFramePr>
@@ -1245,7 +1293,7 @@
               <a:graphicData uri="http://schemas.openxmlformats.org/drawingml/2006/picture">
                 <pic:pic xmlns:pic="http://schemas.openxmlformats.org/drawingml/2006/picture">
                   <pic:nvPicPr>
-                    <pic:cNvPr id="1972342124" name="Picture 2" descr="A table with numbers and letters&#10;&#10;AI-generated content may be incorrect."/>
+                    <pic:cNvPr id="1972342124" name="Picture 2"/>
                     <pic:cNvPicPr/>
                   </pic:nvPicPr>
                   <pic:blipFill>
@@ -1263,11 +1311,16 @@
                   <pic:spPr>
                     <a:xfrm>
                       <a:off x="0" y="0"/>
-                      <a:ext cx="3711262" cy="1463167"/>
+                      <a:ext cx="3725381" cy="1312126"/>
                     </a:xfrm>
                     <a:prstGeom prst="rect">
                       <a:avLst/>
                     </a:prstGeom>
+                    <a:ln w="6350">
+                      <a:solidFill>
+                        <a:schemeClr val="tx1"/>
+                      </a:solidFill>
+                    </a:ln>
                   </pic:spPr>
                 </pic:pic>
               </a:graphicData>
@@ -1287,13 +1340,163 @@
         </w:rPr>
         <w:t xml:space="preserve">Table 1: Correlation between H-2A workers and </w:t>
       </w:r>
+      <w:commentRangeStart w:id="2"/>
+      <w:r>
+        <w:rPr>
+          <w:rFonts w:ascii="Times New Roman" w:eastAsia="Times New Roman" w:hAnsi="Times New Roman" w:cs="Times New Roman"/>
+          <w:color w:val="000000" w:themeColor="text1"/>
+        </w:rPr>
+        <w:t>MHCs</w:t>
+      </w:r>
+      <w:commentRangeEnd w:id="2"/>
+      <w:r>
+        <w:rPr>
+          <w:rStyle w:val="CommentReference"/>
+        </w:rPr>
+        <w:commentReference w:id="2"/>
+      </w:r>
+      <w:r>
+        <w:rPr>
+          <w:rFonts w:ascii="Times New Roman" w:eastAsia="Times New Roman" w:hAnsi="Times New Roman" w:cs="Times New Roman"/>
+          <w:color w:val="000000" w:themeColor="text1"/>
+        </w:rPr>
+        <w:t xml:space="preserve">, </w:t>
+      </w:r>
+      <w:r>
+        <w:rPr>
+          <w:rFonts w:ascii="Times New Roman" w:eastAsia="Times New Roman" w:hAnsi="Times New Roman" w:cs="Times New Roman"/>
+          <w:color w:val="000000" w:themeColor="text1"/>
+        </w:rPr>
+        <w:t>raw</w:t>
+      </w:r>
+      <w:r>
+        <w:rPr>
+          <w:rFonts w:ascii="Times New Roman" w:eastAsia="Times New Roman" w:hAnsi="Times New Roman" w:cs="Times New Roman"/>
+          <w:color w:val="000000" w:themeColor="text1"/>
+        </w:rPr>
+        <w:t xml:space="preserve"> and weighted by square miles</w:t>
+      </w:r>
+    </w:p>
+    <w:p/>
+    <w:p>
+      <w:pPr>
+        <w:ind w:firstLine="720"/>
+      </w:pPr>
+      <w:r>
+        <w:rPr>
+          <w:rFonts w:ascii="Times New Roman" w:eastAsia="Times New Roman" w:hAnsi="Times New Roman" w:cs="Times New Roman"/>
+          <w:color w:val="000000" w:themeColor="text1"/>
+        </w:rPr>
+        <w:t xml:space="preserve">North Dakota has the highest correlation between H-2A workers and MHCs, and Utah has the lowest. </w:t>
+      </w:r>
+      <w:r>
+        <w:rPr>
+          <w:rFonts w:ascii="Times New Roman" w:eastAsia="Times New Roman" w:hAnsi="Times New Roman" w:cs="Times New Roman"/>
+          <w:color w:val="000000" w:themeColor="text1"/>
+        </w:rPr>
+        <w:t>A</w:t>
+      </w:r>
+      <w:r>
+        <w:rPr>
+          <w:rFonts w:ascii="Times New Roman" w:eastAsia="Times New Roman" w:hAnsi="Times New Roman" w:cs="Times New Roman"/>
+          <w:color w:val="000000" w:themeColor="text1"/>
+        </w:rPr>
+        <w:t xml:space="preserve"> coefficient of 0.473, or a</w:t>
+      </w:r>
+      <w:r>
+        <w:rPr>
+          <w:rFonts w:ascii="Times New Roman" w:eastAsia="Times New Roman" w:hAnsi="Times New Roman" w:cs="Times New Roman"/>
+          <w:color w:val="000000" w:themeColor="text1"/>
+        </w:rPr>
+        <w:t>ny</w:t>
+      </w:r>
+      <w:r>
+        <w:rPr>
+          <w:rFonts w:ascii="Times New Roman" w:eastAsia="Times New Roman" w:hAnsi="Times New Roman" w:cs="Times New Roman"/>
+          <w:color w:val="000000" w:themeColor="text1"/>
+        </w:rPr>
+        <w:t xml:space="preserve"> coefficient less than 0.5, signifies a relatively weak connection between the two variables. While the correlation is the highest of all six states, it must be noted that there is only a single MHC in North Dakota, settled in Walsh County, for </w:t>
+      </w:r>
+      <w:r>
+        <w:rPr>
+          <w:rFonts w:ascii="Times New Roman" w:eastAsia="Times New Roman" w:hAnsi="Times New Roman" w:cs="Times New Roman"/>
+          <w:color w:val="000000" w:themeColor="text1"/>
+        </w:rPr>
+        <w:t xml:space="preserve">over </w:t>
+      </w:r>
+      <w:r>
+        <w:rPr>
+          <w:rFonts w:ascii="Times New Roman" w:eastAsia="Times New Roman" w:hAnsi="Times New Roman" w:cs="Times New Roman"/>
+          <w:color w:val="000000" w:themeColor="text1"/>
+        </w:rPr>
+        <w:t>3,600 workers and their families. While Walsh County is home to more H-2A workers than any other county in North Dakota, the migrant healthcare supply for the next largest populations, such as those in Pembina, McLean, and Ward counties, is nonexistent.</w:t>
+      </w:r>
+    </w:p>
+    <w:p>
+      <w:pPr>
+        <w:ind w:firstLine="720"/>
+        <w:rPr>
+          <w:color w:val="000000" w:themeColor="text1"/>
+        </w:rPr>
+      </w:pPr>
+      <w:r>
+        <w:rPr>
+          <w:rFonts w:ascii="Times New Roman" w:eastAsia="Times New Roman" w:hAnsi="Times New Roman" w:cs="Times New Roman"/>
+          <w:color w:val="000000" w:themeColor="text1"/>
+        </w:rPr>
+        <w:t xml:space="preserve">Colorado has the highest number of MHCs, but the second lowest correlation with the H-2A worker population, another example of the lack of migrant healthcare supply. Adams County has the highest population by county, but only two MHCs. </w:t>
+      </w:r>
+      <w:r>
+        <w:rPr>
+          <w:rFonts w:ascii="Times New Roman" w:eastAsia="Times New Roman" w:hAnsi="Times New Roman" w:cs="Times New Roman"/>
+          <w:color w:val="000000" w:themeColor="text1"/>
+        </w:rPr>
+        <w:t>Mesa County</w:t>
+      </w:r>
+      <w:r>
+        <w:rPr>
+          <w:rFonts w:ascii="Times New Roman" w:eastAsia="Times New Roman" w:hAnsi="Times New Roman" w:cs="Times New Roman"/>
+          <w:color w:val="000000" w:themeColor="text1"/>
+        </w:rPr>
+        <w:t xml:space="preserve"> has the second-most H</w:t>
+      </w:r>
+      <w:r>
+        <w:rPr>
+          <w:rFonts w:ascii="Times New Roman" w:eastAsia="Times New Roman" w:hAnsi="Times New Roman" w:cs="Times New Roman"/>
+          <w:color w:val="000000" w:themeColor="text1"/>
+        </w:rPr>
+        <w:t>-</w:t>
+      </w:r>
+      <w:r>
+        <w:rPr>
+          <w:rFonts w:ascii="Times New Roman" w:eastAsia="Times New Roman" w:hAnsi="Times New Roman" w:cs="Times New Roman"/>
+          <w:color w:val="000000" w:themeColor="text1"/>
+        </w:rPr>
+        <w:t>2A workers with no MHCs at all.</w:t>
+      </w:r>
+    </w:p>
+    <w:p>
+      <w:pPr>
+        <w:ind w:firstLine="720"/>
+        <w:rPr>
+          <w:i/>
+          <w:iCs/>
+        </w:rPr>
+      </w:pPr>
+      <w:r>
+        <w:rPr>
+          <w:rFonts w:ascii="Times New Roman" w:eastAsia="Times New Roman" w:hAnsi="Times New Roman" w:cs="Times New Roman"/>
+          <w:color w:val="000000" w:themeColor="text1"/>
+        </w:rPr>
+        <w:t xml:space="preserve">In Utah, Utah County has the largest H-2A worker population– almost 3.45 times larger than the second highest– and yet, there are no MHCs within the borders of Utah County, </w:t>
+      </w:r>
       <w:commentRangeStart w:id="3"/>
       <w:r>
         <w:rPr>
           <w:rFonts w:ascii="Times New Roman" w:eastAsia="Times New Roman" w:hAnsi="Times New Roman" w:cs="Times New Roman"/>
           <w:color w:val="000000" w:themeColor="text1"/>
         </w:rPr>
-        <w:t>MHCs</w:t>
+        <w:t>terribly under-serving the priority population.</w:t>
       </w:r>
       <w:commentRangeEnd w:id="3"/>
       <w:r>
@@ -1302,82 +1505,6 @@
         </w:rPr>
         <w:commentReference w:id="3"/>
       </w:r>
-    </w:p>
-    <w:p/>
-    <w:p>
-      <w:pPr>
-        <w:ind w:firstLine="720"/>
-      </w:pPr>
-      <w:r>
-        <w:rPr>
-          <w:rFonts w:ascii="Times New Roman" w:eastAsia="Times New Roman" w:hAnsi="Times New Roman" w:cs="Times New Roman"/>
-          <w:color w:val="000000" w:themeColor="text1"/>
-        </w:rPr>
-        <w:t xml:space="preserve">North Dakota has the highest correlation between H-2A workers and MHCs, and Utah has the lowest. </w:t>
-      </w:r>
-      <w:proofErr w:type="gramStart"/>
-      <w:r>
-        <w:rPr>
-          <w:rFonts w:ascii="Times New Roman" w:eastAsia="Times New Roman" w:hAnsi="Times New Roman" w:cs="Times New Roman"/>
-          <w:color w:val="000000" w:themeColor="text1"/>
-        </w:rPr>
-        <w:t>That being said, a</w:t>
-      </w:r>
-      <w:proofErr w:type="gramEnd"/>
-      <w:r>
-        <w:rPr>
-          <w:rFonts w:ascii="Times New Roman" w:eastAsia="Times New Roman" w:hAnsi="Times New Roman" w:cs="Times New Roman"/>
-          <w:color w:val="000000" w:themeColor="text1"/>
-        </w:rPr>
-        <w:t xml:space="preserve"> coefficient of 0.473, or a coefficient less than 0.5 in general, signifies a relatively weak connection between the two variables. While the correlation is the highest of all six states, it must be noted that there is only a single MHC in North Dakota, settled in Walsh County, for 3,600+ workers and their families. While Walsh County is home to more H-2A workers than any other county in North Dakota, the migrant healthcare supply for the next largest populations, such as those in Pembina, McLean, and Ward counties, is nonexistent.</w:t>
-      </w:r>
-    </w:p>
-    <w:p>
-      <w:pPr>
-        <w:ind w:firstLine="720"/>
-        <w:rPr>
-          <w:color w:val="FF0000"/>
-        </w:rPr>
-      </w:pPr>
-      <w:r>
-        <w:rPr>
-          <w:rFonts w:ascii="Times New Roman" w:eastAsia="Times New Roman" w:hAnsi="Times New Roman" w:cs="Times New Roman"/>
-          <w:color w:val="000000" w:themeColor="text1"/>
-        </w:rPr>
-        <w:t xml:space="preserve">Colorado has the highest number of MHCs, but the second lowest correlation with the H-2A worker population, another example of the lack of migrant healthcare supply. Adams County has the highest population by county, but only two MHCs. Mesa County is </w:t>
-      </w:r>
-      <w:proofErr w:type="gramStart"/>
-      <w:r>
-        <w:rPr>
-          <w:rFonts w:ascii="Times New Roman" w:eastAsia="Times New Roman" w:hAnsi="Times New Roman" w:cs="Times New Roman"/>
-          <w:color w:val="000000" w:themeColor="text1"/>
-        </w:rPr>
-        <w:t xml:space="preserve">a </w:t>
-      </w:r>
-      <w:commentRangeStart w:id="4"/>
-      <w:commentRangeStart w:id="5"/>
-      <w:r>
-        <w:rPr>
-          <w:rFonts w:ascii="Times New Roman" w:eastAsia="Times New Roman" w:hAnsi="Times New Roman" w:cs="Times New Roman"/>
-          <w:color w:val="000000" w:themeColor="text1"/>
-        </w:rPr>
-        <w:t>close</w:t>
-      </w:r>
-      <w:proofErr w:type="gramEnd"/>
-      <w:r>
-        <w:rPr>
-          <w:rFonts w:ascii="Times New Roman" w:eastAsia="Times New Roman" w:hAnsi="Times New Roman" w:cs="Times New Roman"/>
-          <w:color w:val="000000" w:themeColor="text1"/>
-        </w:rPr>
-        <w:t xml:space="preserve"> second</w:t>
-      </w:r>
-      <w:r>
-        <w:rPr>
-          <w:rFonts w:ascii="Times New Roman" w:eastAsia="Times New Roman" w:hAnsi="Times New Roman" w:cs="Times New Roman"/>
-          <w:color w:val="FF0000"/>
-        </w:rPr>
-        <w:t>,</w:t>
-      </w:r>
       <w:r>
         <w:rPr>
           <w:rFonts w:ascii="Times New Roman" w:eastAsia="Times New Roman" w:hAnsi="Times New Roman" w:cs="Times New Roman"/>
@@ -1388,94 +1515,11 @@
       <w:r>
         <w:rPr>
           <w:rFonts w:ascii="Times New Roman" w:eastAsia="Times New Roman" w:hAnsi="Times New Roman" w:cs="Times New Roman"/>
-          <w:color w:val="FF0000"/>
-        </w:rPr>
-        <w:t>in terms of the worker population</w:t>
-      </w:r>
-      <w:r>
-        <w:rPr>
-          <w:rFonts w:ascii="Times New Roman" w:eastAsia="Times New Roman" w:hAnsi="Times New Roman" w:cs="Times New Roman"/>
-          <w:color w:val="000000" w:themeColor="text1"/>
-        </w:rPr>
-        <w:t>,</w:t>
-      </w:r>
-      <w:r>
-        <w:rPr>
-          <w:rFonts w:ascii="Times New Roman" w:eastAsia="Times New Roman" w:hAnsi="Times New Roman" w:cs="Times New Roman"/>
-          <w:color w:val="000000" w:themeColor="text1"/>
-        </w:rPr>
-        <w:t xml:space="preserve"> </w:t>
-      </w:r>
-      <w:commentRangeEnd w:id="4"/>
-      <w:r>
-        <w:rPr>
-          <w:rFonts w:ascii="Times New Roman" w:eastAsia="Times New Roman" w:hAnsi="Times New Roman" w:cs="Times New Roman"/>
-          <w:color w:val="000000" w:themeColor="text1"/>
-        </w:rPr>
-        <w:commentReference w:id="4"/>
-      </w:r>
-      <w:commentRangeEnd w:id="5"/>
-      <w:r>
-        <w:rPr>
-          <w:rFonts w:ascii="Times New Roman" w:eastAsia="Times New Roman" w:hAnsi="Times New Roman" w:cs="Times New Roman"/>
-          <w:color w:val="000000" w:themeColor="text1"/>
-        </w:rPr>
-        <w:commentReference w:id="5"/>
-      </w:r>
-      <w:r>
-        <w:rPr>
-          <w:rFonts w:ascii="Times New Roman" w:eastAsia="Times New Roman" w:hAnsi="Times New Roman" w:cs="Times New Roman"/>
-          <w:color w:val="000000" w:themeColor="text1"/>
-        </w:rPr>
-        <w:t>with no MHCs at all.</w:t>
-      </w:r>
-      <w:r>
-        <w:rPr>
-          <w:rFonts w:ascii="Times New Roman" w:eastAsia="Times New Roman" w:hAnsi="Times New Roman" w:cs="Times New Roman"/>
-          <w:color w:val="000000" w:themeColor="text1"/>
-        </w:rPr>
-        <w:t xml:space="preserve"> </w:t>
-      </w:r>
-      <w:r>
-        <w:rPr>
-          <w:rFonts w:ascii="Times New Roman" w:eastAsia="Times New Roman" w:hAnsi="Times New Roman" w:cs="Times New Roman"/>
-          <w:color w:val="FF0000"/>
-        </w:rPr>
-        <w:t>Mesa County</w:t>
-      </w:r>
-      <w:r>
-        <w:rPr>
-          <w:rFonts w:ascii="Times New Roman" w:eastAsia="Times New Roman" w:hAnsi="Times New Roman" w:cs="Times New Roman"/>
-          <w:color w:val="FF0000"/>
-        </w:rPr>
-        <w:t xml:space="preserve"> has the second-most H-2A workers with no MHCs at all.</w:t>
-      </w:r>
-    </w:p>
-    <w:p>
-      <w:pPr>
-        <w:ind w:firstLine="720"/>
-      </w:pPr>
-      <w:r>
-        <w:rPr>
-          <w:rFonts w:ascii="Times New Roman" w:eastAsia="Times New Roman" w:hAnsi="Times New Roman" w:cs="Times New Roman"/>
-          <w:color w:val="000000" w:themeColor="text1"/>
-        </w:rPr>
-        <w:t xml:space="preserve">In Utah, Utah County has the largest H-2A worker population– almost 3.45 times larger than the second highest– and yet, there are no MHCs within the borders of Utah County, </w:t>
-      </w:r>
-      <w:commentRangeStart w:id="6"/>
-      <w:r>
-        <w:rPr>
-          <w:rFonts w:ascii="Times New Roman" w:eastAsia="Times New Roman" w:hAnsi="Times New Roman" w:cs="Times New Roman"/>
-          <w:color w:val="000000" w:themeColor="text1"/>
-        </w:rPr>
-        <w:t>terribly under-serving the priority population.</w:t>
-      </w:r>
-      <w:commentRangeEnd w:id="6"/>
-      <w:r>
-        <w:rPr>
-          <w:rStyle w:val="CommentReference"/>
-        </w:rPr>
-        <w:commentReference w:id="6"/>
+          <w:i/>
+          <w:iCs/>
+          <w:color w:val="C00000"/>
+        </w:rPr>
+        <w:t xml:space="preserve">Demand side </w:t>
       </w:r>
     </w:p>
     <w:p/>
@@ -1572,51 +1616,32 @@
     <w:p>
       <w:pPr>
         <w:jc w:val="center"/>
-      </w:pPr>
-      <w:r>
-        <w:rPr>
-          <w:rFonts w:ascii="Times New Roman" w:eastAsia="Times New Roman" w:hAnsi="Times New Roman" w:cs="Times New Roman"/>
-          <w:color w:val="000000" w:themeColor="text1"/>
-        </w:rPr>
-        <w:t xml:space="preserve">Table 2: Correlations between H-2A workers, MHCs with environmental </w:t>
-      </w:r>
-      <w:commentRangeStart w:id="7"/>
-      <w:commentRangeStart w:id="8"/>
-      <w:r>
-        <w:rPr>
-          <w:rFonts w:ascii="Times New Roman" w:eastAsia="Times New Roman" w:hAnsi="Times New Roman" w:cs="Times New Roman"/>
-          <w:color w:val="000000" w:themeColor="text1"/>
-        </w:rPr>
-        <w:t>exposure</w:t>
-      </w:r>
-      <w:commentRangeEnd w:id="7"/>
-      <w:r>
-        <w:rPr>
-          <w:rStyle w:val="CommentReference"/>
-        </w:rPr>
-        <w:commentReference w:id="7"/>
-      </w:r>
-      <w:commentRangeEnd w:id="8"/>
-      <w:r>
-        <w:rPr>
-          <w:rStyle w:val="CommentReference"/>
-        </w:rPr>
-        <w:commentReference w:id="8"/>
-      </w:r>
+        <w:rPr>
+          <w:rFonts w:ascii="Times New Roman" w:eastAsia="Times New Roman" w:hAnsi="Times New Roman" w:cs="Times New Roman"/>
+          <w:color w:val="000000" w:themeColor="text1"/>
+        </w:rPr>
+      </w:pPr>
     </w:p>
     <w:p>
       <w:pPr>
         <w:jc w:val="center"/>
-      </w:pPr>
-      <w:r>
-        <w:rPr>
+        <w:rPr>
+          <w:rFonts w:ascii="Times New Roman" w:eastAsia="Times New Roman" w:hAnsi="Times New Roman" w:cs="Times New Roman"/>
+          <w:color w:val="000000" w:themeColor="text1"/>
+        </w:rPr>
+      </w:pPr>
+      <w:r>
+        <w:rPr>
+          <w:rFonts w:ascii="Times New Roman" w:eastAsia="Times New Roman" w:hAnsi="Times New Roman" w:cs="Times New Roman"/>
           <w:noProof/>
-        </w:rPr>
+          <w:color w:val="000000" w:themeColor="text1"/>
+        </w:rPr>
+        <w:lastRenderedPageBreak/>
         <w:drawing>
-          <wp:inline distT="0" distB="0" distL="0" distR="0" wp14:anchorId="18092ACC" wp14:editId="29AAF42B">
-            <wp:extent cx="2981325" cy="2981325"/>
-            <wp:effectExtent l="9525" t="9525" r="9525" b="9525"/>
-            <wp:docPr id="1900934568" name="Picture 1900934568" descr="A screenshot of a graph&#10;&#10;AI-generated content may be incorrect."/>
+          <wp:inline distT="0" distB="0" distL="0" distR="0" wp14:anchorId="57DEE701" wp14:editId="5ADE5DD5">
+            <wp:extent cx="5417820" cy="996611"/>
+            <wp:effectExtent l="19050" t="19050" r="11430" b="13335"/>
+            <wp:docPr id="1800683366" name="Picture 3"/>
             <wp:cNvGraphicFramePr>
               <a:graphicFrameLocks xmlns:a="http://schemas.openxmlformats.org/drawingml/2006/main" noChangeAspect="1"/>
             </wp:cNvGraphicFramePr>
@@ -1624,7 +1649,7 @@
               <a:graphicData uri="http://schemas.openxmlformats.org/drawingml/2006/picture">
                 <pic:pic xmlns:pic="http://schemas.openxmlformats.org/drawingml/2006/picture">
                   <pic:nvPicPr>
-                    <pic:cNvPr id="1900934568" name="Picture 1900934568" descr="A screenshot of a graph&#10;&#10;AI-generated content may be incorrect."/>
+                    <pic:cNvPr id="1800683366" name="Picture 3"/>
                     <pic:cNvPicPr/>
                   </pic:nvPicPr>
                   <pic:blipFill>
@@ -1642,16 +1667,15 @@
                   <pic:spPr>
                     <a:xfrm>
                       <a:off x="0" y="0"/>
-                      <a:ext cx="2981325" cy="2981325"/>
+                      <a:ext cx="5446472" cy="1001882"/>
                     </a:xfrm>
                     <a:prstGeom prst="rect">
                       <a:avLst/>
                     </a:prstGeom>
-                    <a:ln w="9525">
+                    <a:ln w="6350">
                       <a:solidFill>
                         <a:schemeClr val="tx1"/>
                       </a:solidFill>
-                      <a:prstDash val="solid"/>
                     </a:ln>
                   </pic:spPr>
                 </pic:pic>
@@ -1662,13 +1686,15 @@
       </w:r>
       <w:r>
         <w:rPr>
+          <w:rFonts w:ascii="Times New Roman" w:eastAsia="Times New Roman" w:hAnsi="Times New Roman" w:cs="Times New Roman"/>
           <w:noProof/>
+          <w:color w:val="000000" w:themeColor="text1"/>
         </w:rPr>
         <w:drawing>
-          <wp:inline distT="0" distB="0" distL="0" distR="0" wp14:anchorId="638EC626" wp14:editId="4FF88C75">
-            <wp:extent cx="2552700" cy="2981325"/>
-            <wp:effectExtent l="9525" t="9525" r="9525" b="9525"/>
-            <wp:docPr id="2075707758" name="Picture 2075707758" descr="A screenshot of a data&#10;&#10;AI-generated content may be incorrect."/>
+          <wp:inline distT="0" distB="0" distL="0" distR="0" wp14:anchorId="64C837D1" wp14:editId="3A6D4720">
+            <wp:extent cx="4643581" cy="925330"/>
+            <wp:effectExtent l="19050" t="19050" r="24130" b="27305"/>
+            <wp:docPr id="1717161618" name="Picture 2"/>
             <wp:cNvGraphicFramePr>
               <a:graphicFrameLocks xmlns:a="http://schemas.openxmlformats.org/drawingml/2006/main" noChangeAspect="1"/>
             </wp:cNvGraphicFramePr>
@@ -1676,7 +1702,7 @@
               <a:graphicData uri="http://schemas.openxmlformats.org/drawingml/2006/picture">
                 <pic:pic xmlns:pic="http://schemas.openxmlformats.org/drawingml/2006/picture">
                   <pic:nvPicPr>
-                    <pic:cNvPr id="2075707758" name="Picture 2075707758" descr="A screenshot of a data&#10;&#10;AI-generated content may be incorrect."/>
+                    <pic:cNvPr id="1717161618" name="Picture 2"/>
                     <pic:cNvPicPr/>
                   </pic:nvPicPr>
                   <pic:blipFill>
@@ -1694,16 +1720,15 @@
                   <pic:spPr>
                     <a:xfrm>
                       <a:off x="0" y="0"/>
-                      <a:ext cx="2552700" cy="2981325"/>
+                      <a:ext cx="4643581" cy="925330"/>
                     </a:xfrm>
                     <a:prstGeom prst="rect">
                       <a:avLst/>
                     </a:prstGeom>
-                    <a:ln w="9525">
+                    <a:ln w="6350">
                       <a:solidFill>
                         <a:schemeClr val="tx1"/>
                       </a:solidFill>
-                      <a:prstDash val="solid"/>
                     </a:ln>
                   </pic:spPr>
                 </pic:pic>
@@ -1716,67 +1741,42 @@
     <w:p>
       <w:pPr>
         <w:jc w:val="center"/>
-        <w:rPr>
-          <w:rFonts w:ascii="Times New Roman" w:eastAsia="Times New Roman" w:hAnsi="Times New Roman" w:cs="Times New Roman"/>
-          <w:color w:val="000000" w:themeColor="text1"/>
-        </w:rPr>
-      </w:pPr>
-      <w:r>
-        <w:rPr>
-          <w:rFonts w:ascii="Times New Roman" w:eastAsia="Times New Roman" w:hAnsi="Times New Roman" w:cs="Times New Roman"/>
-          <w:color w:val="000000" w:themeColor="text1"/>
-        </w:rPr>
-        <w:t xml:space="preserve">                                                                                                                       </w:t>
-      </w:r>
-      <w:r>
-        <w:rPr>
-          <w:rFonts w:ascii="Times New Roman" w:eastAsia="Times New Roman" w:hAnsi="Times New Roman" w:cs="Times New Roman"/>
-          <w:noProof/>
-          <w:color w:val="000000" w:themeColor="text1"/>
-        </w:rPr>
-        <w:drawing>
-          <wp:inline distT="0" distB="0" distL="0" distR="0" wp14:anchorId="4D5542B0" wp14:editId="7A149388">
-            <wp:extent cx="1097280" cy="448351"/>
-            <wp:effectExtent l="0" t="0" r="7620" b="8890"/>
-            <wp:docPr id="57629523" name="Picture 1" descr="A red and purple bar&#10;&#10;AI-generated content may be incorrect."/>
-            <wp:cNvGraphicFramePr>
-              <a:graphicFrameLocks xmlns:a="http://schemas.openxmlformats.org/drawingml/2006/main" noChangeAspect="1"/>
-            </wp:cNvGraphicFramePr>
-            <a:graphic xmlns:a="http://schemas.openxmlformats.org/drawingml/2006/main">
-              <a:graphicData uri="http://schemas.openxmlformats.org/drawingml/2006/picture">
-                <pic:pic xmlns:pic="http://schemas.openxmlformats.org/drawingml/2006/picture">
-                  <pic:nvPicPr>
-                    <pic:cNvPr id="57629523" name="Picture 1" descr="A red and purple bar&#10;&#10;AI-generated content may be incorrect."/>
-                    <pic:cNvPicPr/>
-                  </pic:nvPicPr>
-                  <pic:blipFill>
-                    <a:blip r:embed="rId19"/>
-                    <a:stretch>
-                      <a:fillRect/>
-                    </a:stretch>
-                  </pic:blipFill>
-                  <pic:spPr>
-                    <a:xfrm>
-                      <a:off x="0" y="0"/>
-                      <a:ext cx="1097280" cy="448351"/>
-                    </a:xfrm>
-                    <a:prstGeom prst="rect">
-                      <a:avLst/>
-                    </a:prstGeom>
-                  </pic:spPr>
-                </pic:pic>
-              </a:graphicData>
-            </a:graphic>
-          </wp:inline>
-        </w:drawing>
-      </w:r>
-    </w:p>
-    <w:p>
-      <w:pPr>
-        <w:rPr>
-          <w:rFonts w:ascii="Times New Roman" w:eastAsia="Times New Roman" w:hAnsi="Times New Roman" w:cs="Times New Roman"/>
-          <w:b/>
-          <w:bCs/>
+      </w:pPr>
+      <w:r>
+        <w:rPr>
+          <w:rFonts w:ascii="Times New Roman" w:eastAsia="Times New Roman" w:hAnsi="Times New Roman" w:cs="Times New Roman"/>
+          <w:color w:val="000000" w:themeColor="text1"/>
+        </w:rPr>
+        <w:t xml:space="preserve">Table 2: Correlations between H-2A workers, MHCs with environmental </w:t>
+      </w:r>
+      <w:commentRangeStart w:id="4"/>
+      <w:commentRangeStart w:id="5"/>
+      <w:r>
+        <w:rPr>
+          <w:rFonts w:ascii="Times New Roman" w:eastAsia="Times New Roman" w:hAnsi="Times New Roman" w:cs="Times New Roman"/>
+          <w:color w:val="000000" w:themeColor="text1"/>
+        </w:rPr>
+        <w:t>exposure</w:t>
+      </w:r>
+      <w:commentRangeEnd w:id="4"/>
+      <w:r>
+        <w:rPr>
+          <w:rStyle w:val="CommentReference"/>
+        </w:rPr>
+        <w:commentReference w:id="4"/>
+      </w:r>
+      <w:commentRangeEnd w:id="5"/>
+      <w:r>
+        <w:rPr>
+          <w:rStyle w:val="CommentReference"/>
+        </w:rPr>
+        <w:commentReference w:id="5"/>
+      </w:r>
+    </w:p>
+    <w:p>
+      <w:pPr>
+        <w:rPr>
+          <w:rFonts w:ascii="Times New Roman" w:eastAsia="Times New Roman" w:hAnsi="Times New Roman" w:cs="Times New Roman"/>
           <w:color w:val="000000" w:themeColor="text1"/>
         </w:rPr>
       </w:pPr>
@@ -1811,7 +1811,7 @@
         </w:rPr>
         <w:t xml:space="preserve">This analysis indicates a misalignment between the distribution of MHCs and the concentration of H-2A agricultural workers across six western states. </w:t>
       </w:r>
-      <w:commentRangeStart w:id="9"/>
+      <w:commentRangeStart w:id="6"/>
       <w:r>
         <w:rPr>
           <w:rFonts w:ascii="Times New Roman" w:eastAsia="Times New Roman" w:hAnsi="Times New Roman" w:cs="Times New Roman"/>
@@ -1819,12 +1819,12 @@
         </w:rPr>
         <w:t>This gap is particularly concerning in places with higher environmental risk factors, such as heat waves, wildfires, and droughts, where healthcare access is especially needed</w:t>
       </w:r>
-      <w:commentRangeEnd w:id="9"/>
+      <w:commentRangeEnd w:id="6"/>
       <w:r>
         <w:rPr>
           <w:rStyle w:val="CommentReference"/>
         </w:rPr>
-        <w:commentReference w:id="9"/>
+        <w:commentReference w:id="6"/>
       </w:r>
       <w:r>
         <w:rPr>
@@ -1851,179 +1851,17 @@
     <w:p>
       <w:pPr>
         <w:rPr>
-          <w:i/>
-          <w:iCs/>
-        </w:rPr>
-      </w:pPr>
-      <w:r>
-        <w:rPr>
-          <w:rFonts w:ascii="Times New Roman" w:eastAsia="Times New Roman" w:hAnsi="Times New Roman" w:cs="Times New Roman"/>
-          <w:b/>
-          <w:bCs/>
-          <w:i/>
-          <w:iCs/>
-          <w:color w:val="000000" w:themeColor="text1"/>
-        </w:rPr>
-        <w:t>References</w:t>
-      </w:r>
-    </w:p>
-    <w:p>
-      <w:r>
-        <w:rPr>
-          <w:rFonts w:ascii="Times New Roman" w:eastAsia="Times New Roman" w:hAnsi="Times New Roman" w:cs="Times New Roman"/>
-          <w:color w:val="000000" w:themeColor="text1"/>
-        </w:rPr>
-        <w:t>“Migrant Health Centers (</w:t>
-      </w:r>
-      <w:commentRangeStart w:id="10"/>
-      <w:commentRangeStart w:id="11"/>
-      <w:r>
-        <w:rPr>
-          <w:rFonts w:ascii="Times New Roman" w:eastAsia="Times New Roman" w:hAnsi="Times New Roman" w:cs="Times New Roman"/>
-          <w:color w:val="000000" w:themeColor="text1"/>
-        </w:rPr>
-        <w:t xml:space="preserve">UDS </w:t>
-      </w:r>
-      <w:commentRangeEnd w:id="10"/>
-      <w:r>
-        <w:rPr>
-          <w:rStyle w:val="CommentReference"/>
-        </w:rPr>
-        <w:commentReference w:id="10"/>
-      </w:r>
-      <w:commentRangeEnd w:id="11"/>
-      <w:r>
-        <w:rPr>
-          <w:rStyle w:val="CommentReference"/>
-        </w:rPr>
-        <w:commentReference w:id="11"/>
-      </w:r>
-      <w:r>
-        <w:rPr>
-          <w:rFonts w:ascii="Times New Roman" w:eastAsia="Times New Roman" w:hAnsi="Times New Roman" w:cs="Times New Roman"/>
-          <w:color w:val="000000" w:themeColor="text1"/>
-        </w:rPr>
-        <w:t xml:space="preserve">2023).” National Center for Farmworker Health, </w:t>
-      </w:r>
-      <w:commentRangeStart w:id="12"/>
-      <w:commentRangeStart w:id="13"/>
-      <w:r>
-        <w:rPr>
-          <w:rFonts w:ascii="Times New Roman" w:eastAsia="Times New Roman" w:hAnsi="Times New Roman" w:cs="Times New Roman"/>
-          <w:color w:val="000000" w:themeColor="text1"/>
-        </w:rPr>
-        <w:fldChar w:fldCharType="begin"/>
-      </w:r>
-      <w:r>
-        <w:rPr>
-          <w:rFonts w:ascii="Times New Roman" w:eastAsia="Times New Roman" w:hAnsi="Times New Roman" w:cs="Times New Roman"/>
-          <w:color w:val="000000" w:themeColor="text1"/>
-        </w:rPr>
-        <w:instrText>HYPERLINK "public.tableau.com/app/profile/national.center.for.farmworker.health/viz/MigrantHealthCentersUDS2023/Dashboard1"</w:instrText>
-      </w:r>
-      <w:r>
-        <w:rPr>
-          <w:rFonts w:ascii="Times New Roman" w:eastAsia="Times New Roman" w:hAnsi="Times New Roman" w:cs="Times New Roman"/>
-          <w:color w:val="000000" w:themeColor="text1"/>
-        </w:rPr>
-      </w:r>
-      <w:r>
-        <w:rPr>
-          <w:rFonts w:ascii="Times New Roman" w:eastAsia="Times New Roman" w:hAnsi="Times New Roman" w:cs="Times New Roman"/>
-          <w:color w:val="000000" w:themeColor="text1"/>
-        </w:rPr>
-        <w:fldChar w:fldCharType="separate"/>
-      </w:r>
-      <w:r>
-        <w:rPr>
-          <w:rStyle w:val="Hyperlink"/>
-          <w:rFonts w:ascii="Times New Roman" w:eastAsia="Times New Roman" w:hAnsi="Times New Roman" w:cs="Times New Roman"/>
-        </w:rPr>
-        <w:t>public.tableau.com/app/profile/national.center.for.farmworker.health/viz/MigrantHealthCentersUDS2023/Dashboard1</w:t>
-      </w:r>
-      <w:r>
-        <w:rPr>
-          <w:rFonts w:ascii="Times New Roman" w:eastAsia="Times New Roman" w:hAnsi="Times New Roman" w:cs="Times New Roman"/>
-          <w:color w:val="000000" w:themeColor="text1"/>
-        </w:rPr>
-        <w:fldChar w:fldCharType="end"/>
-      </w:r>
-      <w:r>
-        <w:rPr>
-          <w:rFonts w:ascii="Times New Roman" w:eastAsia="Times New Roman" w:hAnsi="Times New Roman" w:cs="Times New Roman"/>
-          <w:color w:val="000000" w:themeColor="text1"/>
-        </w:rPr>
-        <w:t>.</w:t>
-      </w:r>
-      <w:commentRangeEnd w:id="12"/>
-      <w:r>
-        <w:rPr>
-          <w:rStyle w:val="CommentReference"/>
-        </w:rPr>
-        <w:commentReference w:id="12"/>
-      </w:r>
-      <w:commentRangeEnd w:id="13"/>
-      <w:r>
-        <w:rPr>
-          <w:rStyle w:val="CommentReference"/>
-        </w:rPr>
-        <w:commentReference w:id="13"/>
-      </w:r>
-    </w:p>
-    <w:p>
-      <w:pPr>
-        <w:rPr>
           <w:rFonts w:ascii="Times New Roman" w:eastAsia="Book Antiqua" w:hAnsi="Times New Roman" w:cs="Times New Roman"/>
         </w:rPr>
       </w:pPr>
-      <w:r>
-        <w:rPr>
-          <w:rFonts w:ascii="Times New Roman" w:eastAsia="Book Antiqua" w:hAnsi="Times New Roman" w:cs="Times New Roman"/>
-        </w:rPr>
-        <w:t>“</w:t>
-      </w:r>
-      <w:r>
-        <w:rPr>
-          <w:rFonts w:ascii="Times New Roman" w:eastAsia="Book Antiqua" w:hAnsi="Times New Roman" w:cs="Times New Roman"/>
-        </w:rPr>
-        <w:t>Agriculture Worker Safety and Health</w:t>
-      </w:r>
-      <w:r>
-        <w:rPr>
-          <w:rFonts w:ascii="Times New Roman" w:eastAsia="Book Antiqua" w:hAnsi="Times New Roman" w:cs="Times New Roman"/>
-        </w:rPr>
-        <w:t xml:space="preserve">.” CDC, </w:t>
-      </w:r>
-      <w:hyperlink r:id="rId20" w:history="1">
-        <w:r>
-          <w:rPr>
-            <w:rStyle w:val="Hyperlink"/>
-            <w:rFonts w:ascii="Times New Roman" w:eastAsia="Book Antiqua" w:hAnsi="Times New Roman" w:cs="Times New Roman"/>
-          </w:rPr>
-          <w:t>https://www.cdc.gov/niosh/agriculture/about/index.html</w:t>
-        </w:r>
-      </w:hyperlink>
-      <w:r>
-        <w:rPr>
-          <w:rFonts w:ascii="Times New Roman" w:eastAsia="Book Antiqua" w:hAnsi="Times New Roman" w:cs="Times New Roman"/>
-        </w:rPr>
-        <w:t>.</w:t>
-      </w:r>
-    </w:p>
-    <w:p>
-      <w:pPr>
-        <w:rPr>
-          <w:rFonts w:ascii="Times New Roman" w:eastAsia="Book Antiqua" w:hAnsi="Times New Roman" w:cs="Times New Roman"/>
-        </w:rPr>
-      </w:pPr>
     </w:p>
     <w:sectPr>
-      <w:headerReference w:type="even" r:id="rId21"/>
-      <w:headerReference w:type="default" r:id="rId22"/>
-      <w:footerReference w:type="even" r:id="rId23"/>
-      <w:footerReference w:type="default" r:id="rId24"/>
-      <w:headerReference w:type="first" r:id="rId25"/>
-      <w:footerReference w:type="first" r:id="rId26"/>
+      <w:headerReference w:type="even" r:id="rId19"/>
+      <w:headerReference w:type="default" r:id="rId20"/>
+      <w:footerReference w:type="even" r:id="rId21"/>
+      <w:footerReference w:type="default" r:id="rId22"/>
+      <w:headerReference w:type="first" r:id="rId23"/>
+      <w:footerReference w:type="first" r:id="rId24"/>
       <w:pgSz w:w="12240" w:h="15840"/>
       <w:pgMar w:top="1440" w:right="1440" w:bottom="1440" w:left="1440" w:header="720" w:footer="720" w:gutter="0"/>
       <w:cols w:space="720"/>
@@ -2068,7 +1906,7 @@
       </w:r>
     </w:p>
   </w:comment>
-  <w:comment w:id="2" w:author="Pena,Anita" w:date="2025-05-05T12:26:00Z" w:initials="AP">
+  <w:comment w:id="2" w:author="Pena,Anita" w:date="2025-05-05T12:28:00Z" w:initials="AP">
     <w:p>
       <w:pPr>
         <w:pStyle w:val="CommentText"/>
@@ -2080,11 +1918,11 @@
         <w:annotationRef/>
       </w:r>
       <w:r>
-        <w:t>County?</w:t>
+        <w:t>Perhaps replace this table with one that has the full sample, and then the state by state all in one table.  Remove the p value and signif since there are different opinions on what is a high or low correlation.  Also it might be nice to have these correlations in a first column but then correlations weighted/adjusted by land area in a second column??</w:t>
       </w:r>
     </w:p>
   </w:comment>
-  <w:comment w:id="3" w:author="Pena,Anita" w:date="2025-05-05T12:28:00Z" w:initials="AP">
+  <w:comment w:id="3" w:author="Pena,Anita" w:date="2025-05-05T12:31:00Z" w:initials="AP">
     <w:p>
       <w:pPr>
         <w:pStyle w:val="CommentText"/>
@@ -2096,11 +1934,11 @@
         <w:annotationRef/>
       </w:r>
       <w:r>
-        <w:t>Perhaps replace this table with one that has the full sample, and then the state by state all in one table.  Remove the p value and signif since there are different opinions on what is a high or low correlation.  Also it might be nice to have these correlations in a first column but then correlations weighted/adjusted by land area in a second column??</w:t>
+        <w:t>Take a look to see if you can find any info on numbers of farm accidents by counties?  I am not sure that’s in the HICAHS database.  (but maybe some other health indicators in the database?  Or some other info elsewhere? I am wondering if we could say that these counties with no centers have a bunch of health concerns by providing some example proof at the county level?)</w:t>
       </w:r>
     </w:p>
   </w:comment>
-  <w:comment w:id="4" w:author="Pena,Anita" w:date="2025-05-05T12:29:00Z" w:initials="AP">
+  <w:comment w:id="4" w:author="Pena,Anita" w:date="2025-05-05T12:31:00Z" w:initials="AP">
     <w:p>
       <w:pPr>
         <w:pStyle w:val="CommentText"/>
@@ -2112,11 +1950,11 @@
         <w:annotationRef/>
       </w:r>
       <w:r>
-        <w:t>In terms of worker population?</w:t>
+        <w:t>This table is great but needs a legend for the color scale!</w:t>
       </w:r>
     </w:p>
   </w:comment>
-  <w:comment w:id="5" w:author="Nathan Seto" w:date="2025-05-05T17:32:00Z" w:initials="NS">
+  <w:comment w:id="5" w:author="Nathan Seto" w:date="2025-05-05T17:38:00Z" w:initials="NS">
     <w:p>
       <w:pPr>
         <w:pStyle w:val="CommentText"/>
@@ -2128,11 +1966,11 @@
         <w:annotationRef/>
       </w:r>
       <w:r>
-        <w:t>Yes</w:t>
+        <w:t>True</w:t>
       </w:r>
     </w:p>
   </w:comment>
-  <w:comment w:id="6" w:author="Pena,Anita" w:date="2025-05-05T12:31:00Z" w:initials="AP">
+  <w:comment w:id="6" w:author="Pena,Anita" w:date="2025-05-05T12:40:00Z" w:initials="AP">
     <w:p>
       <w:pPr>
         <w:pStyle w:val="CommentText"/>
@@ -2144,54 +1982,6 @@
         <w:annotationRef/>
       </w:r>
       <w:r>
-        <w:t>Take a look to see if you can find any info on numbers of farm accidents by counties?  I am not sure that’s in the HICAHS database.  (but maybe some other health indicators in the database?  Or some other info elsewhere? I am wondering if we could say that these counties with no centers have a bunch of health concerns by providing some example proof at the county level?)</w:t>
-      </w:r>
-    </w:p>
-  </w:comment>
-  <w:comment w:id="7" w:author="Pena,Anita" w:date="2025-05-05T12:31:00Z" w:initials="AP">
-    <w:p>
-      <w:pPr>
-        <w:pStyle w:val="CommentText"/>
-      </w:pPr>
-      <w:r>
-        <w:rPr>
-          <w:rStyle w:val="CommentReference"/>
-        </w:rPr>
-        <w:annotationRef/>
-      </w:r>
-      <w:r>
-        <w:t>This table is great but needs a legend for the color scale!</w:t>
-      </w:r>
-    </w:p>
-  </w:comment>
-  <w:comment w:id="8" w:author="Nathan Seto" w:date="2025-05-05T17:38:00Z" w:initials="NS">
-    <w:p>
-      <w:pPr>
-        <w:pStyle w:val="CommentText"/>
-      </w:pPr>
-      <w:r>
-        <w:rPr>
-          <w:rStyle w:val="CommentReference"/>
-        </w:rPr>
-        <w:annotationRef/>
-      </w:r>
-      <w:r>
-        <w:t>True</w:t>
-      </w:r>
-    </w:p>
-  </w:comment>
-  <w:comment w:id="9" w:author="Pena,Anita" w:date="2025-05-05T12:40:00Z" w:initials="AP">
-    <w:p>
-      <w:pPr>
-        <w:pStyle w:val="CommentText"/>
-      </w:pPr>
-      <w:r>
-        <w:rPr>
-          <w:rStyle w:val="CommentReference"/>
-        </w:rPr>
-        <w:annotationRef/>
-      </w:r>
-      <w:r>
         <w:t>I’m not sure that the table shows this because the table is across all states and not matching the “gaps” to the exposures.  Maybe take a look at correlations in table 2 for the individual states in addition to overall?  Also we probably don’t need all of the variables.  How about use the “exposure: total” variables for each category and then look at the correlations both across all states and within the individual states in a revised table?  This could help fine tune the story so that we can figure out what the 3</w:t>
       </w:r>
       <w:r>
@@ -2202,70 +1992,6 @@
       </w:r>
       <w:r>
         <w:t xml:space="preserve"> bullet point should be in the takeaway section at the top!</w:t>
-      </w:r>
-    </w:p>
-  </w:comment>
-  <w:comment w:id="10" w:author="Pena,Anita" w:date="2025-05-05T12:36:00Z" w:initials="AP">
-    <w:p>
-      <w:pPr>
-        <w:pStyle w:val="CommentText"/>
-      </w:pPr>
-      <w:r>
-        <w:rPr>
-          <w:rStyle w:val="CommentReference"/>
-        </w:rPr>
-        <w:annotationRef/>
-      </w:r>
-      <w:r>
-        <w:t>What is UDS?</w:t>
-      </w:r>
-    </w:p>
-  </w:comment>
-  <w:comment w:id="11" w:author="Nathan Seto" w:date="2025-05-05T17:35:00Z" w:initials="NS">
-    <w:p>
-      <w:pPr>
-        <w:pStyle w:val="CommentText"/>
-      </w:pPr>
-      <w:r>
-        <w:rPr>
-          <w:rStyle w:val="CommentReference"/>
-        </w:rPr>
-        <w:annotationRef/>
-      </w:r>
-      <w:r>
-        <w:t>Uniform Data System, a government site that NCFH used for their data to make the Tableau viz.</w:t>
-      </w:r>
-    </w:p>
-  </w:comment>
-  <w:comment w:id="12" w:author="Pena,Anita" w:date="2025-05-05T12:36:00Z" w:initials="AP">
-    <w:p>
-      <w:pPr>
-        <w:pStyle w:val="CommentText"/>
-      </w:pPr>
-      <w:r>
-        <w:rPr>
-          <w:rStyle w:val="CommentReference"/>
-        </w:rPr>
-        <w:annotationRef/>
-      </w:r>
-      <w:r>
-        <w:t>And what using this specific reference for?  Was this not one of the HICAHS series?</w:t>
-      </w:r>
-    </w:p>
-  </w:comment>
-  <w:comment w:id="13" w:author="Nathan Seto" w:date="2025-05-05T17:34:00Z" w:initials="NS">
-    <w:p>
-      <w:pPr>
-        <w:pStyle w:val="CommentText"/>
-      </w:pPr>
-      <w:r>
-        <w:rPr>
-          <w:rStyle w:val="CommentReference"/>
-        </w:rPr>
-        <w:annotationRef/>
-      </w:r>
-      <w:r>
-        <w:t>This was for finding the number/locations of the migrant health centers. I didn’t have a CSV for that, but I followed this link from HICAHS’ data dictionary.</w:t>
       </w:r>
     </w:p>
   </w:comment>
@@ -2276,18 +2002,11 @@
 <w15:commentsEx xmlns:wpc="http://schemas.microsoft.com/office/word/2010/wordprocessingCanvas" xmlns:cx="http://schemas.microsoft.com/office/drawing/2014/chartex" xmlns:cx1="http://schemas.microsoft.com/office/drawing/2015/9/8/chartex" xmlns:cx2="http://schemas.microsoft.com/office/drawing/2015/10/21/chartex" xmlns:cx3="http://schemas.microsoft.com/office/drawing/2016/5/9/chartex" xmlns:cx4="http://schemas.microsoft.com/office/drawing/2016/5/10/chartex" xmlns:cx5="http://schemas.microsoft.com/office/drawing/2016/5/11/chartex" xmlns:cx6="http://schemas.microsoft.com/office/drawing/2016/5/12/chartex" xmlns:cx7="http://schemas.microsoft.com/office/drawing/2016/5/13/chartex" xmlns:cx8="http://schemas.microsoft.com/office/drawing/2016/5/14/chartex" xmlns:mc="http://schemas.openxmlformats.org/markup-compatibility/2006" xmlns:aink="http://schemas.microsoft.com/office/drawing/2016/ink" xmlns:am3d="http://schemas.microsoft.com/office/drawing/2017/model3d" xmlns:o="urn:schemas-microsoft-com:office:office" xmlns:oel="http://schemas.microsoft.com/office/2019/extlst" xmlns:r="http://schemas.openxmlformats.org/officeDocument/2006/relationships" xmlns:m="http://schemas.openxmlformats.org/officeDocument/2006/math" xmlns:v="urn:schemas-microsoft-com:vml" xmlns:wp14="http://schemas.microsoft.com/office/word/2010/wordprocessingDrawing" xmlns:wp="http://schemas.openxmlformats.org/drawingml/2006/wordprocessingDrawing" xmlns:w10="urn:schemas-microsoft-com:office:word" xmlns:w="http://schemas.openxmlformats.org/wordprocessingml/2006/main" xmlns:w14="http://schemas.microsoft.com/office/word/2010/wordml" xmlns:w15="http://schemas.microsoft.com/office/word/2012/wordml" xmlns:w16cex="http://schemas.microsoft.com/office/word/2018/wordml/cex" xmlns:w16cid="http://schemas.microsoft.com/office/word/2016/wordml/cid" xmlns:w16="http://schemas.microsoft.com/office/word/2018/wordml" xmlns:w16du="http://schemas.microsoft.com/office/word/2023/wordml/word16du" xmlns:w16sdtdh="http://schemas.microsoft.com/office/word/2020/wordml/sdtdatahash" xmlns:w16sdtfl="http://schemas.microsoft.com/office/word/2024/wordml/sdtformatlock" xmlns:w16se="http://schemas.microsoft.com/office/word/2015/wordml/symex" xmlns:wpg="http://schemas.microsoft.com/office/word/2010/wordprocessingGroup" xmlns:wpi="http://schemas.microsoft.com/office/word/2010/wordprocessingInk" xmlns:wne="http://schemas.microsoft.com/office/word/2006/wordml" xmlns:wps="http://schemas.microsoft.com/office/word/2010/wordprocessingShape" mc:Ignorable="w14 w15 w16se w16cid w16 w16cex w16sdtdh w16sdtfl w16du wp14">
   <w15:commentEx w15:paraId="28BF8B11" w15:done="0"/>
   <w15:commentEx w15:paraId="16748C2A" w15:paraIdParent="28BF8B11" w15:done="0"/>
-  <w15:commentEx w15:paraId="30C1C48C" w15:done="0"/>
-  <w15:commentEx w15:paraId="399C7834" w15:done="0"/>
-  <w15:commentEx w15:paraId="6D2FE67E" w15:done="0"/>
-  <w15:commentEx w15:paraId="3A5603AA" w15:paraIdParent="6D2FE67E" w15:done="0"/>
+  <w15:commentEx w15:paraId="399C7834" w15:done="1"/>
   <w15:commentEx w15:paraId="7E1AE44B" w15:done="0"/>
-  <w15:commentEx w15:paraId="059458E3" w15:done="1"/>
-  <w15:commentEx w15:paraId="42C7189C" w15:paraIdParent="059458E3" w15:done="1"/>
+  <w15:commentEx w15:paraId="77AC99AF" w15:done="1"/>
+  <w15:commentEx w15:paraId="3390C616" w15:paraIdParent="77AC99AF" w15:done="1"/>
   <w15:commentEx w15:paraId="2EF188AE" w15:done="0"/>
-  <w15:commentEx w15:paraId="689760AA" w15:done="0"/>
-  <w15:commentEx w15:paraId="41A07AC3" w15:paraIdParent="689760AA" w15:done="0"/>
-  <w15:commentEx w15:paraId="51F7C376" w15:done="0"/>
-  <w15:commentEx w15:paraId="66CFC393" w15:paraIdParent="51F7C376" w15:done="0"/>
 </w15:commentsEx>
 </file>
 
@@ -2295,18 +2014,11 @@
 <w16cex:commentsExtensible xmlns:wpc="http://schemas.microsoft.com/office/word/2010/wordprocessingCanvas" xmlns:cx="http://schemas.microsoft.com/office/drawing/2014/chartex" xmlns:cx1="http://schemas.microsoft.com/office/drawing/2015/9/8/chartex" xmlns:cx2="http://schemas.microsoft.com/office/drawing/2015/10/21/chartex" xmlns:cx3="http://schemas.microsoft.com/office/drawing/2016/5/9/chartex" xmlns:cx4="http://schemas.microsoft.com/office/drawing/2016/5/10/chartex" xmlns:cx5="http://schemas.microsoft.com/office/drawing/2016/5/11/chartex" xmlns:cx6="http://schemas.microsoft.com/office/drawing/2016/5/12/chartex" xmlns:cx7="http://schemas.microsoft.com/office/drawing/2016/5/13/chartex" xmlns:cx8="http://schemas.microsoft.com/office/drawing/2016/5/14/chartex" xmlns:cr="http://schemas.microsoft.com/office/comments/2020/reactions" xmlns:mc="http://schemas.openxmlformats.org/markup-compatibility/2006" xmlns:aink="http://schemas.microsoft.com/office/drawing/2016/ink" xmlns:am3d="http://schemas.microsoft.com/office/drawing/2017/model3d" xmlns:o="urn:schemas-microsoft-com:office:office" xmlns:oel="http://schemas.microsoft.com/office/2019/extlst" xmlns:r="http://schemas.openxmlformats.org/officeDocument/2006/relationships" xmlns:m="http://schemas.openxmlformats.org/officeDocument/2006/math" xmlns:v="urn:schemas-microsoft-com:vml" xmlns:wp14="http://schemas.microsoft.com/office/word/2010/wordprocessingDrawing" xmlns:wp="http://schemas.openxmlformats.org/drawingml/2006/wordprocessingDrawing" xmlns:w10="urn:schemas-microsoft-com:office:word" xmlns:w="http://schemas.openxmlformats.org/wordprocessingml/2006/main" xmlns:w14="http://schemas.microsoft.com/office/word/2010/wordml" xmlns:w15="http://schemas.microsoft.com/office/word/2012/wordml" xmlns:w16cex="http://schemas.microsoft.com/office/word/2018/wordml/cex" xmlns:w16cid="http://schemas.microsoft.com/office/word/2016/wordml/cid" xmlns:w16="http://schemas.microsoft.com/office/word/2018/wordml" xmlns:w16du="http://schemas.microsoft.com/office/word/2023/wordml/word16du" xmlns:w16sdtdh="http://schemas.microsoft.com/office/word/2020/wordml/sdtdatahash" xmlns:w16sdtfl="http://schemas.microsoft.com/office/word/2024/wordml/sdtformatlock" xmlns:w16se="http://schemas.microsoft.com/office/word/2015/wordml/symex" xmlns:wpg="http://schemas.microsoft.com/office/word/2010/wordprocessingGroup" xmlns:wpi="http://schemas.microsoft.com/office/word/2010/wordprocessingInk" xmlns:wne="http://schemas.microsoft.com/office/word/2006/wordml" xmlns:wps="http://schemas.microsoft.com/office/word/2010/wordprocessingShape" mc:Ignorable="w14 w15 w16se w16cid w16 w16cex w16sdtdh w16sdtfl cr w16du wp14">
   <w16cex:commentExtensible w16cex:durableId="5BB77278" w16cex:dateUtc="2025-05-05T18:25:00Z"/>
   <w16cex:commentExtensible w16cex:durableId="0F015869" w16cex:dateUtc="2025-05-05T23:32:00Z"/>
-  <w16cex:commentExtensible w16cex:durableId="32B8B7A6" w16cex:dateUtc="2025-05-05T18:26:00Z"/>
   <w16cex:commentExtensible w16cex:durableId="050B7F14" w16cex:dateUtc="2025-05-05T18:28:00Z"/>
-  <w16cex:commentExtensible w16cex:durableId="1E551D9B" w16cex:dateUtc="2025-05-05T18:29:00Z"/>
-  <w16cex:commentExtensible w16cex:durableId="6F7EE98C" w16cex:dateUtc="2025-05-05T23:32:00Z"/>
   <w16cex:commentExtensible w16cex:durableId="2D862958" w16cex:dateUtc="2025-05-05T18:31:00Z"/>
   <w16cex:commentExtensible w16cex:durableId="48016CB3" w16cex:dateUtc="2025-05-05T18:31:00Z"/>
   <w16cex:commentExtensible w16cex:durableId="073DB775" w16cex:dateUtc="2025-05-05T23:38:00Z"/>
   <w16cex:commentExtensible w16cex:durableId="14C2F183" w16cex:dateUtc="2025-05-05T18:40:00Z"/>
-  <w16cex:commentExtensible w16cex:durableId="07F055F6" w16cex:dateUtc="2025-05-05T18:36:00Z"/>
-  <w16cex:commentExtensible w16cex:durableId="54845185" w16cex:dateUtc="2025-05-05T23:35:00Z"/>
-  <w16cex:commentExtensible w16cex:durableId="2A6D2365" w16cex:dateUtc="2025-05-05T18:36:00Z"/>
-  <w16cex:commentExtensible w16cex:durableId="58696F7C" w16cex:dateUtc="2025-05-05T23:34:00Z"/>
 </w16cex:commentsExtensible>
 </file>
 
@@ -2314,18 +2026,11 @@
 <w16cid:commentsIds xmlns:wpc="http://schemas.microsoft.com/office/word/2010/wordprocessingCanvas" xmlns:cx="http://schemas.microsoft.com/office/drawing/2014/chartex" xmlns:cx1="http://schemas.microsoft.com/office/drawing/2015/9/8/chartex" xmlns:cx2="http://schemas.microsoft.com/office/drawing/2015/10/21/chartex" xmlns:cx3="http://schemas.microsoft.com/office/drawing/2016/5/9/chartex" xmlns:cx4="http://schemas.microsoft.com/office/drawing/2016/5/10/chartex" xmlns:cx5="http://schemas.microsoft.com/office/drawing/2016/5/11/chartex" xmlns:cx6="http://schemas.microsoft.com/office/drawing/2016/5/12/chartex" xmlns:cx7="http://schemas.microsoft.com/office/drawing/2016/5/13/chartex" xmlns:cx8="http://schemas.microsoft.com/office/drawing/2016/5/14/chartex" xmlns:mc="http://schemas.openxmlformats.org/markup-compatibility/2006" xmlns:aink="http://schemas.microsoft.com/office/drawing/2016/ink" xmlns:am3d="http://schemas.microsoft.com/office/drawing/2017/model3d" xmlns:o="urn:schemas-microsoft-com:office:office" xmlns:oel="http://schemas.microsoft.com/office/2019/extlst" xmlns:r="http://schemas.openxmlformats.org/officeDocument/2006/relationships" xmlns:m="http://schemas.openxmlformats.org/officeDocument/2006/math" xmlns:v="urn:schemas-microsoft-com:vml" xmlns:wp14="http://schemas.microsoft.com/office/word/2010/wordprocessingDrawing" xmlns:wp="http://schemas.openxmlformats.org/drawingml/2006/wordprocessingDrawing" xmlns:w10="urn:schemas-microsoft-com:office:word" xmlns:w="http://schemas.openxmlformats.org/wordprocessingml/2006/main" xmlns:w14="http://schemas.microsoft.com/office/word/2010/wordml" xmlns:w15="http://schemas.microsoft.com/office/word/2012/wordml" xmlns:w16cex="http://schemas.microsoft.com/office/word/2018/wordml/cex" xmlns:w16cid="http://schemas.microsoft.com/office/word/2016/wordml/cid" xmlns:w16="http://schemas.microsoft.com/office/word/2018/wordml" xmlns:w16du="http://schemas.microsoft.com/office/word/2023/wordml/word16du" xmlns:w16sdtdh="http://schemas.microsoft.com/office/word/2020/wordml/sdtdatahash" xmlns:w16sdtfl="http://schemas.microsoft.com/office/word/2024/wordml/sdtformatlock" xmlns:w16se="http://schemas.microsoft.com/office/word/2015/wordml/symex" xmlns:wpg="http://schemas.microsoft.com/office/word/2010/wordprocessingGroup" xmlns:wpi="http://schemas.microsoft.com/office/word/2010/wordprocessingInk" xmlns:wne="http://schemas.microsoft.com/office/word/2006/wordml" xmlns:wps="http://schemas.microsoft.com/office/word/2010/wordprocessingShape" mc:Ignorable="w14 w15 w16se w16cid w16 w16cex w16sdtdh w16sdtfl w16du wp14">
   <w16cid:commentId w16cid:paraId="28BF8B11" w16cid:durableId="5BB77278"/>
   <w16cid:commentId w16cid:paraId="16748C2A" w16cid:durableId="0F015869"/>
-  <w16cid:commentId w16cid:paraId="30C1C48C" w16cid:durableId="32B8B7A6"/>
   <w16cid:commentId w16cid:paraId="399C7834" w16cid:durableId="050B7F14"/>
-  <w16cid:commentId w16cid:paraId="6D2FE67E" w16cid:durableId="1E551D9B"/>
-  <w16cid:commentId w16cid:paraId="3A5603AA" w16cid:durableId="6F7EE98C"/>
   <w16cid:commentId w16cid:paraId="7E1AE44B" w16cid:durableId="2D862958"/>
-  <w16cid:commentId w16cid:paraId="059458E3" w16cid:durableId="48016CB3"/>
-  <w16cid:commentId w16cid:paraId="42C7189C" w16cid:durableId="073DB775"/>
+  <w16cid:commentId w16cid:paraId="77AC99AF" w16cid:durableId="48016CB3"/>
+  <w16cid:commentId w16cid:paraId="3390C616" w16cid:durableId="073DB775"/>
   <w16cid:commentId w16cid:paraId="2EF188AE" w16cid:durableId="14C2F183"/>
-  <w16cid:commentId w16cid:paraId="689760AA" w16cid:durableId="07F055F6"/>
-  <w16cid:commentId w16cid:paraId="41A07AC3" w16cid:durableId="54845185"/>
-  <w16cid:commentId w16cid:paraId="51F7C376" w16cid:durableId="2A6D2365"/>
-  <w16cid:commentId w16cid:paraId="66CFC393" w16cid:durableId="58696F7C"/>
 </w16cid:commentsIds>
 </file>
 
@@ -3440,7 +3145,6 @@
   <w:style w:type="character" w:default="1" w:styleId="DefaultParagraphFont">
     <w:name w:val="Default Paragraph Font"/>
     <w:uiPriority w:val="1"/>
-    <w:semiHidden/>
     <w:unhideWhenUsed/>
   </w:style>
   <w:style w:type="table" w:default="1" w:styleId="TableNormal">

--- a/Output/REDI Report Draft 2.docx
+++ b/Output/REDI Report Draft 2.docx
@@ -5,15 +5,21 @@
     <w:p>
       <w:pPr>
         <w:jc w:val="center"/>
-      </w:pPr>
-      <w:r>
         <w:rPr>
           <w:rFonts w:ascii="Times New Roman" w:eastAsia="Times New Roman" w:hAnsi="Times New Roman" w:cs="Times New Roman"/>
           <w:b/>
           <w:bCs/>
           <w:color w:val="000000" w:themeColor="text1"/>
         </w:rPr>
-        <w:t>Healthcare Supply for Migrant Agricultural Workers</w:t>
+      </w:pPr>
+      <w:r>
+        <w:rPr>
+          <w:rFonts w:ascii="Times New Roman" w:eastAsia="Times New Roman" w:hAnsi="Times New Roman" w:cs="Times New Roman"/>
+          <w:b/>
+          <w:bCs/>
+          <w:color w:val="000000" w:themeColor="text1"/>
+        </w:rPr>
+        <w:t>Evaluating Healthcare Access for Migrant Agricultural Workers</w:t>
       </w:r>
     </w:p>
     <w:p>
@@ -79,8 +85,6 @@
           <w:i/>
           <w:iCs/>
           <w:color w:val="000000"/>
-          <w:sz w:val="22"/>
-          <w:szCs w:val="22"/>
         </w:rPr>
       </w:pPr>
       <w:r>
@@ -89,22 +93,20 @@
           <w:b/>
           <w:i/>
           <w:noProof/>
-          <w:sz w:val="22"/>
-          <w:szCs w:val="22"/>
         </w:rPr>
         <mc:AlternateContent>
           <mc:Choice Requires="wps">
             <w:drawing>
-              <wp:anchor distT="0" distB="0" distL="114300" distR="114300" simplePos="0" relativeHeight="251659264" behindDoc="0" locked="0" layoutInCell="1" allowOverlap="1" wp14:anchorId="3353AAC6" wp14:editId="17686CE5">
+              <wp:anchor distT="0" distB="0" distL="114300" distR="114300" simplePos="0" relativeHeight="251659264" behindDoc="0" locked="0" layoutInCell="1" allowOverlap="1" wp14:anchorId="3353AAC6" wp14:editId="17B8CCE3">
                 <wp:simplePos x="0" y="0"/>
                 <wp:positionH relativeFrom="column">
-                  <wp:posOffset>195580</wp:posOffset>
+                  <wp:posOffset>198755</wp:posOffset>
                 </wp:positionH>
                 <wp:positionV relativeFrom="paragraph">
-                  <wp:posOffset>300990</wp:posOffset>
+                  <wp:posOffset>299720</wp:posOffset>
                 </wp:positionV>
-                <wp:extent cx="5551170" cy="1365250"/>
-                <wp:effectExtent l="0" t="0" r="11430" b="25400"/>
+                <wp:extent cx="5551170" cy="1518920"/>
+                <wp:effectExtent l="0" t="0" r="11430" b="24130"/>
                 <wp:wrapSquare wrapText="bothSides"/>
                 <wp:docPr id="5" name="Text Box 5"/>
                 <wp:cNvGraphicFramePr/>
@@ -115,7 +117,7 @@
                       <wps:spPr>
                         <a:xfrm>
                           <a:off x="0" y="0"/>
-                          <a:ext cx="5551170" cy="1365250"/>
+                          <a:ext cx="5551170" cy="1518920"/>
                         </a:xfrm>
                         <a:prstGeom prst="rect">
                           <a:avLst/>
@@ -192,7 +194,6 @@
                                 <w:ilvl w:val="0"/>
                                 <w:numId w:val="1"/>
                               </w:numPr>
-                              <w:spacing w:before="240" w:after="240" w:line="279" w:lineRule="auto"/>
                               <w:rPr>
                                 <w:rFonts w:ascii="Times New Roman" w:eastAsia="Times New Roman" w:hAnsi="Times New Roman" w:cs="Times New Roman"/>
                                 <w:color w:val="000000" w:themeColor="text1"/>
@@ -203,63 +204,21 @@
                                 <w:rFonts w:ascii="Times New Roman" w:eastAsia="Times New Roman" w:hAnsi="Times New Roman" w:cs="Times New Roman"/>
                                 <w:color w:val="000000" w:themeColor="text1"/>
                               </w:rPr>
-                              <w:t>Th</w:t>
+                              <w:t xml:space="preserve">Even in states with more </w:t>
                             </w:r>
                             <w:r>
                               <w:rPr>
                                 <w:rFonts w:ascii="Times New Roman" w:eastAsia="Times New Roman" w:hAnsi="Times New Roman" w:cs="Times New Roman"/>
                                 <w:color w:val="000000" w:themeColor="text1"/>
                               </w:rPr>
-                              <w:t xml:space="preserve">is is suggestive of </w:t>
+                              <w:t>migrant health centers</w:t>
                             </w:r>
                             <w:r>
                               <w:rPr>
                                 <w:rFonts w:ascii="Times New Roman" w:eastAsia="Times New Roman" w:hAnsi="Times New Roman" w:cs="Times New Roman"/>
                                 <w:color w:val="000000" w:themeColor="text1"/>
                               </w:rPr>
-                              <w:t>gap</w:t>
-                            </w:r>
-                            <w:r>
-                              <w:rPr>
-                                <w:rFonts w:ascii="Times New Roman" w:eastAsia="Times New Roman" w:hAnsi="Times New Roman" w:cs="Times New Roman"/>
-                                <w:color w:val="000000" w:themeColor="text1"/>
-                              </w:rPr>
-                              <w:t>s</w:t>
-                            </w:r>
-                            <w:r>
-                              <w:rPr>
-                                <w:rFonts w:ascii="Times New Roman" w:eastAsia="Times New Roman" w:hAnsi="Times New Roman" w:cs="Times New Roman"/>
-                                <w:color w:val="000000" w:themeColor="text1"/>
-                              </w:rPr>
-                              <w:t xml:space="preserve"> in the </w:t>
-                            </w:r>
-                            <w:r>
-                              <w:rPr>
-                                <w:rFonts w:ascii="Times New Roman" w:eastAsia="Times New Roman" w:hAnsi="Times New Roman" w:cs="Times New Roman"/>
-                                <w:color w:val="000000" w:themeColor="text1"/>
-                              </w:rPr>
-                              <w:t xml:space="preserve">supply of </w:t>
-                            </w:r>
-                            <w:r>
-                              <w:rPr>
-                                <w:rFonts w:ascii="Times New Roman" w:eastAsia="Times New Roman" w:hAnsi="Times New Roman" w:cs="Times New Roman"/>
-                                <w:color w:val="000000" w:themeColor="text1"/>
-                              </w:rPr>
-                              <w:t xml:space="preserve">healthcare </w:t>
-                            </w:r>
-                            <w:r>
-                              <w:rPr>
-                                <w:rFonts w:ascii="Times New Roman" w:eastAsia="Times New Roman" w:hAnsi="Times New Roman" w:cs="Times New Roman"/>
-                                <w:color w:val="000000" w:themeColor="text1"/>
-                              </w:rPr>
-                              <w:t xml:space="preserve">services </w:t>
-                            </w:r>
-                            <w:r>
-                              <w:rPr>
-                                <w:rFonts w:ascii="Times New Roman" w:eastAsia="Times New Roman" w:hAnsi="Times New Roman" w:cs="Times New Roman"/>
-                                <w:color w:val="000000" w:themeColor="text1"/>
-                              </w:rPr>
-                              <w:t>for migrant agricultural workers.</w:t>
+                              <w:t>, many H-2A workers lack nearby healthcare options.</w:t>
                             </w:r>
                           </w:p>
                           <w:p>
@@ -269,34 +228,25 @@
                                 <w:ilvl w:val="0"/>
                                 <w:numId w:val="1"/>
                               </w:numPr>
+                              <w:spacing w:before="240" w:after="240"/>
                               <w:rPr>
-                                <w:rFonts w:ascii="Times New Roman" w:eastAsia="Times New Roman" w:hAnsi="Times New Roman" w:cs="Times New Roman"/>
-                                <w:color w:val="FF0000"/>
-                                <w:sz w:val="23"/>
-                                <w:szCs w:val="23"/>
+                                <w:rFonts w:ascii="Times New Roman" w:hAnsi="Times New Roman" w:cs="Times New Roman"/>
                               </w:rPr>
                             </w:pPr>
                             <w:r>
                               <w:rPr>
-                                <w:rFonts w:ascii="Times New Roman" w:eastAsia="Times New Roman" w:hAnsi="Times New Roman" w:cs="Times New Roman"/>
-                                <w:color w:val="FF0000"/>
-                                <w:sz w:val="23"/>
-                                <w:szCs w:val="23"/>
+                                <w:rFonts w:ascii="Times New Roman" w:hAnsi="Times New Roman" w:cs="Times New Roman"/>
                               </w:rPr>
-                              <w:t>… (3-5 bullets total)</w:t>
+                              <w:t>Migrant health centers are scarce in areas with high environmental risks, leaving many H-2A workers underserved.</w:t>
                             </w:r>
                           </w:p>
                           <w:p>
                             <w:pPr>
                               <w:rPr>
-                                <w:rFonts w:ascii="Times New Roman" w:eastAsia="Times New Roman" w:hAnsi="Times New Roman" w:cs="Times New Roman"/>
-                                <w:color w:val="000000"/>
-                                <w:sz w:val="23"/>
-                                <w:szCs w:val="23"/>
+                                <w:rFonts w:ascii="Times New Roman" w:hAnsi="Times New Roman" w:cs="Times New Roman"/>
                               </w:rPr>
                             </w:pPr>
                           </w:p>
-                          <w:p/>
                         </w:txbxContent>
                       </wps:txbx>
                       <wps:bodyPr rot="0" spcFirstLastPara="0" vertOverflow="overflow" horzOverflow="overflow" vert="horz" wrap="square" lIns="91440" tIns="45720" rIns="91440" bIns="45720" numCol="1" spcCol="0" rtlCol="0" fromWordArt="0" anchor="t" anchorCtr="0" forceAA="0" compatLnSpc="1">
@@ -323,7 +273,7 @@
                 <v:stroke joinstyle="miter"/>
                 <v:path gradientshapeok="t" o:connecttype="rect"/>
               </v:shapetype>
-              <v:shape id="Text Box 5" o:spid="_x0000_s1026" type="#_x0000_t202" style="position:absolute;left:0;text-align:left;margin-left:15.4pt;margin-top:23.7pt;width:437.1pt;height:107.5pt;z-index:251659264;visibility:visible;mso-wrap-style:square;mso-width-percent:0;mso-height-percent:0;mso-wrap-distance-left:9pt;mso-wrap-distance-top:0;mso-wrap-distance-right:9pt;mso-wrap-distance-bottom:0;mso-position-horizontal:absolute;mso-position-horizontal-relative:text;mso-position-vertical:absolute;mso-position-vertical-relative:text;mso-width-percent:0;mso-height-percent:0;mso-width-relative:margin;mso-height-relative:margin;v-text-anchor:top" o:gfxdata="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" fillcolor="white [3201]" strokecolor="#4472c4 [3204]" strokeweight="1pt">
+              <v:shape id="Text Box 5" o:spid="_x0000_s1026" type="#_x0000_t202" style="position:absolute;left:0;text-align:left;margin-left:15.65pt;margin-top:23.6pt;width:437.1pt;height:119.6pt;z-index:251659264;visibility:visible;mso-wrap-style:square;mso-width-percent:0;mso-height-percent:0;mso-wrap-distance-left:9pt;mso-wrap-distance-top:0;mso-wrap-distance-right:9pt;mso-wrap-distance-bottom:0;mso-position-horizontal:absolute;mso-position-horizontal-relative:text;mso-position-vertical:absolute;mso-position-vertical-relative:text;mso-width-percent:0;mso-height-percent:0;mso-width-relative:margin;mso-height-relative:margin;v-text-anchor:top" o:gfxdata="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" fillcolor="white [3201]" strokecolor="#4472c4 [3204]" strokeweight="1pt">
                 <v:textbox>
                   <w:txbxContent>
                     <w:p>
@@ -375,7 +325,6 @@
                           <w:ilvl w:val="0"/>
                           <w:numId w:val="1"/>
                         </w:numPr>
-                        <w:spacing w:before="240" w:after="240" w:line="279" w:lineRule="auto"/>
                         <w:rPr>
                           <w:rFonts w:ascii="Times New Roman" w:eastAsia="Times New Roman" w:hAnsi="Times New Roman" w:cs="Times New Roman"/>
                           <w:color w:val="000000" w:themeColor="text1"/>
@@ -386,63 +335,21 @@
                           <w:rFonts w:ascii="Times New Roman" w:eastAsia="Times New Roman" w:hAnsi="Times New Roman" w:cs="Times New Roman"/>
                           <w:color w:val="000000" w:themeColor="text1"/>
                         </w:rPr>
-                        <w:t>Th</w:t>
+                        <w:t xml:space="preserve">Even in states with more </w:t>
                       </w:r>
                       <w:r>
                         <w:rPr>
                           <w:rFonts w:ascii="Times New Roman" w:eastAsia="Times New Roman" w:hAnsi="Times New Roman" w:cs="Times New Roman"/>
                           <w:color w:val="000000" w:themeColor="text1"/>
                         </w:rPr>
-                        <w:t xml:space="preserve">is is suggestive of </w:t>
+                        <w:t>migrant health centers</w:t>
                       </w:r>
                       <w:r>
                         <w:rPr>
                           <w:rFonts w:ascii="Times New Roman" w:eastAsia="Times New Roman" w:hAnsi="Times New Roman" w:cs="Times New Roman"/>
                           <w:color w:val="000000" w:themeColor="text1"/>
                         </w:rPr>
-                        <w:t>gap</w:t>
-                      </w:r>
-                      <w:r>
-                        <w:rPr>
-                          <w:rFonts w:ascii="Times New Roman" w:eastAsia="Times New Roman" w:hAnsi="Times New Roman" w:cs="Times New Roman"/>
-                          <w:color w:val="000000" w:themeColor="text1"/>
-                        </w:rPr>
-                        <w:t>s</w:t>
-                      </w:r>
-                      <w:r>
-                        <w:rPr>
-                          <w:rFonts w:ascii="Times New Roman" w:eastAsia="Times New Roman" w:hAnsi="Times New Roman" w:cs="Times New Roman"/>
-                          <w:color w:val="000000" w:themeColor="text1"/>
-                        </w:rPr>
-                        <w:t xml:space="preserve"> in the </w:t>
-                      </w:r>
-                      <w:r>
-                        <w:rPr>
-                          <w:rFonts w:ascii="Times New Roman" w:eastAsia="Times New Roman" w:hAnsi="Times New Roman" w:cs="Times New Roman"/>
-                          <w:color w:val="000000" w:themeColor="text1"/>
-                        </w:rPr>
-                        <w:t xml:space="preserve">supply of </w:t>
-                      </w:r>
-                      <w:r>
-                        <w:rPr>
-                          <w:rFonts w:ascii="Times New Roman" w:eastAsia="Times New Roman" w:hAnsi="Times New Roman" w:cs="Times New Roman"/>
-                          <w:color w:val="000000" w:themeColor="text1"/>
-                        </w:rPr>
-                        <w:t xml:space="preserve">healthcare </w:t>
-                      </w:r>
-                      <w:r>
-                        <w:rPr>
-                          <w:rFonts w:ascii="Times New Roman" w:eastAsia="Times New Roman" w:hAnsi="Times New Roman" w:cs="Times New Roman"/>
-                          <w:color w:val="000000" w:themeColor="text1"/>
-                        </w:rPr>
-                        <w:t xml:space="preserve">services </w:t>
-                      </w:r>
-                      <w:r>
-                        <w:rPr>
-                          <w:rFonts w:ascii="Times New Roman" w:eastAsia="Times New Roman" w:hAnsi="Times New Roman" w:cs="Times New Roman"/>
-                          <w:color w:val="000000" w:themeColor="text1"/>
-                        </w:rPr>
-                        <w:t>for migrant agricultural workers.</w:t>
+                        <w:t>, many H-2A workers lack nearby healthcare options.</w:t>
                       </w:r>
                     </w:p>
                     <w:p>
@@ -452,34 +359,25 @@
                           <w:ilvl w:val="0"/>
                           <w:numId w:val="1"/>
                         </w:numPr>
+                        <w:spacing w:before="240" w:after="240"/>
                         <w:rPr>
-                          <w:rFonts w:ascii="Times New Roman" w:eastAsia="Times New Roman" w:hAnsi="Times New Roman" w:cs="Times New Roman"/>
-                          <w:color w:val="FF0000"/>
-                          <w:sz w:val="23"/>
-                          <w:szCs w:val="23"/>
+                          <w:rFonts w:ascii="Times New Roman" w:hAnsi="Times New Roman" w:cs="Times New Roman"/>
                         </w:rPr>
                       </w:pPr>
                       <w:r>
                         <w:rPr>
-                          <w:rFonts w:ascii="Times New Roman" w:eastAsia="Times New Roman" w:hAnsi="Times New Roman" w:cs="Times New Roman"/>
-                          <w:color w:val="FF0000"/>
-                          <w:sz w:val="23"/>
-                          <w:szCs w:val="23"/>
+                          <w:rFonts w:ascii="Times New Roman" w:hAnsi="Times New Roman" w:cs="Times New Roman"/>
                         </w:rPr>
-                        <w:t>… (3-5 bullets total)</w:t>
+                        <w:t>Migrant health centers are scarce in areas with high environmental risks, leaving many H-2A workers underserved.</w:t>
                       </w:r>
                     </w:p>
                     <w:p>
                       <w:pPr>
                         <w:rPr>
-                          <w:rFonts w:ascii="Times New Roman" w:eastAsia="Times New Roman" w:hAnsi="Times New Roman" w:cs="Times New Roman"/>
-                          <w:color w:val="000000"/>
-                          <w:sz w:val="23"/>
-                          <w:szCs w:val="23"/>
+                          <w:rFonts w:ascii="Times New Roman" w:hAnsi="Times New Roman" w:cs="Times New Roman"/>
                         </w:rPr>
                       </w:pPr>
                     </w:p>
-                    <w:p/>
                   </w:txbxContent>
                 </v:textbox>
                 <w10:wrap type="square"/>
@@ -515,6 +413,7 @@
     <w:p>
       <w:pPr>
         <w:rPr>
+          <w:rFonts w:ascii="Times New Roman" w:hAnsi="Times New Roman" w:cs="Times New Roman"/>
           <w:i/>
           <w:iCs/>
         </w:rPr>
@@ -543,19 +442,12 @@
           <w:rFonts w:ascii="Times New Roman" w:eastAsia="Times New Roman" w:hAnsi="Times New Roman" w:cs="Times New Roman"/>
           <w:color w:val="000000" w:themeColor="text1"/>
         </w:rPr>
-        <w:t xml:space="preserve">The H-2A visa allows agricultural firms, in the face of a labor shortage, to bring in and employ foreign workers on a temporary or seasonal basis. </w:t>
-      </w:r>
-      <w:r>
-        <w:rPr>
-          <w:rFonts w:ascii="Times New Roman" w:eastAsia="Times New Roman" w:hAnsi="Times New Roman" w:cs="Times New Roman"/>
-          <w:color w:val="000000" w:themeColor="text1"/>
-        </w:rPr>
-        <w:t xml:space="preserve">There are currently </w:t>
-      </w:r>
-      <w:r>
-        <w:rPr>
-          <w:rFonts w:ascii="Times New Roman" w:eastAsia="Times New Roman" w:hAnsi="Times New Roman" w:cs="Times New Roman"/>
-          <w:color w:val="FF0000"/>
+        <w:t xml:space="preserve">The H-2A visa allows agricultural firms, in the face of a labor shortage, to bring in and employ foreign workers on a temporary or seasonal basis. There are currently </w:t>
+      </w:r>
+      <w:r>
+        <w:rPr>
+          <w:rFonts w:ascii="Times New Roman" w:eastAsia="Times New Roman" w:hAnsi="Times New Roman" w:cs="Times New Roman"/>
+          <w:color w:val="000000" w:themeColor="text1"/>
         </w:rPr>
         <w:t>378,513 </w:t>
       </w:r>
@@ -570,106 +462,21 @@
     <w:p>
       <w:pPr>
         <w:ind w:firstLine="720"/>
-      </w:pPr>
-      <w:r>
-        <w:rPr>
-          <w:rFonts w:ascii="Times New Roman" w:eastAsia="Times New Roman" w:hAnsi="Times New Roman" w:cs="Times New Roman"/>
-          <w:color w:val="000000" w:themeColor="text1"/>
-        </w:rPr>
-        <w:t>M</w:t>
-      </w:r>
-      <w:r>
-        <w:rPr>
-          <w:rFonts w:ascii="Times New Roman" w:eastAsia="Times New Roman" w:hAnsi="Times New Roman" w:cs="Times New Roman"/>
-          <w:color w:val="000000" w:themeColor="text1"/>
-        </w:rPr>
-        <w:t xml:space="preserve">igrant health centers </w:t>
-      </w:r>
-      <w:r>
-        <w:rPr>
-          <w:rFonts w:ascii="Times New Roman" w:eastAsia="Times New Roman" w:hAnsi="Times New Roman" w:cs="Times New Roman"/>
-          <w:color w:val="000000" w:themeColor="text1"/>
-        </w:rPr>
-        <w:t>(</w:t>
-      </w:r>
-      <w:r>
-        <w:rPr>
-          <w:rFonts w:ascii="Times New Roman" w:eastAsia="Times New Roman" w:hAnsi="Times New Roman" w:cs="Times New Roman"/>
-          <w:color w:val="000000" w:themeColor="text1"/>
-        </w:rPr>
-        <w:t>MHCs</w:t>
-      </w:r>
-      <w:r>
-        <w:rPr>
-          <w:rFonts w:ascii="Times New Roman" w:eastAsia="Times New Roman" w:hAnsi="Times New Roman" w:cs="Times New Roman"/>
-          <w:color w:val="000000" w:themeColor="text1"/>
-        </w:rPr>
-        <w:t>)</w:t>
-      </w:r>
-      <w:r>
-        <w:rPr>
-          <w:rFonts w:ascii="Times New Roman" w:eastAsia="Times New Roman" w:hAnsi="Times New Roman" w:cs="Times New Roman"/>
-          <w:color w:val="000000" w:themeColor="text1"/>
-        </w:rPr>
-        <w:t xml:space="preserve"> provide </w:t>
-      </w:r>
-      <w:r>
-        <w:rPr>
-          <w:rFonts w:ascii="Times New Roman" w:eastAsia="Times New Roman" w:hAnsi="Times New Roman" w:cs="Times New Roman"/>
-          <w:color w:val="000000" w:themeColor="text1"/>
-        </w:rPr>
-        <w:t xml:space="preserve">specialized </w:t>
-      </w:r>
-      <w:r>
-        <w:rPr>
-          <w:rFonts w:ascii="Times New Roman" w:eastAsia="Times New Roman" w:hAnsi="Times New Roman" w:cs="Times New Roman"/>
-          <w:color w:val="000000" w:themeColor="text1"/>
-        </w:rPr>
-        <w:t xml:space="preserve">medical services for migrant populations. They are equipped to address </w:t>
-      </w:r>
-      <w:r>
-        <w:rPr>
-          <w:rFonts w:ascii="Times New Roman" w:eastAsia="Times New Roman" w:hAnsi="Times New Roman" w:cs="Times New Roman"/>
-          <w:color w:val="000000" w:themeColor="text1"/>
-        </w:rPr>
-        <w:t xml:space="preserve">specific </w:t>
-      </w:r>
-      <w:r>
-        <w:rPr>
-          <w:rFonts w:ascii="Times New Roman" w:eastAsia="Times New Roman" w:hAnsi="Times New Roman" w:cs="Times New Roman"/>
-          <w:color w:val="000000" w:themeColor="text1"/>
-        </w:rPr>
-        <w:t xml:space="preserve">occupational health </w:t>
-      </w:r>
-      <w:r>
-        <w:rPr>
-          <w:rFonts w:ascii="Times New Roman" w:eastAsia="Times New Roman" w:hAnsi="Times New Roman" w:cs="Times New Roman"/>
-          <w:color w:val="000000" w:themeColor="text1"/>
-        </w:rPr>
-        <w:t>concerns</w:t>
-      </w:r>
-      <w:r>
-        <w:rPr>
-          <w:rFonts w:ascii="Times New Roman" w:eastAsia="Times New Roman" w:hAnsi="Times New Roman" w:cs="Times New Roman"/>
-          <w:color w:val="000000" w:themeColor="text1"/>
-        </w:rPr>
-        <w:t xml:space="preserve"> for migrant agricultural workers, </w:t>
-      </w:r>
-      <w:r>
-        <w:rPr>
-          <w:rFonts w:ascii="Times New Roman" w:eastAsia="Times New Roman" w:hAnsi="Times New Roman" w:cs="Times New Roman"/>
-          <w:color w:val="000000" w:themeColor="text1"/>
-        </w:rPr>
-        <w:t xml:space="preserve">e.g., reactions to </w:t>
-      </w:r>
-      <w:r>
-        <w:rPr>
-          <w:rFonts w:ascii="Times New Roman" w:eastAsia="Times New Roman" w:hAnsi="Times New Roman" w:cs="Times New Roman"/>
-          <w:color w:val="000000" w:themeColor="text1"/>
-        </w:rPr>
-        <w:t>pesticides.</w:t>
-      </w:r>
-      <w:r>
+        <w:rPr>
+          <w:rFonts w:ascii="Times New Roman" w:hAnsi="Times New Roman" w:cs="Times New Roman"/>
+        </w:rPr>
+      </w:pPr>
+      <w:r>
+        <w:rPr>
+          <w:rFonts w:ascii="Times New Roman" w:eastAsia="Times New Roman" w:hAnsi="Times New Roman" w:cs="Times New Roman"/>
+          <w:color w:val="000000" w:themeColor="text1"/>
+        </w:rPr>
+        <w:t>Migrant health centers (MHCs) provide specialized medical services for migrant populations. They are equipped to address specific occupational health concerns for migrant agricultural workers, e.g., reactions to pesticides.</w:t>
+      </w:r>
+      <w:r>
+        <w:rPr>
+          <w:rFonts w:ascii="Times New Roman" w:hAnsi="Times New Roman" w:cs="Times New Roman"/>
+        </w:rPr>
         <w:t xml:space="preserve"> </w:t>
       </w:r>
       <w:r>
@@ -799,10 +606,17 @@
         <w:t xml:space="preserve">availability of specialized healthcare for migrant workers and their families. </w:t>
       </w:r>
     </w:p>
-    <w:p/>
-    <w:p>
-      <w:pPr>
-        <w:rPr>
+    <w:p>
+      <w:pPr>
+        <w:rPr>
+          <w:rFonts w:ascii="Times New Roman" w:hAnsi="Times New Roman" w:cs="Times New Roman"/>
+        </w:rPr>
+      </w:pPr>
+    </w:p>
+    <w:p>
+      <w:pPr>
+        <w:rPr>
+          <w:rFonts w:ascii="Times New Roman" w:hAnsi="Times New Roman" w:cs="Times New Roman"/>
           <w:i/>
           <w:iCs/>
         </w:rPr>
@@ -820,40 +634,18 @@
       </w:r>
     </w:p>
     <w:p>
-      <w:r>
-        <w:rPr>
-          <w:rFonts w:ascii="Times New Roman" w:eastAsia="Times New Roman" w:hAnsi="Times New Roman" w:cs="Times New Roman"/>
-          <w:color w:val="000000" w:themeColor="text1"/>
-        </w:rPr>
-        <w:t xml:space="preserve">The analysis focuses on the </w:t>
-      </w:r>
-      <w:r>
-        <w:rPr>
-          <w:rFonts w:ascii="Times New Roman" w:eastAsia="Times New Roman" w:hAnsi="Times New Roman" w:cs="Times New Roman"/>
-          <w:color w:val="000000" w:themeColor="text1"/>
-        </w:rPr>
-        <w:t>six-state region</w:t>
-      </w:r>
-      <w:r>
-        <w:rPr>
-          <w:rFonts w:ascii="Times New Roman" w:eastAsia="Times New Roman" w:hAnsi="Times New Roman" w:cs="Times New Roman"/>
-          <w:color w:val="000000" w:themeColor="text1"/>
-        </w:rPr>
-        <w:t xml:space="preserve"> of</w:t>
-      </w:r>
-      <w:r>
-        <w:rPr>
-          <w:rFonts w:ascii="Times New Roman" w:eastAsia="Times New Roman" w:hAnsi="Times New Roman" w:cs="Times New Roman"/>
-          <w:color w:val="000000" w:themeColor="text1"/>
-        </w:rPr>
-        <w:t xml:space="preserve"> Colorado, Montana, North Dakota, South Dakota, Utah and Wyoming</w:t>
-      </w:r>
-      <w:r>
-        <w:rPr>
-          <w:rFonts w:ascii="Times New Roman" w:eastAsia="Times New Roman" w:hAnsi="Times New Roman" w:cs="Times New Roman"/>
-          <w:color w:val="000000" w:themeColor="text1"/>
-        </w:rPr>
-        <w:t xml:space="preserve"> that is served by the </w:t>
+      <w:pPr>
+        <w:rPr>
+          <w:rFonts w:ascii="Times New Roman" w:eastAsia="Times New Roman" w:hAnsi="Times New Roman" w:cs="Times New Roman"/>
+          <w:color w:val="000000" w:themeColor="text1"/>
+        </w:rPr>
+      </w:pPr>
+      <w:r>
+        <w:rPr>
+          <w:rFonts w:ascii="Times New Roman" w:eastAsia="Times New Roman" w:hAnsi="Times New Roman" w:cs="Times New Roman"/>
+          <w:color w:val="000000" w:themeColor="text1"/>
+        </w:rPr>
+        <w:t xml:space="preserve">The analysis focuses on the six-state region of Colorado, Montana, North Dakota, South Dakota, Utah and Wyoming that is served by the </w:t>
       </w:r>
       <w:hyperlink r:id="rId9" w:history="1">
         <w:r>
@@ -869,6 +661,69 @@
           <w:rFonts w:ascii="Times New Roman" w:eastAsia="Times New Roman" w:hAnsi="Times New Roman" w:cs="Times New Roman"/>
           <w:color w:val="000000" w:themeColor="text1"/>
         </w:rPr>
+        <w:t xml:space="preserve">. </w:t>
+      </w:r>
+      <w:r>
+        <w:rPr>
+          <w:rFonts w:ascii="Times New Roman" w:eastAsia="Times New Roman" w:hAnsi="Times New Roman" w:cs="Times New Roman"/>
+          <w:color w:val="000000" w:themeColor="text1"/>
+        </w:rPr>
+        <w:t>In total, 12,8</w:t>
+      </w:r>
+      <w:r>
+        <w:rPr>
+          <w:rFonts w:ascii="Times New Roman" w:eastAsia="Times New Roman" w:hAnsi="Times New Roman" w:cs="Times New Roman"/>
+          <w:color w:val="000000" w:themeColor="text1"/>
+        </w:rPr>
+        <w:t>40</w:t>
+      </w:r>
+      <w:r>
+        <w:rPr>
+          <w:rFonts w:ascii="Times New Roman" w:eastAsia="Times New Roman" w:hAnsi="Times New Roman" w:cs="Times New Roman"/>
+          <w:color w:val="000000" w:themeColor="text1"/>
+        </w:rPr>
+        <w:t xml:space="preserve"> H-2A agricultural workers reside</w:t>
+      </w:r>
+      <w:r>
+        <w:rPr>
+          <w:rFonts w:ascii="Times New Roman" w:eastAsia="Times New Roman" w:hAnsi="Times New Roman" w:cs="Times New Roman"/>
+          <w:color w:val="000000" w:themeColor="text1"/>
+        </w:rPr>
+        <w:t>d</w:t>
+      </w:r>
+      <w:r>
+        <w:rPr>
+          <w:rFonts w:ascii="Times New Roman" w:eastAsia="Times New Roman" w:hAnsi="Times New Roman" w:cs="Times New Roman"/>
+          <w:color w:val="000000" w:themeColor="text1"/>
+        </w:rPr>
+        <w:t xml:space="preserve"> in </w:t>
+      </w:r>
+      <w:r>
+        <w:rPr>
+          <w:rFonts w:ascii="Times New Roman" w:eastAsia="Times New Roman" w:hAnsi="Times New Roman" w:cs="Times New Roman"/>
+          <w:color w:val="000000" w:themeColor="text1"/>
+        </w:rPr>
+        <w:t xml:space="preserve">this region in </w:t>
+      </w:r>
+      <w:r>
+        <w:rPr>
+          <w:rFonts w:ascii="Times New Roman" w:eastAsia="Times New Roman" w:hAnsi="Times New Roman" w:cs="Times New Roman"/>
+          <w:color w:val="000000" w:themeColor="text1"/>
+        </w:rPr>
+        <w:t>202</w:t>
+      </w:r>
+      <w:r>
+        <w:rPr>
+          <w:rFonts w:ascii="Times New Roman" w:eastAsia="Times New Roman" w:hAnsi="Times New Roman" w:cs="Times New Roman"/>
+          <w:color w:val="000000" w:themeColor="text1"/>
+        </w:rPr>
+        <w:t>2</w:t>
+      </w:r>
+      <w:r>
+        <w:rPr>
+          <w:rFonts w:ascii="Times New Roman" w:eastAsia="Times New Roman" w:hAnsi="Times New Roman" w:cs="Times New Roman"/>
+          <w:color w:val="000000" w:themeColor="text1"/>
+        </w:rPr>
         <w:t>.</w:t>
       </w:r>
       <w:r>
@@ -876,49 +731,49 @@
           <w:rFonts w:ascii="Times New Roman" w:eastAsia="Times New Roman" w:hAnsi="Times New Roman" w:cs="Times New Roman"/>
           <w:color w:val="000000" w:themeColor="text1"/>
         </w:rPr>
-        <w:t xml:space="preserve"> </w:t>
-      </w:r>
-      <w:r>
-        <w:rPr>
-          <w:rFonts w:ascii="Times New Roman" w:eastAsia="Times New Roman" w:hAnsi="Times New Roman" w:cs="Times New Roman"/>
-          <w:color w:val="000000" w:themeColor="text1"/>
-        </w:rPr>
-        <w:t>In total, 12,893 H-2A agricultural workers reside</w:t>
-      </w:r>
-      <w:r>
-        <w:rPr>
-          <w:rFonts w:ascii="Times New Roman" w:eastAsia="Times New Roman" w:hAnsi="Times New Roman" w:cs="Times New Roman"/>
-          <w:color w:val="000000" w:themeColor="text1"/>
-        </w:rPr>
-        <w:t>d</w:t>
-      </w:r>
-      <w:r>
-        <w:rPr>
-          <w:rFonts w:ascii="Times New Roman" w:eastAsia="Times New Roman" w:hAnsi="Times New Roman" w:cs="Times New Roman"/>
-          <w:color w:val="000000" w:themeColor="text1"/>
-        </w:rPr>
-        <w:t xml:space="preserve"> in </w:t>
-      </w:r>
-      <w:r>
-        <w:rPr>
-          <w:rFonts w:ascii="Times New Roman" w:eastAsia="Times New Roman" w:hAnsi="Times New Roman" w:cs="Times New Roman"/>
-          <w:color w:val="000000" w:themeColor="text1"/>
-        </w:rPr>
-        <w:t xml:space="preserve">this region in </w:t>
-      </w:r>
-      <w:r>
-        <w:rPr>
-          <w:rFonts w:ascii="Times New Roman" w:eastAsia="Times New Roman" w:hAnsi="Times New Roman" w:cs="Times New Roman"/>
-          <w:color w:val="C00000"/>
-        </w:rPr>
-        <w:t>202</w:t>
-      </w:r>
-      <w:r>
-        <w:rPr>
-          <w:rFonts w:ascii="Times New Roman" w:eastAsia="Times New Roman" w:hAnsi="Times New Roman" w:cs="Times New Roman"/>
-          <w:color w:val="C00000"/>
-        </w:rPr>
-        <w:t>2</w:t>
+        <w:t xml:space="preserve"> There </w:t>
+      </w:r>
+      <w:r>
+        <w:rPr>
+          <w:rFonts w:ascii="Times New Roman" w:eastAsia="Times New Roman" w:hAnsi="Times New Roman" w:cs="Times New Roman"/>
+          <w:color w:val="000000" w:themeColor="text1"/>
+        </w:rPr>
+        <w:t>are</w:t>
+      </w:r>
+      <w:r>
+        <w:rPr>
+          <w:rFonts w:ascii="Times New Roman" w:eastAsia="Times New Roman" w:hAnsi="Times New Roman" w:cs="Times New Roman"/>
+          <w:color w:val="000000" w:themeColor="text1"/>
+        </w:rPr>
+        <w:t xml:space="preserve"> 56 MHCs across </w:t>
+      </w:r>
+      <w:r>
+        <w:rPr>
+          <w:rFonts w:ascii="Times New Roman" w:eastAsia="Times New Roman" w:hAnsi="Times New Roman" w:cs="Times New Roman"/>
+          <w:color w:val="000000" w:themeColor="text1"/>
+        </w:rPr>
+        <w:t>these</w:t>
+      </w:r>
+      <w:r>
+        <w:rPr>
+          <w:rFonts w:ascii="Times New Roman" w:eastAsia="Times New Roman" w:hAnsi="Times New Roman" w:cs="Times New Roman"/>
+          <w:color w:val="000000" w:themeColor="text1"/>
+        </w:rPr>
+        <w:t xml:space="preserve"> six states. Colorado has the most with 37 facilities, while South Dakota and Wyoming have </w:t>
+      </w:r>
+      <w:r>
+        <w:rPr>
+          <w:rFonts w:ascii="Times New Roman" w:eastAsia="Times New Roman" w:hAnsi="Times New Roman" w:cs="Times New Roman"/>
+          <w:color w:val="000000" w:themeColor="text1"/>
+        </w:rPr>
+        <w:t>zero</w:t>
+      </w:r>
+      <w:r>
+        <w:rPr>
+          <w:rFonts w:ascii="Times New Roman" w:eastAsia="Times New Roman" w:hAnsi="Times New Roman" w:cs="Times New Roman"/>
+          <w:color w:val="000000" w:themeColor="text1"/>
+        </w:rPr>
+        <w:t xml:space="preserve"> (Figures 1 and 2)</w:t>
       </w:r>
       <w:r>
         <w:rPr>
@@ -927,88 +782,32 @@
         </w:rPr>
         <w:t>.</w:t>
       </w:r>
-      <w:r>
-        <w:rPr>
-          <w:rFonts w:ascii="Times New Roman" w:eastAsia="Times New Roman" w:hAnsi="Times New Roman" w:cs="Times New Roman"/>
-          <w:color w:val="000000" w:themeColor="text1"/>
-        </w:rPr>
-        <w:t xml:space="preserve"> There </w:t>
-      </w:r>
-      <w:r>
-        <w:rPr>
-          <w:rFonts w:ascii="Times New Roman" w:eastAsia="Times New Roman" w:hAnsi="Times New Roman" w:cs="Times New Roman"/>
-          <w:color w:val="000000" w:themeColor="text1"/>
-        </w:rPr>
-        <w:t>are</w:t>
-      </w:r>
-      <w:r>
-        <w:rPr>
-          <w:rFonts w:ascii="Times New Roman" w:eastAsia="Times New Roman" w:hAnsi="Times New Roman" w:cs="Times New Roman"/>
-          <w:color w:val="000000" w:themeColor="text1"/>
-        </w:rPr>
-        <w:t xml:space="preserve"> 56 MHCs across </w:t>
-      </w:r>
-      <w:r>
-        <w:rPr>
-          <w:rFonts w:ascii="Times New Roman" w:eastAsia="Times New Roman" w:hAnsi="Times New Roman" w:cs="Times New Roman"/>
-          <w:color w:val="000000" w:themeColor="text1"/>
-        </w:rPr>
-        <w:t>these</w:t>
-      </w:r>
-      <w:r>
-        <w:rPr>
-          <w:rFonts w:ascii="Times New Roman" w:eastAsia="Times New Roman" w:hAnsi="Times New Roman" w:cs="Times New Roman"/>
-          <w:color w:val="000000" w:themeColor="text1"/>
-        </w:rPr>
-        <w:t xml:space="preserve"> six states. Colorado has the most with 37 facilities, while South Dakota and Wyoming have </w:t>
-      </w:r>
-      <w:r>
-        <w:rPr>
-          <w:rFonts w:ascii="Times New Roman" w:eastAsia="Times New Roman" w:hAnsi="Times New Roman" w:cs="Times New Roman"/>
-          <w:color w:val="000000" w:themeColor="text1"/>
-        </w:rPr>
-        <w:t>zero</w:t>
-      </w:r>
-      <w:r>
-        <w:rPr>
-          <w:rFonts w:ascii="Times New Roman" w:eastAsia="Times New Roman" w:hAnsi="Times New Roman" w:cs="Times New Roman"/>
-          <w:color w:val="000000" w:themeColor="text1"/>
-        </w:rPr>
-        <w:t xml:space="preserve"> (Figures 1 and 2)</w:t>
-      </w:r>
-      <w:r>
-        <w:rPr>
-          <w:rFonts w:ascii="Times New Roman" w:eastAsia="Times New Roman" w:hAnsi="Times New Roman" w:cs="Times New Roman"/>
-          <w:color w:val="000000" w:themeColor="text1"/>
-        </w:rPr>
-        <w:t>.</w:t>
-      </w:r>
-    </w:p>
-    <w:p>
-      <w:pPr>
-        <w:ind w:firstLine="720"/>
-        <w:jc w:val="center"/>
-        <w:rPr>
-          <w:rFonts w:ascii="Times New Roman" w:eastAsia="Times New Roman" w:hAnsi="Times New Roman" w:cs="Times New Roman"/>
-          <w:color w:val="000000" w:themeColor="text1"/>
-        </w:rPr>
-      </w:pPr>
-      <w:r>
-        <w:rPr>
-          <w:rFonts w:ascii="Times New Roman" w:eastAsia="Times New Roman" w:hAnsi="Times New Roman" w:cs="Times New Roman"/>
-          <w:color w:val="000000" w:themeColor="text1"/>
-        </w:rPr>
-        <w:t xml:space="preserve"> </w:t>
-      </w:r>
-      <w:r>
-        <w:rPr>
+    </w:p>
+    <w:p>
+      <w:pPr>
+        <w:rPr>
+          <w:rFonts w:ascii="Times New Roman" w:hAnsi="Times New Roman" w:cs="Times New Roman"/>
+        </w:rPr>
+      </w:pPr>
+    </w:p>
+    <w:p>
+      <w:pPr>
+        <w:rPr>
+          <w:rFonts w:ascii="Times New Roman" w:eastAsia="Times New Roman" w:hAnsi="Times New Roman" w:cs="Times New Roman"/>
+          <w:color w:val="000000" w:themeColor="text1"/>
+        </w:rPr>
+      </w:pPr>
+      <w:r>
+        <w:rPr>
+          <w:rFonts w:ascii="Times New Roman" w:eastAsia="Times New Roman" w:hAnsi="Times New Roman" w:cs="Times New Roman"/>
           <w:noProof/>
+          <w:color w:val="000000" w:themeColor="text1"/>
         </w:rPr>
         <w:drawing>
-          <wp:inline distT="0" distB="0" distL="0" distR="0" wp14:anchorId="0685032C" wp14:editId="0D314A7C">
-            <wp:extent cx="1924050" cy="2476500"/>
-            <wp:effectExtent l="9525" t="9525" r="9525" b="9525"/>
-            <wp:docPr id="613890015" name="Picture 613890015" descr="A graph of a number of green bars&#10;&#10;AI-generated content may be incorrect."/>
+          <wp:inline distT="0" distB="0" distL="0" distR="0" wp14:anchorId="43A9F2FC" wp14:editId="52F151A1">
+            <wp:extent cx="3005243" cy="2017862"/>
+            <wp:effectExtent l="19050" t="19050" r="24130" b="20955"/>
+            <wp:docPr id="937669479" name="Picture 3" descr="A graph of workers per state&#10;&#10;AI-generated content may be incorrect."/>
             <wp:cNvGraphicFramePr>
               <a:graphicFrameLocks xmlns:a="http://schemas.openxmlformats.org/drawingml/2006/main" noChangeAspect="1"/>
             </wp:cNvGraphicFramePr>
@@ -1016,7 +815,7 @@
               <a:graphicData uri="http://schemas.openxmlformats.org/drawingml/2006/picture">
                 <pic:pic xmlns:pic="http://schemas.openxmlformats.org/drawingml/2006/picture">
                   <pic:nvPicPr>
-                    <pic:cNvPr id="613890015" name="Picture 613890015" descr="A graph of a number of green bars&#10;&#10;AI-generated content may be incorrect."/>
+                    <pic:cNvPr id="937669479" name="Picture 3" descr="A graph of workers per state&#10;&#10;AI-generated content may be incorrect."/>
                     <pic:cNvPicPr/>
                   </pic:nvPicPr>
                   <pic:blipFill>
@@ -1034,7 +833,7 @@
                   <pic:spPr>
                     <a:xfrm>
                       <a:off x="0" y="0"/>
-                      <a:ext cx="1924050" cy="2476500"/>
+                      <a:ext cx="3024682" cy="2030914"/>
                     </a:xfrm>
                     <a:prstGeom prst="rect">
                       <a:avLst/>
@@ -1043,7 +842,6 @@
                       <a:solidFill>
                         <a:schemeClr val="tx1"/>
                       </a:solidFill>
-                      <a:prstDash val="solid"/>
                     </a:ln>
                   </pic:spPr>
                 </pic:pic>
@@ -1055,19 +853,14 @@
       <w:r>
         <w:rPr>
           <w:rFonts w:ascii="Times New Roman" w:eastAsia="Times New Roman" w:hAnsi="Times New Roman" w:cs="Times New Roman"/>
-          <w:color w:val="000000" w:themeColor="text1"/>
-        </w:rPr>
-        <w:t xml:space="preserve">        </w:t>
-      </w:r>
-      <w:r>
-        <w:rPr>
           <w:noProof/>
+          <w:color w:val="000000" w:themeColor="text1"/>
         </w:rPr>
         <w:drawing>
-          <wp:inline distT="0" distB="0" distL="0" distR="0" wp14:anchorId="5AA76007" wp14:editId="34318F5F">
-            <wp:extent cx="1685925" cy="2476500"/>
-            <wp:effectExtent l="9525" t="9525" r="9525" b="9525"/>
-            <wp:docPr id="1280587388" name="Picture 1280587388" descr="A graph of a bar&#10;&#10;AI-generated content may be incorrect."/>
+          <wp:inline distT="0" distB="0" distL="0" distR="0" wp14:anchorId="203A7C5E" wp14:editId="63085D54">
+            <wp:extent cx="2856885" cy="2018055"/>
+            <wp:effectExtent l="19050" t="19050" r="19685" b="20320"/>
+            <wp:docPr id="1128716623" name="Picture 2" descr="A graph of a number of people&#10;&#10;AI-generated content may be incorrect."/>
             <wp:cNvGraphicFramePr>
               <a:graphicFrameLocks xmlns:a="http://schemas.openxmlformats.org/drawingml/2006/main" noChangeAspect="1"/>
             </wp:cNvGraphicFramePr>
@@ -1075,7 +868,7 @@
               <a:graphicData uri="http://schemas.openxmlformats.org/drawingml/2006/picture">
                 <pic:pic xmlns:pic="http://schemas.openxmlformats.org/drawingml/2006/picture">
                   <pic:nvPicPr>
-                    <pic:cNvPr id="1280587388" name="Picture 1280587388" descr="A graph of a bar&#10;&#10;AI-generated content may be incorrect."/>
+                    <pic:cNvPr id="1128716623" name="Picture 2" descr="A graph of a number of people&#10;&#10;AI-generated content may be incorrect."/>
                     <pic:cNvPicPr/>
                   </pic:nvPicPr>
                   <pic:blipFill>
@@ -1093,7 +886,7 @@
                   <pic:spPr>
                     <a:xfrm>
                       <a:off x="0" y="0"/>
-                      <a:ext cx="1685925" cy="2476500"/>
+                      <a:ext cx="2856885" cy="2018055"/>
                     </a:xfrm>
                     <a:prstGeom prst="rect">
                       <a:avLst/>
@@ -1102,7 +895,6 @@
                       <a:solidFill>
                         <a:schemeClr val="tx1"/>
                       </a:solidFill>
-                      <a:prstDash val="solid"/>
                     </a:ln>
                   </pic:spPr>
                 </pic:pic>
@@ -1111,33 +903,85 @@
           </wp:inline>
         </w:drawing>
       </w:r>
-    </w:p>
-    <w:p>
-      <w:pPr>
-        <w:ind w:firstLine="720"/>
-      </w:pPr>
-      <w:r>
-        <w:rPr>
-          <w:rFonts w:ascii="Times New Roman" w:eastAsia="Times New Roman" w:hAnsi="Times New Roman" w:cs="Times New Roman"/>
-          <w:color w:val="000000" w:themeColor="text1"/>
-        </w:rPr>
-        <w:t>Figure 1: Number of H-2A workers by state       Figure 2: Number of MHCs per state</w:t>
-      </w:r>
-    </w:p>
-    <w:p>
+      <w:r>
+        <w:rPr>
+          <w:rFonts w:ascii="Times New Roman" w:eastAsia="Times New Roman" w:hAnsi="Times New Roman" w:cs="Times New Roman"/>
+          <w:color w:val="000000" w:themeColor="text1"/>
+        </w:rPr>
+        <w:t xml:space="preserve">         </w:t>
+      </w:r>
+    </w:p>
+    <w:p>
+      <w:pPr>
+        <w:rPr>
+          <w:rFonts w:ascii="Times New Roman" w:hAnsi="Times New Roman" w:cs="Times New Roman"/>
+        </w:rPr>
+      </w:pPr>
+      <w:r>
+        <w:rPr>
+          <w:rFonts w:ascii="Times New Roman" w:eastAsia="Times New Roman" w:hAnsi="Times New Roman" w:cs="Times New Roman"/>
+          <w:color w:val="000000" w:themeColor="text1"/>
+        </w:rPr>
+        <w:t xml:space="preserve">     </w:t>
+      </w:r>
+      <w:r>
+        <w:rPr>
+          <w:rFonts w:ascii="Times New Roman" w:eastAsia="Times New Roman" w:hAnsi="Times New Roman" w:cs="Times New Roman"/>
+          <w:color w:val="000000" w:themeColor="text1"/>
+        </w:rPr>
+        <w:t xml:space="preserve">Figure 1: Number of H-2A workers by state       </w:t>
+      </w:r>
+      <w:r>
+        <w:rPr>
+          <w:rFonts w:ascii="Times New Roman" w:eastAsia="Times New Roman" w:hAnsi="Times New Roman" w:cs="Times New Roman"/>
+          <w:color w:val="000000" w:themeColor="text1"/>
+        </w:rPr>
+        <w:t xml:space="preserve">    </w:t>
+      </w:r>
+      <w:r>
+        <w:rPr>
+          <w:rFonts w:ascii="Times New Roman" w:eastAsia="Times New Roman" w:hAnsi="Times New Roman" w:cs="Times New Roman"/>
+          <w:color w:val="000000" w:themeColor="text1"/>
+        </w:rPr>
+        <w:t>Figure 2: Number of MHCs per state</w:t>
+      </w:r>
+    </w:p>
+    <w:p>
+      <w:pPr>
+        <w:rPr>
+          <w:rFonts w:ascii="Times New Roman" w:hAnsi="Times New Roman" w:cs="Times New Roman"/>
+        </w:rPr>
+      </w:pPr>
       <w:commentRangeStart w:id="0"/>
       <w:commentRangeStart w:id="1"/>
     </w:p>
     <w:p>
       <w:pPr>
         <w:ind w:firstLine="720"/>
-      </w:pPr>
-      <w:r>
-        <w:rPr>
-          <w:rFonts w:ascii="Times New Roman" w:eastAsia="Times New Roman" w:hAnsi="Times New Roman" w:cs="Times New Roman"/>
-          <w:color w:val="000000" w:themeColor="text1"/>
-        </w:rPr>
-        <w:t>When we compare where migrant farm workers live to where migrant health centers are located, the connection is weak. Statistically, the correlation is just 0.</w:t>
+        <w:rPr>
+          <w:rFonts w:ascii="Times New Roman" w:hAnsi="Times New Roman" w:cs="Times New Roman"/>
+        </w:rPr>
+      </w:pPr>
+      <w:r>
+        <w:rPr>
+          <w:rFonts w:ascii="Times New Roman" w:eastAsia="Times New Roman" w:hAnsi="Times New Roman" w:cs="Times New Roman"/>
+          <w:color w:val="000000" w:themeColor="text1"/>
+        </w:rPr>
+        <w:t xml:space="preserve">When we compare where migrant farm workers live to where migrant health centers are located, the connection is weak. </w:t>
+      </w:r>
+      <w:r>
+        <w:rPr>
+          <w:rFonts w:ascii="Times New Roman" w:eastAsia="Times New Roman" w:hAnsi="Times New Roman" w:cs="Times New Roman"/>
+          <w:color w:val="000000" w:themeColor="text1"/>
+        </w:rPr>
+        <w:t>Across the HICAHS region</w:t>
+      </w:r>
+      <w:r>
+        <w:rPr>
+          <w:rFonts w:ascii="Times New Roman" w:eastAsia="Times New Roman" w:hAnsi="Times New Roman" w:cs="Times New Roman"/>
+          <w:color w:val="000000" w:themeColor="text1"/>
+        </w:rPr>
+        <w:t>, the correlation is just 0.</w:t>
       </w:r>
       <w:r>
         <w:rPr>
@@ -1192,6 +1036,9 @@
       <w:r>
         <w:rPr>
           <w:rStyle w:val="CommentReference"/>
+          <w:rFonts w:ascii="Times New Roman" w:hAnsi="Times New Roman" w:cs="Times New Roman"/>
+          <w:sz w:val="24"/>
+          <w:szCs w:val="24"/>
         </w:rPr>
         <w:commentReference w:id="0"/>
       </w:r>
@@ -1199,6 +1046,9 @@
       <w:r>
         <w:rPr>
           <w:rStyle w:val="CommentReference"/>
+          <w:rFonts w:ascii="Times New Roman" w:hAnsi="Times New Roman" w:cs="Times New Roman"/>
+          <w:sz w:val="24"/>
+          <w:szCs w:val="24"/>
         </w:rPr>
         <w:commentReference w:id="1"/>
       </w:r>
@@ -1276,15 +1126,19 @@
     <w:p>
       <w:pPr>
         <w:jc w:val="center"/>
-      </w:pPr>
-      <w:r>
-        <w:rPr>
+        <w:rPr>
+          <w:rFonts w:ascii="Times New Roman" w:hAnsi="Times New Roman" w:cs="Times New Roman"/>
+        </w:rPr>
+      </w:pPr>
+      <w:r>
+        <w:rPr>
+          <w:rFonts w:ascii="Times New Roman" w:hAnsi="Times New Roman" w:cs="Times New Roman"/>
           <w:noProof/>
         </w:rPr>
         <w:drawing>
-          <wp:inline distT="0" distB="0" distL="0" distR="0" wp14:anchorId="3CE18DB5" wp14:editId="117C1944">
-            <wp:extent cx="3721161" cy="1310640"/>
-            <wp:effectExtent l="19050" t="19050" r="12700" b="22860"/>
+          <wp:inline distT="0" distB="0" distL="0" distR="0" wp14:anchorId="3CE18DB5" wp14:editId="74616DBC">
+            <wp:extent cx="3888751" cy="1314770"/>
+            <wp:effectExtent l="19050" t="19050" r="16510" b="19050"/>
             <wp:docPr id="1972342124" name="Picture 2"/>
             <wp:cNvGraphicFramePr>
               <a:graphicFrameLocks xmlns:a="http://schemas.openxmlformats.org/drawingml/2006/main" noChangeAspect="1"/>
@@ -1311,7 +1165,7 @@
                   <pic:spPr>
                     <a:xfrm>
                       <a:off x="0" y="0"/>
-                      <a:ext cx="3725381" cy="1312126"/>
+                      <a:ext cx="3903227" cy="1319664"/>
                     </a:xfrm>
                     <a:prstGeom prst="rect">
                       <a:avLst/>
@@ -1332,6 +1186,9 @@
     <w:p>
       <w:pPr>
         <w:jc w:val="center"/>
+        <w:rPr>
+          <w:rFonts w:ascii="Times New Roman" w:hAnsi="Times New Roman" w:cs="Times New Roman"/>
+        </w:rPr>
       </w:pPr>
       <w:r>
         <w:rPr>
@@ -1352,6 +1209,9 @@
       <w:r>
         <w:rPr>
           <w:rStyle w:val="CommentReference"/>
+          <w:rFonts w:ascii="Times New Roman" w:hAnsi="Times New Roman" w:cs="Times New Roman"/>
+          <w:sz w:val="24"/>
+          <w:szCs w:val="24"/>
         </w:rPr>
         <w:commentReference w:id="2"/>
       </w:r>
@@ -1377,10 +1237,19 @@
         <w:t xml:space="preserve"> and weighted by square miles</w:t>
       </w:r>
     </w:p>
-    <w:p/>
+    <w:p>
+      <w:pPr>
+        <w:rPr>
+          <w:rFonts w:ascii="Times New Roman" w:hAnsi="Times New Roman" w:cs="Times New Roman"/>
+        </w:rPr>
+      </w:pPr>
+    </w:p>
     <w:p>
       <w:pPr>
         <w:ind w:firstLine="720"/>
+        <w:rPr>
+          <w:rFonts w:ascii="Times New Roman" w:hAnsi="Times New Roman" w:cs="Times New Roman"/>
+        </w:rPr>
       </w:pPr>
       <w:r>
         <w:rPr>
@@ -1436,6 +1305,7 @@
       <w:pPr>
         <w:ind w:firstLine="720"/>
         <w:rPr>
+          <w:rFonts w:ascii="Times New Roman" w:hAnsi="Times New Roman" w:cs="Times New Roman"/>
           <w:color w:val="000000" w:themeColor="text1"/>
         </w:rPr>
       </w:pPr>
@@ -1479,8 +1349,8 @@
       <w:pPr>
         <w:ind w:firstLine="720"/>
         <w:rPr>
-          <w:i/>
-          <w:iCs/>
+          <w:rFonts w:ascii="Times New Roman" w:eastAsia="Times New Roman" w:hAnsi="Times New Roman" w:cs="Times New Roman"/>
+          <w:color w:val="C00000"/>
         </w:rPr>
       </w:pPr>
       <w:r>
@@ -1490,18 +1360,28 @@
         </w:rPr>
         <w:t xml:space="preserve">In Utah, Utah County has the largest H-2A worker population– almost 3.45 times larger than the second highest– and yet, there are no MHCs within the borders of Utah County, </w:t>
       </w:r>
+      <w:r>
+        <w:rPr>
+          <w:rFonts w:ascii="Times New Roman" w:eastAsia="Times New Roman" w:hAnsi="Times New Roman" w:cs="Times New Roman"/>
+          <w:color w:val="000000" w:themeColor="text1"/>
+        </w:rPr>
+        <w:t>very much</w:t>
+      </w:r>
       <w:commentRangeStart w:id="3"/>
       <w:r>
         <w:rPr>
           <w:rFonts w:ascii="Times New Roman" w:eastAsia="Times New Roman" w:hAnsi="Times New Roman" w:cs="Times New Roman"/>
           <w:color w:val="000000" w:themeColor="text1"/>
         </w:rPr>
-        <w:t>terribly under-serving the priority population.</w:t>
+        <w:t xml:space="preserve"> under-serving the population for which they exist.</w:t>
       </w:r>
       <w:commentRangeEnd w:id="3"/>
       <w:r>
         <w:rPr>
           <w:rStyle w:val="CommentReference"/>
+          <w:rFonts w:ascii="Times New Roman" w:hAnsi="Times New Roman" w:cs="Times New Roman"/>
+          <w:sz w:val="24"/>
+          <w:szCs w:val="24"/>
         </w:rPr>
         <w:commentReference w:id="3"/>
       </w:r>
@@ -1515,17 +1395,50 @@
       <w:r>
         <w:rPr>
           <w:rFonts w:ascii="Times New Roman" w:eastAsia="Times New Roman" w:hAnsi="Times New Roman" w:cs="Times New Roman"/>
-          <w:i/>
-          <w:iCs/>
-          <w:color w:val="C00000"/>
-        </w:rPr>
-        <w:t xml:space="preserve">Demand side </w:t>
-      </w:r>
-    </w:p>
-    <w:p/>
-    <w:p>
-      <w:pPr>
-        <w:rPr>
+          <w:color w:val="000000" w:themeColor="text1"/>
+        </w:rPr>
+        <w:t xml:space="preserve">According to the CDC, Utah as a whole was burdened with 500 non-fatal workplace injuries in the agricultural sector between 2021 and 2022. Yet, as highlighted above, its migrant healthcare system is woefully ill-equipped to handle </w:t>
+      </w:r>
+      <w:r>
+        <w:rPr>
+          <w:rFonts w:ascii="Times New Roman" w:eastAsia="Times New Roman" w:hAnsi="Times New Roman" w:cs="Times New Roman"/>
+          <w:color w:val="000000" w:themeColor="text1"/>
+        </w:rPr>
+        <w:t>demand</w:t>
+      </w:r>
+      <w:r>
+        <w:rPr>
+          <w:rFonts w:ascii="Times New Roman" w:eastAsia="Times New Roman" w:hAnsi="Times New Roman" w:cs="Times New Roman"/>
+          <w:color w:val="000000" w:themeColor="text1"/>
+        </w:rPr>
+        <w:t>. Wyoming had 100 of these incidents. While this may not seem like a dramatic number, Wyoming has no MHCs for its 460 H-2A workers, and its overall supply of healthcare facilities is limited</w:t>
+      </w:r>
+      <w:r>
+        <w:rPr>
+          <w:rFonts w:ascii="Times New Roman" w:eastAsia="Times New Roman" w:hAnsi="Times New Roman" w:cs="Times New Roman"/>
+          <w:color w:val="000000" w:themeColor="text1"/>
+        </w:rPr>
+        <w:t xml:space="preserve"> as well</w:t>
+      </w:r>
+      <w:r>
+        <w:rPr>
+          <w:rFonts w:ascii="Times New Roman" w:eastAsia="Times New Roman" w:hAnsi="Times New Roman" w:cs="Times New Roman"/>
+          <w:color w:val="000000" w:themeColor="text1"/>
+        </w:rPr>
+        <w:t>.</w:t>
+      </w:r>
+    </w:p>
+    <w:p>
+      <w:pPr>
+        <w:rPr>
+          <w:rFonts w:ascii="Times New Roman" w:hAnsi="Times New Roman" w:cs="Times New Roman"/>
+        </w:rPr>
+      </w:pPr>
+    </w:p>
+    <w:p>
+      <w:pPr>
+        <w:rPr>
+          <w:rFonts w:ascii="Times New Roman" w:hAnsi="Times New Roman" w:cs="Times New Roman"/>
           <w:i/>
           <w:iCs/>
         </w:rPr>
@@ -1602,6 +1515,9 @@
     <w:p>
       <w:pPr>
         <w:ind w:firstLine="720"/>
+        <w:rPr>
+          <w:rFonts w:ascii="Times New Roman" w:hAnsi="Times New Roman" w:cs="Times New Roman"/>
+        </w:rPr>
       </w:pPr>
     </w:p>
     <w:p>
@@ -1636,11 +1552,10 @@
           <w:noProof/>
           <w:color w:val="000000" w:themeColor="text1"/>
         </w:rPr>
-        <w:lastRenderedPageBreak/>
         <w:drawing>
-          <wp:inline distT="0" distB="0" distL="0" distR="0" wp14:anchorId="57DEE701" wp14:editId="5ADE5DD5">
-            <wp:extent cx="5417820" cy="996611"/>
-            <wp:effectExtent l="19050" t="19050" r="11430" b="13335"/>
+          <wp:inline distT="0" distB="0" distL="0" distR="0" wp14:anchorId="57DEE701" wp14:editId="4B07BE17">
+            <wp:extent cx="5413248" cy="996696"/>
+            <wp:effectExtent l="19050" t="19050" r="16510" b="13335"/>
             <wp:docPr id="1800683366" name="Picture 3"/>
             <wp:cNvGraphicFramePr>
               <a:graphicFrameLocks xmlns:a="http://schemas.openxmlformats.org/drawingml/2006/main" noChangeAspect="1"/>
@@ -1667,7 +1582,7 @@
                   <pic:spPr>
                     <a:xfrm>
                       <a:off x="0" y="0"/>
-                      <a:ext cx="5446472" cy="1001882"/>
+                      <a:ext cx="5413248" cy="996696"/>
                     </a:xfrm>
                     <a:prstGeom prst="rect">
                       <a:avLst/>
@@ -1684,16 +1599,77 @@
           </wp:inline>
         </w:drawing>
       </w:r>
-      <w:r>
-        <w:rPr>
-          <w:rFonts w:ascii="Times New Roman" w:eastAsia="Times New Roman" w:hAnsi="Times New Roman" w:cs="Times New Roman"/>
+    </w:p>
+    <w:p>
+      <w:pPr>
+        <w:jc w:val="center"/>
+        <w:rPr>
+          <w:rFonts w:ascii="Times New Roman" w:hAnsi="Times New Roman" w:cs="Times New Roman"/>
+        </w:rPr>
+      </w:pPr>
+      <w:r>
+        <w:rPr>
+          <w:rFonts w:ascii="Times New Roman" w:eastAsia="Times New Roman" w:hAnsi="Times New Roman" w:cs="Times New Roman"/>
+          <w:color w:val="000000" w:themeColor="text1"/>
+        </w:rPr>
+        <w:t xml:space="preserve">Table 2: Correlations between H-2A worker counts and environmental </w:t>
+      </w:r>
+      <w:commentRangeStart w:id="4"/>
+      <w:commentRangeStart w:id="5"/>
+      <w:r>
+        <w:rPr>
+          <w:rFonts w:ascii="Times New Roman" w:eastAsia="Times New Roman" w:hAnsi="Times New Roman" w:cs="Times New Roman"/>
+          <w:color w:val="000000" w:themeColor="text1"/>
+        </w:rPr>
+        <w:t>exposure</w:t>
+      </w:r>
+      <w:commentRangeEnd w:id="4"/>
+      <w:r>
+        <w:rPr>
+          <w:rStyle w:val="CommentReference"/>
+          <w:rFonts w:ascii="Times New Roman" w:hAnsi="Times New Roman" w:cs="Times New Roman"/>
+          <w:sz w:val="24"/>
+          <w:szCs w:val="24"/>
+        </w:rPr>
+        <w:commentReference w:id="4"/>
+      </w:r>
+      <w:commentRangeEnd w:id="5"/>
+      <w:r>
+        <w:rPr>
+          <w:rStyle w:val="CommentReference"/>
+          <w:rFonts w:ascii="Times New Roman" w:hAnsi="Times New Roman" w:cs="Times New Roman"/>
+          <w:sz w:val="24"/>
+          <w:szCs w:val="24"/>
+        </w:rPr>
+        <w:commentReference w:id="5"/>
+      </w:r>
+    </w:p>
+    <w:p>
+      <w:pPr>
+        <w:jc w:val="center"/>
+        <w:rPr>
+          <w:rFonts w:ascii="Times New Roman" w:eastAsia="Times New Roman" w:hAnsi="Times New Roman" w:cs="Times New Roman"/>
+          <w:color w:val="000000" w:themeColor="text1"/>
+        </w:rPr>
+      </w:pPr>
+    </w:p>
+    <w:p>
+      <w:pPr>
+        <w:jc w:val="center"/>
+        <w:rPr>
+          <w:rFonts w:ascii="Times New Roman" w:eastAsia="Times New Roman" w:hAnsi="Times New Roman" w:cs="Times New Roman"/>
+          <w:color w:val="000000" w:themeColor="text1"/>
+        </w:rPr>
+      </w:pPr>
+      <w:r>
+        <w:rPr>
+          <w:rFonts w:ascii="Times New Roman" w:hAnsi="Times New Roman" w:cs="Times New Roman"/>
           <w:noProof/>
-          <w:color w:val="000000" w:themeColor="text1"/>
         </w:rPr>
         <w:drawing>
-          <wp:inline distT="0" distB="0" distL="0" distR="0" wp14:anchorId="64C837D1" wp14:editId="3A6D4720">
-            <wp:extent cx="4643581" cy="925330"/>
-            <wp:effectExtent l="19050" t="19050" r="24130" b="27305"/>
+          <wp:inline distT="0" distB="0" distL="0" distR="0" wp14:anchorId="64C837D1" wp14:editId="4986808D">
+            <wp:extent cx="5449110" cy="1085850"/>
+            <wp:effectExtent l="19050" t="19050" r="18415" b="19050"/>
             <wp:docPr id="1717161618" name="Picture 2"/>
             <wp:cNvGraphicFramePr>
               <a:graphicFrameLocks xmlns:a="http://schemas.openxmlformats.org/drawingml/2006/main" noChangeAspect="1"/>
@@ -1720,7 +1696,7 @@
                   <pic:spPr>
                     <a:xfrm>
                       <a:off x="0" y="0"/>
-                      <a:ext cx="4643581" cy="925330"/>
+                      <a:ext cx="5449110" cy="1085850"/>
                     </a:xfrm>
                     <a:prstGeom prst="rect">
                       <a:avLst/>
@@ -1741,16 +1717,61 @@
     <w:p>
       <w:pPr>
         <w:jc w:val="center"/>
-      </w:pPr>
-      <w:r>
-        <w:rPr>
-          <w:rFonts w:ascii="Times New Roman" w:eastAsia="Times New Roman" w:hAnsi="Times New Roman" w:cs="Times New Roman"/>
-          <w:color w:val="000000" w:themeColor="text1"/>
-        </w:rPr>
-        <w:t xml:space="preserve">Table 2: Correlations between H-2A workers, MHCs with environmental </w:t>
-      </w:r>
-      <w:commentRangeStart w:id="4"/>
-      <w:commentRangeStart w:id="5"/>
+        <w:rPr>
+          <w:rFonts w:ascii="Times New Roman" w:hAnsi="Times New Roman" w:cs="Times New Roman"/>
+        </w:rPr>
+      </w:pPr>
+      <w:r>
+        <w:rPr>
+          <w:rFonts w:ascii="Times New Roman" w:eastAsia="Times New Roman" w:hAnsi="Times New Roman" w:cs="Times New Roman"/>
+          <w:color w:val="000000" w:themeColor="text1"/>
+        </w:rPr>
+        <w:t xml:space="preserve">Table </w:t>
+      </w:r>
+      <w:r>
+        <w:rPr>
+          <w:rFonts w:ascii="Times New Roman" w:eastAsia="Times New Roman" w:hAnsi="Times New Roman" w:cs="Times New Roman"/>
+          <w:color w:val="000000" w:themeColor="text1"/>
+        </w:rPr>
+        <w:t>3</w:t>
+      </w:r>
+      <w:r>
+        <w:rPr>
+          <w:rFonts w:ascii="Times New Roman" w:eastAsia="Times New Roman" w:hAnsi="Times New Roman" w:cs="Times New Roman"/>
+          <w:color w:val="000000" w:themeColor="text1"/>
+        </w:rPr>
+        <w:t xml:space="preserve">: Correlations between </w:t>
+      </w:r>
+      <w:r>
+        <w:rPr>
+          <w:rFonts w:ascii="Times New Roman" w:eastAsia="Times New Roman" w:hAnsi="Times New Roman" w:cs="Times New Roman"/>
+          <w:color w:val="000000" w:themeColor="text1"/>
+        </w:rPr>
+        <w:t>migrant health centers</w:t>
+      </w:r>
+      <w:r>
+        <w:rPr>
+          <w:rFonts w:ascii="Times New Roman" w:eastAsia="Times New Roman" w:hAnsi="Times New Roman" w:cs="Times New Roman"/>
+          <w:color w:val="000000" w:themeColor="text1"/>
+        </w:rPr>
+        <w:t xml:space="preserve"> </w:t>
+      </w:r>
+      <w:r>
+        <w:rPr>
+          <w:rFonts w:ascii="Times New Roman" w:eastAsia="Times New Roman" w:hAnsi="Times New Roman" w:cs="Times New Roman"/>
+          <w:color w:val="000000" w:themeColor="text1"/>
+        </w:rPr>
+        <w:t>and</w:t>
+      </w:r>
+      <w:r>
+        <w:rPr>
+          <w:rFonts w:ascii="Times New Roman" w:eastAsia="Times New Roman" w:hAnsi="Times New Roman" w:cs="Times New Roman"/>
+          <w:color w:val="000000" w:themeColor="text1"/>
+        </w:rPr>
+        <w:t xml:space="preserve"> environmental </w:t>
+      </w:r>
+      <w:commentRangeStart w:id="6"/>
+      <w:commentRangeStart w:id="7"/>
       <w:r>
         <w:rPr>
           <w:rFonts w:ascii="Times New Roman" w:eastAsia="Times New Roman" w:hAnsi="Times New Roman" w:cs="Times New Roman"/>
@@ -1758,32 +1779,39 @@
         </w:rPr>
         <w:t>exposure</w:t>
       </w:r>
-      <w:commentRangeEnd w:id="4"/>
+      <w:commentRangeEnd w:id="6"/>
       <w:r>
         <w:rPr>
           <w:rStyle w:val="CommentReference"/>
-        </w:rPr>
-        <w:commentReference w:id="4"/>
-      </w:r>
-      <w:commentRangeEnd w:id="5"/>
+          <w:rFonts w:ascii="Times New Roman" w:hAnsi="Times New Roman" w:cs="Times New Roman"/>
+          <w:sz w:val="24"/>
+          <w:szCs w:val="24"/>
+        </w:rPr>
+        <w:commentReference w:id="6"/>
+      </w:r>
+      <w:commentRangeEnd w:id="7"/>
       <w:r>
         <w:rPr>
           <w:rStyle w:val="CommentReference"/>
-        </w:rPr>
-        <w:commentReference w:id="5"/>
-      </w:r>
-    </w:p>
-    <w:p>
-      <w:pPr>
-        <w:rPr>
-          <w:rFonts w:ascii="Times New Roman" w:eastAsia="Times New Roman" w:hAnsi="Times New Roman" w:cs="Times New Roman"/>
-          <w:color w:val="000000" w:themeColor="text1"/>
-        </w:rPr>
-      </w:pPr>
-    </w:p>
-    <w:p>
-      <w:pPr>
-        <w:rPr>
+          <w:rFonts w:ascii="Times New Roman" w:hAnsi="Times New Roman" w:cs="Times New Roman"/>
+          <w:sz w:val="24"/>
+          <w:szCs w:val="24"/>
+        </w:rPr>
+        <w:commentReference w:id="7"/>
+      </w:r>
+    </w:p>
+    <w:p>
+      <w:pPr>
+        <w:rPr>
+          <w:rFonts w:ascii="Times New Roman" w:eastAsia="Times New Roman" w:hAnsi="Times New Roman" w:cs="Times New Roman"/>
+          <w:color w:val="000000" w:themeColor="text1"/>
+        </w:rPr>
+      </w:pPr>
+    </w:p>
+    <w:p>
+      <w:pPr>
+        <w:rPr>
+          <w:rFonts w:ascii="Times New Roman" w:hAnsi="Times New Roman" w:cs="Times New Roman"/>
           <w:i/>
           <w:iCs/>
         </w:rPr>
@@ -1803,6 +1831,9 @@
     <w:p>
       <w:pPr>
         <w:ind w:firstLine="720"/>
+        <w:rPr>
+          <w:rFonts w:ascii="Times New Roman" w:hAnsi="Times New Roman" w:cs="Times New Roman"/>
+        </w:rPr>
       </w:pPr>
       <w:r>
         <w:rPr>
@@ -1811,7 +1842,7 @@
         </w:rPr>
         <w:t xml:space="preserve">This analysis indicates a misalignment between the distribution of MHCs and the concentration of H-2A agricultural workers across six western states. </w:t>
       </w:r>
-      <w:commentRangeStart w:id="6"/>
+      <w:commentRangeStart w:id="8"/>
       <w:r>
         <w:rPr>
           <w:rFonts w:ascii="Times New Roman" w:eastAsia="Times New Roman" w:hAnsi="Times New Roman" w:cs="Times New Roman"/>
@@ -1819,12 +1850,15 @@
         </w:rPr>
         <w:t>This gap is particularly concerning in places with higher environmental risk factors, such as heat waves, wildfires, and droughts, where healthcare access is especially needed</w:t>
       </w:r>
-      <w:commentRangeEnd w:id="6"/>
+      <w:commentRangeEnd w:id="8"/>
       <w:r>
         <w:rPr>
           <w:rStyle w:val="CommentReference"/>
-        </w:rPr>
-        <w:commentReference w:id="6"/>
+          <w:rFonts w:ascii="Times New Roman" w:hAnsi="Times New Roman" w:cs="Times New Roman"/>
+          <w:sz w:val="24"/>
+          <w:szCs w:val="24"/>
+        </w:rPr>
+        <w:commentReference w:id="8"/>
       </w:r>
       <w:r>
         <w:rPr>
@@ -1837,6 +1871,9 @@
     <w:p>
       <w:pPr>
         <w:ind w:firstLine="720"/>
+        <w:rPr>
+          <w:rFonts w:ascii="Times New Roman" w:hAnsi="Times New Roman" w:cs="Times New Roman"/>
+        </w:rPr>
       </w:pPr>
       <w:r>
         <w:rPr>
@@ -1846,22 +1883,126 @@
         <w:t>Expansion of MHCs, guided by data on worker population density and climate exposure, would improve the effectiveness and availability of care. Aligning healthcare supply with areas of greatest need will support both public health and the quality of life for the agricultural worker population and their families.</w:t>
       </w:r>
     </w:p>
-    <w:p/>
-    <w:p/>
+    <w:p>
+      <w:pPr>
+        <w:rPr>
+          <w:rFonts w:ascii="Times New Roman" w:hAnsi="Times New Roman" w:cs="Times New Roman"/>
+        </w:rPr>
+      </w:pPr>
+    </w:p>
+    <w:p>
+      <w:pPr>
+        <w:rPr>
+          <w:rFonts w:ascii="Times New Roman" w:hAnsi="Times New Roman" w:cs="Times New Roman"/>
+        </w:rPr>
+      </w:pPr>
+    </w:p>
     <w:p>
       <w:pPr>
         <w:rPr>
           <w:rFonts w:ascii="Times New Roman" w:eastAsia="Book Antiqua" w:hAnsi="Times New Roman" w:cs="Times New Roman"/>
+          <w:b/>
+          <w:bCs/>
+          <w:i/>
+          <w:iCs/>
+        </w:rPr>
+      </w:pPr>
+    </w:p>
+    <w:p>
+      <w:pPr>
+        <w:rPr>
+          <w:rFonts w:ascii="Times New Roman" w:eastAsia="Book Antiqua" w:hAnsi="Times New Roman" w:cs="Times New Roman"/>
+          <w:b/>
+          <w:bCs/>
+          <w:i/>
+          <w:iCs/>
+        </w:rPr>
+      </w:pPr>
+    </w:p>
+    <w:p>
+      <w:pPr>
+        <w:rPr>
+          <w:rFonts w:ascii="Times New Roman" w:eastAsia="Book Antiqua" w:hAnsi="Times New Roman" w:cs="Times New Roman"/>
+          <w:b/>
+          <w:bCs/>
+          <w:i/>
+          <w:iCs/>
+        </w:rPr>
+      </w:pPr>
+    </w:p>
+    <w:p>
+      <w:pPr>
+        <w:rPr>
+          <w:rFonts w:ascii="Times New Roman" w:eastAsia="Book Antiqua" w:hAnsi="Times New Roman" w:cs="Times New Roman"/>
+          <w:b/>
+          <w:bCs/>
+          <w:i/>
+          <w:iCs/>
+        </w:rPr>
+      </w:pPr>
+    </w:p>
+    <w:p>
+      <w:pPr>
+        <w:rPr>
+          <w:rFonts w:ascii="Times New Roman" w:eastAsia="Book Antiqua" w:hAnsi="Times New Roman" w:cs="Times New Roman"/>
+        </w:rPr>
+      </w:pPr>
+      <w:r>
+        <w:rPr>
+          <w:rFonts w:ascii="Times New Roman" w:eastAsia="Book Antiqua" w:hAnsi="Times New Roman" w:cs="Times New Roman"/>
+          <w:b/>
+          <w:bCs/>
+          <w:i/>
+          <w:iCs/>
+        </w:rPr>
+        <w:t>References</w:t>
+      </w:r>
+    </w:p>
+    <w:p>
+      <w:pPr>
+        <w:rPr>
+          <w:rFonts w:ascii="Times New Roman" w:eastAsia="Book Antiqua" w:hAnsi="Times New Roman" w:cs="Times New Roman"/>
+        </w:rPr>
+      </w:pPr>
+      <w:r>
+        <w:rPr>
+          <w:rFonts w:ascii="Times New Roman" w:eastAsia="Book Antiqua" w:hAnsi="Times New Roman" w:cs="Times New Roman"/>
+        </w:rPr>
+        <w:t>“</w:t>
+      </w:r>
+      <w:proofErr w:type="spellStart"/>
+      <w:r>
+        <w:rPr>
+          <w:rFonts w:ascii="Times New Roman" w:eastAsia="Book Antiqua" w:hAnsi="Times New Roman" w:cs="Times New Roman"/>
+        </w:rPr>
+        <w:t>Niosh</w:t>
+      </w:r>
+      <w:proofErr w:type="spellEnd"/>
+      <w:r>
+        <w:rPr>
+          <w:rFonts w:ascii="Times New Roman" w:eastAsia="Book Antiqua" w:hAnsi="Times New Roman" w:cs="Times New Roman"/>
+        </w:rPr>
+        <w:t xml:space="preserve"> Worker Health Charts.” Centers for Disease Control and Prevention, Centers for Disease Control and Prevention, 11 Sept. 2024, wwwn.cdc.gov/NIOSH-WHC/chart/bls-ii?T=ZS&amp;V=C&amp;D=RANGE&amp;chk_codes=False.</w:t>
+      </w:r>
+    </w:p>
+    <w:p>
+      <w:pPr>
+        <w:rPr>
+          <w:rFonts w:ascii="Times New Roman" w:eastAsia="Book Antiqua" w:hAnsi="Times New Roman" w:cs="Times New Roman"/>
+        </w:rPr>
+      </w:pPr>
+    </w:p>
+    <w:p>
+      <w:pPr>
+        <w:rPr>
+          <w:rFonts w:ascii="Times New Roman" w:eastAsia="Book Antiqua" w:hAnsi="Times New Roman" w:cs="Times New Roman"/>
         </w:rPr>
       </w:pPr>
     </w:p>
     <w:sectPr>
-      <w:headerReference w:type="even" r:id="rId19"/>
-      <w:headerReference w:type="default" r:id="rId20"/>
-      <w:footerReference w:type="even" r:id="rId21"/>
-      <w:footerReference w:type="default" r:id="rId22"/>
-      <w:headerReference w:type="first" r:id="rId23"/>
-      <w:footerReference w:type="first" r:id="rId24"/>
+      <w:footerReference w:type="default" r:id="rId19"/>
+      <w:headerReference w:type="first" r:id="rId20"/>
+      <w:footerReference w:type="first" r:id="rId21"/>
       <w:pgSz w:w="12240" w:h="15840"/>
       <w:pgMar w:top="1440" w:right="1440" w:bottom="1440" w:left="1440" w:header="720" w:footer="720" w:gutter="0"/>
       <w:cols w:space="720"/>
@@ -1970,7 +2111,39 @@
       </w:r>
     </w:p>
   </w:comment>
-  <w:comment w:id="6" w:author="Pena,Anita" w:date="2025-05-05T12:40:00Z" w:initials="AP">
+  <w:comment w:id="6" w:author="Pena,Anita" w:date="2025-05-05T12:31:00Z" w:initials="AP">
+    <w:p>
+      <w:pPr>
+        <w:pStyle w:val="CommentText"/>
+      </w:pPr>
+      <w:r>
+        <w:rPr>
+          <w:rStyle w:val="CommentReference"/>
+        </w:rPr>
+        <w:annotationRef/>
+      </w:r>
+      <w:r>
+        <w:t>This table is great but needs a legend for the color scale!</w:t>
+      </w:r>
+    </w:p>
+  </w:comment>
+  <w:comment w:id="7" w:author="Nathan Seto" w:date="2025-05-05T17:38:00Z" w:initials="NS">
+    <w:p>
+      <w:pPr>
+        <w:pStyle w:val="CommentText"/>
+      </w:pPr>
+      <w:r>
+        <w:rPr>
+          <w:rStyle w:val="CommentReference"/>
+        </w:rPr>
+        <w:annotationRef/>
+      </w:r>
+      <w:r>
+        <w:t>True</w:t>
+      </w:r>
+    </w:p>
+  </w:comment>
+  <w:comment w:id="8" w:author="Pena,Anita" w:date="2025-05-05T12:40:00Z" w:initials="AP">
     <w:p>
       <w:pPr>
         <w:pStyle w:val="CommentText"/>
@@ -2000,10 +2173,12 @@
 
 <file path=word/commentsExtended.xml><?xml version="1.0" encoding="utf-8"?>
 <w15:commentsEx xmlns:wpc="http://schemas.microsoft.com/office/word/2010/wordprocessingCanvas" xmlns:cx="http://schemas.microsoft.com/office/drawing/2014/chartex" xmlns:cx1="http://schemas.microsoft.com/office/drawing/2015/9/8/chartex" xmlns:cx2="http://schemas.microsoft.com/office/drawing/2015/10/21/chartex" xmlns:cx3="http://schemas.microsoft.com/office/drawing/2016/5/9/chartex" xmlns:cx4="http://schemas.microsoft.com/office/drawing/2016/5/10/chartex" xmlns:cx5="http://schemas.microsoft.com/office/drawing/2016/5/11/chartex" xmlns:cx6="http://schemas.microsoft.com/office/drawing/2016/5/12/chartex" xmlns:cx7="http://schemas.microsoft.com/office/drawing/2016/5/13/chartex" xmlns:cx8="http://schemas.microsoft.com/office/drawing/2016/5/14/chartex" xmlns:mc="http://schemas.openxmlformats.org/markup-compatibility/2006" xmlns:aink="http://schemas.microsoft.com/office/drawing/2016/ink" xmlns:am3d="http://schemas.microsoft.com/office/drawing/2017/model3d" xmlns:o="urn:schemas-microsoft-com:office:office" xmlns:oel="http://schemas.microsoft.com/office/2019/extlst" xmlns:r="http://schemas.openxmlformats.org/officeDocument/2006/relationships" xmlns:m="http://schemas.openxmlformats.org/officeDocument/2006/math" xmlns:v="urn:schemas-microsoft-com:vml" xmlns:wp14="http://schemas.microsoft.com/office/word/2010/wordprocessingDrawing" xmlns:wp="http://schemas.openxmlformats.org/drawingml/2006/wordprocessingDrawing" xmlns:w10="urn:schemas-microsoft-com:office:word" xmlns:w="http://schemas.openxmlformats.org/wordprocessingml/2006/main" xmlns:w14="http://schemas.microsoft.com/office/word/2010/wordml" xmlns:w15="http://schemas.microsoft.com/office/word/2012/wordml" xmlns:w16cex="http://schemas.microsoft.com/office/word/2018/wordml/cex" xmlns:w16cid="http://schemas.microsoft.com/office/word/2016/wordml/cid" xmlns:w16="http://schemas.microsoft.com/office/word/2018/wordml" xmlns:w16du="http://schemas.microsoft.com/office/word/2023/wordml/word16du" xmlns:w16sdtdh="http://schemas.microsoft.com/office/word/2020/wordml/sdtdatahash" xmlns:w16sdtfl="http://schemas.microsoft.com/office/word/2024/wordml/sdtformatlock" xmlns:w16se="http://schemas.microsoft.com/office/word/2015/wordml/symex" xmlns:wpg="http://schemas.microsoft.com/office/word/2010/wordprocessingGroup" xmlns:wpi="http://schemas.microsoft.com/office/word/2010/wordprocessingInk" xmlns:wne="http://schemas.microsoft.com/office/word/2006/wordml" xmlns:wps="http://schemas.microsoft.com/office/word/2010/wordprocessingShape" mc:Ignorable="w14 w15 w16se w16cid w16 w16cex w16sdtdh w16sdtfl w16du wp14">
-  <w15:commentEx w15:paraId="28BF8B11" w15:done="0"/>
-  <w15:commentEx w15:paraId="16748C2A" w15:paraIdParent="28BF8B11" w15:done="0"/>
+  <w15:commentEx w15:paraId="28BF8B11" w15:done="1"/>
+  <w15:commentEx w15:paraId="16748C2A" w15:paraIdParent="28BF8B11" w15:done="1"/>
   <w15:commentEx w15:paraId="399C7834" w15:done="1"/>
-  <w15:commentEx w15:paraId="7E1AE44B" w15:done="0"/>
+  <w15:commentEx w15:paraId="004E4E62" w15:done="0"/>
+  <w15:commentEx w15:paraId="6B3395B1" w15:done="1"/>
+  <w15:commentEx w15:paraId="350295F9" w15:paraIdParent="6B3395B1" w15:done="1"/>
   <w15:commentEx w15:paraId="77AC99AF" w15:done="1"/>
   <w15:commentEx w15:paraId="3390C616" w15:paraIdParent="77AC99AF" w15:done="1"/>
   <w15:commentEx w15:paraId="2EF188AE" w15:done="0"/>
@@ -2016,6 +2191,8 @@
   <w16cex:commentExtensible w16cex:durableId="0F015869" w16cex:dateUtc="2025-05-05T23:32:00Z"/>
   <w16cex:commentExtensible w16cex:durableId="050B7F14" w16cex:dateUtc="2025-05-05T18:28:00Z"/>
   <w16cex:commentExtensible w16cex:durableId="2D862958" w16cex:dateUtc="2025-05-05T18:31:00Z"/>
+  <w16cex:commentExtensible w16cex:durableId="573152B7" w16cex:dateUtc="2025-05-05T18:31:00Z"/>
+  <w16cex:commentExtensible w16cex:durableId="3E672D5F" w16cex:dateUtc="2025-05-05T23:38:00Z"/>
   <w16cex:commentExtensible w16cex:durableId="48016CB3" w16cex:dateUtc="2025-05-05T18:31:00Z"/>
   <w16cex:commentExtensible w16cex:durableId="073DB775" w16cex:dateUtc="2025-05-05T23:38:00Z"/>
   <w16cex:commentExtensible w16cex:durableId="14C2F183" w16cex:dateUtc="2025-05-05T18:40:00Z"/>
@@ -2027,7 +2204,9 @@
   <w16cid:commentId w16cid:paraId="28BF8B11" w16cid:durableId="5BB77278"/>
   <w16cid:commentId w16cid:paraId="16748C2A" w16cid:durableId="0F015869"/>
   <w16cid:commentId w16cid:paraId="399C7834" w16cid:durableId="050B7F14"/>
-  <w16cid:commentId w16cid:paraId="7E1AE44B" w16cid:durableId="2D862958"/>
+  <w16cid:commentId w16cid:paraId="004E4E62" w16cid:durableId="2D862958"/>
+  <w16cid:commentId w16cid:paraId="6B3395B1" w16cid:durableId="573152B7"/>
+  <w16cid:commentId w16cid:paraId="350295F9" w16cid:durableId="3E672D5F"/>
   <w16cid:commentId w16cid:paraId="77AC99AF" w16cid:durableId="48016CB3"/>
   <w16cid:commentId w16cid:paraId="3390C616" w16cid:durableId="073DB775"/>
   <w16cid:commentId w16cid:paraId="2EF188AE" w16cid:durableId="14C2F183"/>
@@ -2054,16 +2233,6 @@
 </file>
 
 <file path=word/footer1.xml><?xml version="1.0" encoding="utf-8"?>
-<w:ftr xmlns:wpc="http://schemas.microsoft.com/office/word/2010/wordprocessingCanvas" xmlns:cx="http://schemas.microsoft.com/office/drawing/2014/chartex" xmlns:cx1="http://schemas.microsoft.com/office/drawing/2015/9/8/chartex" xmlns:cx2="http://schemas.microsoft.com/office/drawing/2015/10/21/chartex" xmlns:cx3="http://schemas.microsoft.com/office/drawing/2016/5/9/chartex" xmlns:cx4="http://schemas.microsoft.com/office/drawing/2016/5/10/chartex" xmlns:cx5="http://schemas.microsoft.com/office/drawing/2016/5/11/chartex" xmlns:cx6="http://schemas.microsoft.com/office/drawing/2016/5/12/chartex" xmlns:cx7="http://schemas.microsoft.com/office/drawing/2016/5/13/chartex" xmlns:cx8="http://schemas.microsoft.com/office/drawing/2016/5/14/chartex" xmlns:mc="http://schemas.openxmlformats.org/markup-compatibility/2006" xmlns:aink="http://schemas.microsoft.com/office/drawing/2016/ink" xmlns:am3d="http://schemas.microsoft.com/office/drawing/2017/model3d" xmlns:o="urn:schemas-microsoft-com:office:office" xmlns:oel="http://schemas.microsoft.com/office/2019/extlst" xmlns:r="http://schemas.openxmlformats.org/officeDocument/2006/relationships" xmlns:m="http://schemas.openxmlformats.org/officeDocument/2006/math" xmlns:v="urn:schemas-microsoft-com:vml" xmlns:wp14="http://schemas.microsoft.com/office/word/2010/wordprocessingDrawing" xmlns:wp="http://schemas.openxmlformats.org/drawingml/2006/wordprocessingDrawing" xmlns:w10="urn:schemas-microsoft-com:office:word" xmlns:w="http://schemas.openxmlformats.org/wordprocessingml/2006/main" xmlns:w14="http://schemas.microsoft.com/office/word/2010/wordml" xmlns:w15="http://schemas.microsoft.com/office/word/2012/wordml" xmlns:w16cex="http://schemas.microsoft.com/office/word/2018/wordml/cex" xmlns:w16cid="http://schemas.microsoft.com/office/word/2016/wordml/cid" xmlns:w16="http://schemas.microsoft.com/office/word/2018/wordml" xmlns:w16du="http://schemas.microsoft.com/office/word/2023/wordml/word16du" xmlns:w16sdtdh="http://schemas.microsoft.com/office/word/2020/wordml/sdtdatahash" xmlns:w16sdtfl="http://schemas.microsoft.com/office/word/2024/wordml/sdtformatlock" xmlns:w16se="http://schemas.microsoft.com/office/word/2015/wordml/symex" xmlns:wpg="http://schemas.microsoft.com/office/word/2010/wordprocessingGroup" xmlns:wpi="http://schemas.microsoft.com/office/word/2010/wordprocessingInk" xmlns:wne="http://schemas.microsoft.com/office/word/2006/wordml" xmlns:wps="http://schemas.microsoft.com/office/word/2010/wordprocessingShape" mc:Ignorable="w14 w15 w16se w16cid w16 w16cex w16sdtdh w16sdtfl w16du wp14">
-  <w:p>
-    <w:pPr>
-      <w:pStyle w:val="Footer"/>
-    </w:pPr>
-  </w:p>
-</w:ftr>
-</file>
-
-<file path=word/footer2.xml><?xml version="1.0" encoding="utf-8"?>
 <w:ftr xmlns:wpc="http://schemas.microsoft.com/office/word/2010/wordprocessingCanvas" xmlns:cx="http://schemas.microsoft.com/office/drawing/2014/chartex" xmlns:cx1="http://schemas.microsoft.com/office/drawing/2015/9/8/chartex" xmlns:cx2="http://schemas.microsoft.com/office/drawing/2015/10/21/chartex" xmlns:cx3="http://schemas.microsoft.com/office/drawing/2016/5/9/chartex" xmlns:cx4="http://schemas.microsoft.com/office/drawing/2016/5/10/chartex" xmlns:cx5="http://schemas.microsoft.com/office/drawing/2016/5/11/chartex" xmlns:cx6="http://schemas.microsoft.com/office/drawing/2016/5/12/chartex" xmlns:cx7="http://schemas.microsoft.com/office/drawing/2016/5/13/chartex" xmlns:cx8="http://schemas.microsoft.com/office/drawing/2016/5/14/chartex" xmlns:mc="http://schemas.openxmlformats.org/markup-compatibility/2006" xmlns:aink="http://schemas.microsoft.com/office/drawing/2016/ink" xmlns:am3d="http://schemas.microsoft.com/office/drawing/2017/model3d" xmlns:o="urn:schemas-microsoft-com:office:office" xmlns:oel="http://schemas.microsoft.com/office/2019/extlst" xmlns:r="http://schemas.openxmlformats.org/officeDocument/2006/relationships" xmlns:m="http://schemas.openxmlformats.org/officeDocument/2006/math" xmlns:v="urn:schemas-microsoft-com:vml" xmlns:wp14="http://schemas.microsoft.com/office/word/2010/wordprocessingDrawing" xmlns:wp="http://schemas.openxmlformats.org/drawingml/2006/wordprocessingDrawing" xmlns:w10="urn:schemas-microsoft-com:office:word" xmlns:w="http://schemas.openxmlformats.org/wordprocessingml/2006/main" xmlns:w14="http://schemas.microsoft.com/office/word/2010/wordml" xmlns:w15="http://schemas.microsoft.com/office/word/2012/wordml" xmlns:w16cex="http://schemas.microsoft.com/office/word/2018/wordml/cex" xmlns:w16cid="http://schemas.microsoft.com/office/word/2016/wordml/cid" xmlns:w16="http://schemas.microsoft.com/office/word/2018/wordml" xmlns:w16du="http://schemas.microsoft.com/office/word/2023/wordml/word16du" xmlns:w16sdtdh="http://schemas.microsoft.com/office/word/2020/wordml/sdtdatahash" xmlns:w16sdtfl="http://schemas.microsoft.com/office/word/2024/wordml/sdtformatlock" xmlns:w16se="http://schemas.microsoft.com/office/word/2015/wordml/symex" xmlns:wpg="http://schemas.microsoft.com/office/word/2010/wordprocessingGroup" xmlns:wpi="http://schemas.microsoft.com/office/word/2010/wordprocessingInk" xmlns:wne="http://schemas.microsoft.com/office/word/2006/wordml" xmlns:wps="http://schemas.microsoft.com/office/word/2010/wordprocessingShape" mc:Ignorable="w14 w15 w16se w16cid w16 w16cex w16sdtdh w16sdtfl w16du wp14">
   <w:p>
     <w:pPr>
@@ -2120,7 +2289,7 @@
 </w:ftr>
 </file>
 
-<file path=word/footer3.xml><?xml version="1.0" encoding="utf-8"?>
+<file path=word/footer2.xml><?xml version="1.0" encoding="utf-8"?>
 <w:ftr xmlns:wpc="http://schemas.microsoft.com/office/word/2010/wordprocessingCanvas" xmlns:cx="http://schemas.microsoft.com/office/drawing/2014/chartex" xmlns:cx1="http://schemas.microsoft.com/office/drawing/2015/9/8/chartex" xmlns:cx2="http://schemas.microsoft.com/office/drawing/2015/10/21/chartex" xmlns:cx3="http://schemas.microsoft.com/office/drawing/2016/5/9/chartex" xmlns:cx4="http://schemas.microsoft.com/office/drawing/2016/5/10/chartex" xmlns:cx5="http://schemas.microsoft.com/office/drawing/2016/5/11/chartex" xmlns:cx6="http://schemas.microsoft.com/office/drawing/2016/5/12/chartex" xmlns:cx7="http://schemas.microsoft.com/office/drawing/2016/5/13/chartex" xmlns:cx8="http://schemas.microsoft.com/office/drawing/2016/5/14/chartex" xmlns:mc="http://schemas.openxmlformats.org/markup-compatibility/2006" xmlns:aink="http://schemas.microsoft.com/office/drawing/2016/ink" xmlns:am3d="http://schemas.microsoft.com/office/drawing/2017/model3d" xmlns:o="urn:schemas-microsoft-com:office:office" xmlns:oel="http://schemas.microsoft.com/office/2019/extlst" xmlns:r="http://schemas.openxmlformats.org/officeDocument/2006/relationships" xmlns:m="http://schemas.openxmlformats.org/officeDocument/2006/math" xmlns:v="urn:schemas-microsoft-com:vml" xmlns:wp14="http://schemas.microsoft.com/office/word/2010/wordprocessingDrawing" xmlns:wp="http://schemas.openxmlformats.org/drawingml/2006/wordprocessingDrawing" xmlns:w10="urn:schemas-microsoft-com:office:word" xmlns:w="http://schemas.openxmlformats.org/wordprocessingml/2006/main" xmlns:w14="http://schemas.microsoft.com/office/word/2010/wordml" xmlns:w15="http://schemas.microsoft.com/office/word/2012/wordml" xmlns:w16cex="http://schemas.microsoft.com/office/word/2018/wordml/cex" xmlns:w16cid="http://schemas.microsoft.com/office/word/2016/wordml/cid" xmlns:w16="http://schemas.microsoft.com/office/word/2018/wordml" xmlns:w16du="http://schemas.microsoft.com/office/word/2023/wordml/word16du" xmlns:w16sdtdh="http://schemas.microsoft.com/office/word/2020/wordml/sdtdatahash" xmlns:w16sdtfl="http://schemas.microsoft.com/office/word/2024/wordml/sdtformatlock" xmlns:w16se="http://schemas.microsoft.com/office/word/2015/wordml/symex" xmlns:wpg="http://schemas.microsoft.com/office/word/2010/wordprocessingGroup" xmlns:wpi="http://schemas.microsoft.com/office/word/2010/wordprocessingInk" xmlns:wne="http://schemas.microsoft.com/office/word/2006/wordml" xmlns:wps="http://schemas.microsoft.com/office/word/2010/wordprocessingShape" mc:Ignorable="w14 w15 w16se w16cid w16 w16cex w16sdtdh w16sdtfl w16du wp14">
   <w:p>
     <w:pPr>
@@ -2201,26 +2370,6 @@
   <w:p>
     <w:pPr>
       <w:pStyle w:val="Header"/>
-    </w:pPr>
-  </w:p>
-</w:hdr>
-</file>
-
-<file path=word/header2.xml><?xml version="1.0" encoding="utf-8"?>
-<w:hdr xmlns:wpc="http://schemas.microsoft.com/office/word/2010/wordprocessingCanvas" xmlns:cx="http://schemas.microsoft.com/office/drawing/2014/chartex" xmlns:cx1="http://schemas.microsoft.com/office/drawing/2015/9/8/chartex" xmlns:cx2="http://schemas.microsoft.com/office/drawing/2015/10/21/chartex" xmlns:cx3="http://schemas.microsoft.com/office/drawing/2016/5/9/chartex" xmlns:cx4="http://schemas.microsoft.com/office/drawing/2016/5/10/chartex" xmlns:cx5="http://schemas.microsoft.com/office/drawing/2016/5/11/chartex" xmlns:cx6="http://schemas.microsoft.com/office/drawing/2016/5/12/chartex" xmlns:cx7="http://schemas.microsoft.com/office/drawing/2016/5/13/chartex" xmlns:cx8="http://schemas.microsoft.com/office/drawing/2016/5/14/chartex" xmlns:mc="http://schemas.openxmlformats.org/markup-compatibility/2006" xmlns:aink="http://schemas.microsoft.com/office/drawing/2016/ink" xmlns:am3d="http://schemas.microsoft.com/office/drawing/2017/model3d" xmlns:o="urn:schemas-microsoft-com:office:office" xmlns:oel="http://schemas.microsoft.com/office/2019/extlst" xmlns:r="http://schemas.openxmlformats.org/officeDocument/2006/relationships" xmlns:m="http://schemas.openxmlformats.org/officeDocument/2006/math" xmlns:v="urn:schemas-microsoft-com:vml" xmlns:wp14="http://schemas.microsoft.com/office/word/2010/wordprocessingDrawing" xmlns:wp="http://schemas.openxmlformats.org/drawingml/2006/wordprocessingDrawing" xmlns:w10="urn:schemas-microsoft-com:office:word" xmlns:w="http://schemas.openxmlformats.org/wordprocessingml/2006/main" xmlns:w14="http://schemas.microsoft.com/office/word/2010/wordml" xmlns:w15="http://schemas.microsoft.com/office/word/2012/wordml" xmlns:w16cex="http://schemas.microsoft.com/office/word/2018/wordml/cex" xmlns:w16cid="http://schemas.microsoft.com/office/word/2016/wordml/cid" xmlns:w16="http://schemas.microsoft.com/office/word/2018/wordml" xmlns:w16du="http://schemas.microsoft.com/office/word/2023/wordml/word16du" xmlns:w16sdtdh="http://schemas.microsoft.com/office/word/2020/wordml/sdtdatahash" xmlns:w16sdtfl="http://schemas.microsoft.com/office/word/2024/wordml/sdtformatlock" xmlns:w16se="http://schemas.microsoft.com/office/word/2015/wordml/symex" xmlns:wpg="http://schemas.microsoft.com/office/word/2010/wordprocessingGroup" xmlns:wpi="http://schemas.microsoft.com/office/word/2010/wordprocessingInk" xmlns:wne="http://schemas.microsoft.com/office/word/2006/wordml" xmlns:wps="http://schemas.microsoft.com/office/word/2010/wordprocessingShape" mc:Ignorable="w14 w15 w16se w16cid w16 w16cex w16sdtdh w16sdtfl w16du wp14">
-  <w:p>
-    <w:pPr>
-      <w:pStyle w:val="Header"/>
-    </w:pPr>
-  </w:p>
-</w:hdr>
-</file>
-
-<file path=word/header3.xml><?xml version="1.0" encoding="utf-8"?>
-<w:hdr xmlns:wpc="http://schemas.microsoft.com/office/word/2010/wordprocessingCanvas" xmlns:cx="http://schemas.microsoft.com/office/drawing/2014/chartex" xmlns:cx1="http://schemas.microsoft.com/office/drawing/2015/9/8/chartex" xmlns:cx2="http://schemas.microsoft.com/office/drawing/2015/10/21/chartex" xmlns:cx3="http://schemas.microsoft.com/office/drawing/2016/5/9/chartex" xmlns:cx4="http://schemas.microsoft.com/office/drawing/2016/5/10/chartex" xmlns:cx5="http://schemas.microsoft.com/office/drawing/2016/5/11/chartex" xmlns:cx6="http://schemas.microsoft.com/office/drawing/2016/5/12/chartex" xmlns:cx7="http://schemas.microsoft.com/office/drawing/2016/5/13/chartex" xmlns:cx8="http://schemas.microsoft.com/office/drawing/2016/5/14/chartex" xmlns:mc="http://schemas.openxmlformats.org/markup-compatibility/2006" xmlns:aink="http://schemas.microsoft.com/office/drawing/2016/ink" xmlns:am3d="http://schemas.microsoft.com/office/drawing/2017/model3d" xmlns:o="urn:schemas-microsoft-com:office:office" xmlns:oel="http://schemas.microsoft.com/office/2019/extlst" xmlns:r="http://schemas.openxmlformats.org/officeDocument/2006/relationships" xmlns:m="http://schemas.openxmlformats.org/officeDocument/2006/math" xmlns:v="urn:schemas-microsoft-com:vml" xmlns:wp14="http://schemas.microsoft.com/office/word/2010/wordprocessingDrawing" xmlns:wp="http://schemas.openxmlformats.org/drawingml/2006/wordprocessingDrawing" xmlns:w10="urn:schemas-microsoft-com:office:word" xmlns:w="http://schemas.openxmlformats.org/wordprocessingml/2006/main" xmlns:w14="http://schemas.microsoft.com/office/word/2010/wordml" xmlns:w15="http://schemas.microsoft.com/office/word/2012/wordml" xmlns:w16cex="http://schemas.microsoft.com/office/word/2018/wordml/cex" xmlns:w16cid="http://schemas.microsoft.com/office/word/2016/wordml/cid" xmlns:w16="http://schemas.microsoft.com/office/word/2018/wordml" xmlns:w16du="http://schemas.microsoft.com/office/word/2023/wordml/word16du" xmlns:w16sdtdh="http://schemas.microsoft.com/office/word/2020/wordml/sdtdatahash" xmlns:w16sdtfl="http://schemas.microsoft.com/office/word/2024/wordml/sdtformatlock" xmlns:w16se="http://schemas.microsoft.com/office/word/2015/wordml/symex" xmlns:wpg="http://schemas.microsoft.com/office/word/2010/wordprocessingGroup" xmlns:wpi="http://schemas.microsoft.com/office/word/2010/wordprocessingInk" xmlns:wne="http://schemas.microsoft.com/office/word/2006/wordml" xmlns:wps="http://schemas.microsoft.com/office/word/2010/wordprocessingShape" mc:Ignorable="w14 w15 w16se w16cid w16 w16cex w16sdtdh w16sdtfl w16du wp14">
-  <w:p>
-    <w:pPr>
-      <w:pStyle w:val="Header"/>
       <w:jc w:val="center"/>
     </w:pPr>
     <w:r>
@@ -2228,7 +2377,7 @@
         <w:noProof/>
       </w:rPr>
       <w:drawing>
-        <wp:inline distT="0" distB="0" distL="0" distR="0" wp14:anchorId="26B183A1" wp14:editId="031374B5">
+        <wp:inline distT="0" distB="0" distL="0" distR="0" wp14:anchorId="26B183A1" wp14:editId="0A510489">
           <wp:extent cx="1879600" cy="436398"/>
           <wp:effectExtent l="0" t="0" r="0" b="0"/>
           <wp:docPr id="2" name="Picture 2"/>
@@ -2257,7 +2406,7 @@
                 <pic:spPr>
                   <a:xfrm>
                     <a:off x="0" y="0"/>
-                    <a:ext cx="1882042" cy="436965"/>
+                    <a:ext cx="1879600" cy="436398"/>
                   </a:xfrm>
                   <a:prstGeom prst="rect">
                     <a:avLst/>
@@ -2588,6 +2737,155 @@
     </w:lvl>
   </w:abstractNum>
   <w:abstractNum w:abstractNumId="3" w15:restartNumberingAfterBreak="0">
+    <w:nsid w:val="45824E4A"/>
+    <w:multiLevelType w:val="multilevel"/>
+    <w:tmpl w:val="4E28C9A4"/>
+    <w:lvl w:ilvl="0">
+      <w:start w:val="1"/>
+      <w:numFmt w:val="bullet"/>
+      <w:lvlText w:val=""/>
+      <w:lvlJc w:val="left"/>
+      <w:pPr>
+        <w:tabs>
+          <w:tab w:val="num" w:pos="720"/>
+        </w:tabs>
+        <w:ind w:left="720" w:hanging="360"/>
+      </w:pPr>
+      <w:rPr>
+        <w:rFonts w:ascii="Symbol" w:hAnsi="Symbol" w:hint="default"/>
+        <w:sz w:val="20"/>
+      </w:rPr>
+    </w:lvl>
+    <w:lvl w:ilvl="1" w:tentative="1">
+      <w:start w:val="1"/>
+      <w:numFmt w:val="bullet"/>
+      <w:lvlText w:val="o"/>
+      <w:lvlJc w:val="left"/>
+      <w:pPr>
+        <w:tabs>
+          <w:tab w:val="num" w:pos="1440"/>
+        </w:tabs>
+        <w:ind w:left="1440" w:hanging="360"/>
+      </w:pPr>
+      <w:rPr>
+        <w:rFonts w:ascii="Courier New" w:hAnsi="Courier New" w:hint="default"/>
+        <w:sz w:val="20"/>
+      </w:rPr>
+    </w:lvl>
+    <w:lvl w:ilvl="2" w:tentative="1">
+      <w:start w:val="1"/>
+      <w:numFmt w:val="bullet"/>
+      <w:lvlText w:val=""/>
+      <w:lvlJc w:val="left"/>
+      <w:pPr>
+        <w:tabs>
+          <w:tab w:val="num" w:pos="2160"/>
+        </w:tabs>
+        <w:ind w:left="2160" w:hanging="360"/>
+      </w:pPr>
+      <w:rPr>
+        <w:rFonts w:ascii="Wingdings" w:hAnsi="Wingdings" w:hint="default"/>
+        <w:sz w:val="20"/>
+      </w:rPr>
+    </w:lvl>
+    <w:lvl w:ilvl="3" w:tentative="1">
+      <w:start w:val="1"/>
+      <w:numFmt w:val="bullet"/>
+      <w:lvlText w:val=""/>
+      <w:lvlJc w:val="left"/>
+      <w:pPr>
+        <w:tabs>
+          <w:tab w:val="num" w:pos="2880"/>
+        </w:tabs>
+        <w:ind w:left="2880" w:hanging="360"/>
+      </w:pPr>
+      <w:rPr>
+        <w:rFonts w:ascii="Wingdings" w:hAnsi="Wingdings" w:hint="default"/>
+        <w:sz w:val="20"/>
+      </w:rPr>
+    </w:lvl>
+    <w:lvl w:ilvl="4" w:tentative="1">
+      <w:start w:val="1"/>
+      <w:numFmt w:val="bullet"/>
+      <w:lvlText w:val=""/>
+      <w:lvlJc w:val="left"/>
+      <w:pPr>
+        <w:tabs>
+          <w:tab w:val="num" w:pos="3600"/>
+        </w:tabs>
+        <w:ind w:left="3600" w:hanging="360"/>
+      </w:pPr>
+      <w:rPr>
+        <w:rFonts w:ascii="Wingdings" w:hAnsi="Wingdings" w:hint="default"/>
+        <w:sz w:val="20"/>
+      </w:rPr>
+    </w:lvl>
+    <w:lvl w:ilvl="5" w:tentative="1">
+      <w:start w:val="1"/>
+      <w:numFmt w:val="bullet"/>
+      <w:lvlText w:val=""/>
+      <w:lvlJc w:val="left"/>
+      <w:pPr>
+        <w:tabs>
+          <w:tab w:val="num" w:pos="4320"/>
+        </w:tabs>
+        <w:ind w:left="4320" w:hanging="360"/>
+      </w:pPr>
+      <w:rPr>
+        <w:rFonts w:ascii="Wingdings" w:hAnsi="Wingdings" w:hint="default"/>
+        <w:sz w:val="20"/>
+      </w:rPr>
+    </w:lvl>
+    <w:lvl w:ilvl="6" w:tentative="1">
+      <w:start w:val="1"/>
+      <w:numFmt w:val="bullet"/>
+      <w:lvlText w:val=""/>
+      <w:lvlJc w:val="left"/>
+      <w:pPr>
+        <w:tabs>
+          <w:tab w:val="num" w:pos="5040"/>
+        </w:tabs>
+        <w:ind w:left="5040" w:hanging="360"/>
+      </w:pPr>
+      <w:rPr>
+        <w:rFonts w:ascii="Wingdings" w:hAnsi="Wingdings" w:hint="default"/>
+        <w:sz w:val="20"/>
+      </w:rPr>
+    </w:lvl>
+    <w:lvl w:ilvl="7" w:tentative="1">
+      <w:start w:val="1"/>
+      <w:numFmt w:val="bullet"/>
+      <w:lvlText w:val=""/>
+      <w:lvlJc w:val="left"/>
+      <w:pPr>
+        <w:tabs>
+          <w:tab w:val="num" w:pos="5760"/>
+        </w:tabs>
+        <w:ind w:left="5760" w:hanging="360"/>
+      </w:pPr>
+      <w:rPr>
+        <w:rFonts w:ascii="Wingdings" w:hAnsi="Wingdings" w:hint="default"/>
+        <w:sz w:val="20"/>
+      </w:rPr>
+    </w:lvl>
+    <w:lvl w:ilvl="8" w:tentative="1">
+      <w:start w:val="1"/>
+      <w:numFmt w:val="bullet"/>
+      <w:lvlText w:val=""/>
+      <w:lvlJc w:val="left"/>
+      <w:pPr>
+        <w:tabs>
+          <w:tab w:val="num" w:pos="6480"/>
+        </w:tabs>
+        <w:ind w:left="6480" w:hanging="360"/>
+      </w:pPr>
+      <w:rPr>
+        <w:rFonts w:ascii="Wingdings" w:hAnsi="Wingdings" w:hint="default"/>
+        <w:sz w:val="20"/>
+      </w:rPr>
+    </w:lvl>
+  </w:abstractNum>
+  <w:abstractNum w:abstractNumId="4" w15:restartNumberingAfterBreak="0">
     <w:nsid w:val="68956F80"/>
     <w:multiLevelType w:val="hybridMultilevel"/>
     <w:tmpl w:val="27B6BF60"/>
@@ -2701,7 +2999,7 @@
     </w:lvl>
   </w:abstractNum>
   <w:num w:numId="1" w16cid:durableId="123354701">
-    <w:abstractNumId w:val="3"/>
+    <w:abstractNumId w:val="4"/>
   </w:num>
   <w:num w:numId="2" w16cid:durableId="362170980">
     <w:abstractNumId w:val="2"/>
@@ -2711,6 +3009,9 @@
   </w:num>
   <w:num w:numId="4" w16cid:durableId="1487818110">
     <w:abstractNumId w:val="0"/>
+  </w:num>
+  <w:num w:numId="5" w16cid:durableId="284387099">
+    <w:abstractNumId w:val="3"/>
   </w:num>
 </w:numbering>
 </file>
